--- a/BGIL_DBT/validation/travel/DM-H/DM-H1_OPUS.docx
+++ b/BGIL_DBT/validation/travel/DM-H/DM-H1_OPUS.docx
@@ -3319,6 +3319,9 @@
       <w:r>
         <w:t xml:space="preserve">1. SETUP — CDC test set-up (run once)</w:t>
       </w:r>
+      <w:r>
+        <w:t xml:space="preserve">  [M1]</w:t>
+      </w:r>
     </w:p>
     <w:tbl>
       <w:tblPr>
@@ -3623,6 +3626,9 @@
       <w:r>
         <w:t xml:space="preserve">2. OPUS — CDC before / after test procedure</w:t>
       </w:r>
+      <w:r>
+        <w:t xml:space="preserve">  [M1]</w:t>
+      </w:r>
     </w:p>
     <w:tbl>
       <w:tblPr>
@@ -3939,6 +3945,9 @@
       <w:r>
         <w:t xml:space="preserve">3. OPUS — SAT_COMMON_ADDRESS</w:t>
       </w:r>
+      <w:r>
+        <w:t xml:space="preserve">  [M1]</w:t>
+      </w:r>
     </w:p>
     <w:tbl>
       <w:tblPr>
@@ -4253,6 +4262,9 @@
       <w:r>
         <w:t xml:space="preserve">4. OPUS — SAT_COMMON_CLASSIFICATION</w:t>
       </w:r>
+      <w:r>
+        <w:t xml:space="preserve">  [M1]</w:t>
+      </w:r>
     </w:p>
     <w:tbl>
       <w:tblPr>
@@ -4549,6 +4561,9 @@
       <w:r>
         <w:t xml:space="preserve">5. OPUS — SAT_COMMON_CONTACT</w:t>
       </w:r>
+      <w:r>
+        <w:t xml:space="preserve">  [M1]</w:t>
+      </w:r>
     </w:p>
     <w:tbl>
       <w:tblPr>
@@ -4831,6 +4846,9 @@
       <w:r>
         <w:t xml:space="preserve">6. OPUS — SAT_COVERAGE_CONDITIONS</w:t>
       </w:r>
+      <w:r>
+        <w:t xml:space="preserve">  [M1]</w:t>
+      </w:r>
     </w:p>
     <w:tbl>
       <w:tblPr>
@@ -5127,6 +5145,9 @@
       <w:r>
         <w:t xml:space="preserve">7. OPUS — SAT_COVERAGE_DEFINITION</w:t>
       </w:r>
+      <w:r>
+        <w:t xml:space="preserve">  [M1]</w:t>
+      </w:r>
     </w:p>
     <w:tbl>
       <w:tblPr>
@@ -5459,6 +5480,9 @@
       <w:r>
         <w:t xml:space="preserve">8. OPUS — SAT_COVERAGE_LIMITS</w:t>
       </w:r>
+      <w:r>
+        <w:t xml:space="preserve">  [M1]</w:t>
+      </w:r>
     </w:p>
     <w:tbl>
       <w:tblPr>
@@ -5773,6 +5797,9 @@
       <w:r>
         <w:t xml:space="preserve">9. OPUS — SAT_FINTXN_COMMISSION</w:t>
       </w:r>
+      <w:r>
+        <w:t xml:space="preserve">  [M1]</w:t>
+      </w:r>
     </w:p>
     <w:tbl>
       <w:tblPr>
@@ -6087,6 +6114,9 @@
       <w:r>
         <w:t xml:space="preserve">10. OPUS — SAT_FINTXN_HEADER</w:t>
       </w:r>
+      <w:r>
+        <w:t xml:space="preserve">  [M1]</w:t>
+      </w:r>
     </w:p>
     <w:tbl>
       <w:tblPr>
@@ -6383,6 +6413,9 @@
       <w:r>
         <w:t xml:space="preserve">11. OPUS — SAT_FINTXN_PREMIUM</w:t>
       </w:r>
+      <w:r>
+        <w:t xml:space="preserve">  [M1]</w:t>
+      </w:r>
     </w:p>
     <w:tbl>
       <w:tblPr>
@@ -6715,6 +6748,9 @@
       <w:r>
         <w:t xml:space="preserve">12. OPUS — SAT_FINTXN_TAX</w:t>
       </w:r>
+      <w:r>
+        <w:t xml:space="preserve">  [M1]</w:t>
+      </w:r>
     </w:p>
     <w:tbl>
       <w:tblPr>
@@ -6997,6 +7033,9 @@
       <w:r>
         <w:t xml:space="preserve">13. OPUS — SAT_FIN_CHARGE_RATE</w:t>
       </w:r>
+      <w:r>
+        <w:t xml:space="preserve">  [M1]</w:t>
+      </w:r>
     </w:p>
     <w:tbl>
       <w:tblPr>
@@ -7293,6 +7332,9 @@
       <w:r>
         <w:t xml:space="preserve">14. OPUS — SAT_FIN_RECEIPT</w:t>
       </w:r>
+      <w:r>
+        <w:t xml:space="preserve">  [M1]</w:t>
+      </w:r>
     </w:p>
     <w:tbl>
       <w:tblPr>
@@ -7607,6 +7649,9 @@
       <w:r>
         <w:t xml:space="preserve">15. OPUS — SAT_LNK_ROLE_NOMINEE_BENEFICIARY</w:t>
       </w:r>
+      <w:r>
+        <w:t xml:space="preserve">  [M1]</w:t>
+      </w:r>
     </w:p>
     <w:tbl>
       <w:tblPr>
@@ -7903,6 +7948,9 @@
       <w:r>
         <w:t xml:space="preserve">16. OPUS — SAT_ORG_UNIT_DEFINITION</w:t>
       </w:r>
+      <w:r>
+        <w:t xml:space="preserve">  [M1]</w:t>
+      </w:r>
     </w:p>
     <w:tbl>
       <w:tblPr>
@@ -8199,6 +8247,9 @@
       <w:r>
         <w:t xml:space="preserve">17. OPUS — SAT_PARTY_EMPLOYMENT</w:t>
       </w:r>
+      <w:r>
+        <w:t xml:space="preserve">  [M2]</w:t>
+      </w:r>
     </w:p>
     <w:tbl>
       <w:tblPr>
@@ -8513,6 +8564,9 @@
       <w:r>
         <w:t xml:space="preserve">18. OPUS — SAT_PARTY_HEALTH_PROFILE</w:t>
       </w:r>
+      <w:r>
+        <w:t xml:space="preserve">  [M2]</w:t>
+      </w:r>
     </w:p>
     <w:tbl>
       <w:tblPr>
@@ -8809,6 +8863,9 @@
       <w:r>
         <w:t xml:space="preserve">19. OPUS — SAT_PARTY_IDENTIFICATION</w:t>
       </w:r>
+      <w:r>
+        <w:t xml:space="preserve">  [M2]</w:t>
+      </w:r>
     </w:p>
     <w:tbl>
       <w:tblPr>
@@ -9091,6 +9148,9 @@
       <w:r>
         <w:t xml:space="preserve">20. OPUS — SAT_PARTY_IDENTITY</w:t>
       </w:r>
+      <w:r>
+        <w:t xml:space="preserve">  [M2]</w:t>
+      </w:r>
     </w:p>
     <w:tbl>
       <w:tblPr>
@@ -9423,6 +9483,9 @@
       <w:r>
         <w:t xml:space="preserve">21. OPUS — SAT_PARTY_INDIVIDUAL_DEMOGRAPHICS</w:t>
       </w:r>
+      <w:r>
+        <w:t xml:space="preserve">  [M2]</w:t>
+      </w:r>
     </w:p>
     <w:tbl>
       <w:tblPr>
@@ -9719,6 +9782,9 @@
       <w:r>
         <w:t xml:space="preserve">22. OPUS — SAT_POLICY_CLASSIFICATION</w:t>
       </w:r>
+      <w:r>
+        <w:t xml:space="preserve">  [M2]</w:t>
+      </w:r>
     </w:p>
     <w:tbl>
       <w:tblPr>
@@ -10001,6 +10067,9 @@
       <w:r>
         <w:t xml:space="preserve">23. OPUS — SAT_POLICY_HEADER</w:t>
       </w:r>
+      <w:r>
+        <w:t xml:space="preserve">  [M2]</w:t>
+      </w:r>
     </w:p>
     <w:tbl>
       <w:tblPr>
@@ -10351,6 +10420,9 @@
       <w:r>
         <w:t xml:space="preserve">24. OPUS — SAT_POLICY_TERMS</w:t>
       </w:r>
+      <w:r>
+        <w:t xml:space="preserve">  [M2]</w:t>
+      </w:r>
     </w:p>
     <w:tbl>
       <w:tblPr>
@@ -10647,6 +10719,9 @@
       <w:r>
         <w:t xml:space="preserve">25. OPUS — SAT_PRODUCT_DEFINITION</w:t>
       </w:r>
+      <w:r>
+        <w:t xml:space="preserve">  [M2]</w:t>
+      </w:r>
     </w:p>
     <w:tbl>
       <w:tblPr>
@@ -10979,6 +11054,9 @@
       <w:r>
         <w:t xml:space="preserve">26. OPUS — SAT_PRODUCT_RATING_FACTOR</w:t>
       </w:r>
+      <w:r>
+        <w:t xml:space="preserve">  [M2]</w:t>
+      </w:r>
     </w:p>
     <w:tbl>
       <w:tblPr>
@@ -11261,6 +11339,9 @@
       <w:r>
         <w:t xml:space="preserve">27. OPUS — SAT_PRODUCT_RATING_STRUCTURE</w:t>
       </w:r>
+      <w:r>
+        <w:t xml:space="preserve">  [M2]</w:t>
+      </w:r>
     </w:p>
     <w:tbl>
       <w:tblPr>
@@ -11557,6 +11638,9 @@
       <w:r>
         <w:t xml:space="preserve">28. OPUS — SAT_PRODUCT_TERMS</w:t>
       </w:r>
+      <w:r>
+        <w:t xml:space="preserve">  [M2]</w:t>
+      </w:r>
     </w:p>
     <w:tbl>
       <w:tblPr>
@@ -11871,6 +11955,9 @@
       <w:r>
         <w:t xml:space="preserve">29. OPUS — SAT_PROPOSAL_UNDERWRITING</w:t>
       </w:r>
+      <w:r>
+        <w:t xml:space="preserve">  [M2]</w:t>
+      </w:r>
     </w:p>
     <w:tbl>
       <w:tblPr>
@@ -12167,6 +12254,9 @@
       <w:r>
         <w:t xml:space="preserve">30. OPUS — SAT_QUOTE_HEADER</w:t>
       </w:r>
+      <w:r>
+        <w:t xml:space="preserve">  [M2]</w:t>
+      </w:r>
     </w:p>
     <w:tbl>
       <w:tblPr>
@@ -12463,6 +12553,9 @@
       <w:r>
         <w:t xml:space="preserve">31. OPUS — SAT_RISK_MOTOR_DRIVER</w:t>
       </w:r>
+      <w:r>
+        <w:t xml:space="preserve">  [M2]</w:t>
+      </w:r>
     </w:p>
     <w:tbl>
       <w:tblPr>
@@ -12759,6 +12852,9 @@
       <w:r>
         <w:t xml:space="preserve">32. OPUS — SAT_RISK_MOTOR_VEHICLE</w:t>
       </w:r>
+      <w:r>
+        <w:t xml:space="preserve">  [M2]</w:t>
+      </w:r>
     </w:p>
     <w:tbl>
       <w:tblPr>
@@ -13055,6 +13151,9 @@
       <w:r>
         <w:t xml:space="preserve">33. OPUS — SAT_RISK_OBJECT_CORE</w:t>
       </w:r>
+      <w:r>
+        <w:t xml:space="preserve">  [M3]</w:t>
+      </w:r>
     </w:p>
     <w:tbl>
       <w:tblPr>
@@ -13351,6 +13450,9 @@
       <w:r>
         <w:t xml:space="preserve">34. OPUS — SAT_RISK_PERSON_INSURED</w:t>
       </w:r>
+      <w:r>
+        <w:t xml:space="preserve">  [M3]</w:t>
+      </w:r>
     </w:p>
     <w:tbl>
       <w:tblPr>
@@ -13647,6 +13749,9 @@
       <w:r>
         <w:t xml:space="preserve">35. OPUS — SAT_RISK_PERSON_TRAVEL</w:t>
       </w:r>
+      <w:r>
+        <w:t xml:space="preserve">  [M3]</w:t>
+      </w:r>
     </w:p>
     <w:tbl>
       <w:tblPr>
@@ -13961,6 +14066,9 @@
       <w:r>
         <w:t xml:space="preserve">36. OPUS — SAT_AUG_COMMON_COMMUNICATION_PREFERENCE</w:t>
       </w:r>
+      <w:r>
+        <w:t xml:space="preserve">  [M3]</w:t>
+      </w:r>
     </w:p>
     <w:tbl>
       <w:tblPr>
@@ -14257,6 +14365,9 @@
       <w:r>
         <w:t xml:space="preserve">37. OPUS — SAT_AUG_COVERAGE_DEFINITION</w:t>
       </w:r>
+      <w:r>
+        <w:t xml:space="preserve">  [M3]</w:t>
+      </w:r>
     </w:p>
     <w:tbl>
       <w:tblPr>
@@ -14553,6 +14664,9 @@
       <w:r>
         <w:t xml:space="preserve">38. OPUS — SAT_AUG_COVERAGE_LIMITS</w:t>
       </w:r>
+      <w:r>
+        <w:t xml:space="preserve">  [M3]</w:t>
+      </w:r>
     </w:p>
     <w:tbl>
       <w:tblPr>
@@ -14849,6 +14963,9 @@
       <w:r>
         <w:t xml:space="preserve">39. OPUS — SAT_AUG_COVERAGE_RATING</w:t>
       </w:r>
+      <w:r>
+        <w:t xml:space="preserve">  [M3]</w:t>
+      </w:r>
     </w:p>
     <w:tbl>
       <w:tblPr>
@@ -15163,6 +15280,9 @@
       <w:r>
         <w:t xml:space="preserve">40. OPUS — SAT_AUG_FINTXN_PREMIUM</w:t>
       </w:r>
+      <w:r>
+        <w:t xml:space="preserve">  [M3]</w:t>
+      </w:r>
     </w:p>
     <w:tbl>
       <w:tblPr>
@@ -15477,6 +15597,9 @@
       <w:r>
         <w:t xml:space="preserve">41. OPUS — SAT_AUG_LNK_PARTY_ROLE_CORE</w:t>
       </w:r>
+      <w:r>
+        <w:t xml:space="preserve">  [M3]</w:t>
+      </w:r>
     </w:p>
     <w:tbl>
       <w:tblPr>
@@ -15773,6 +15896,9 @@
       <w:r>
         <w:t xml:space="preserve">42. OPUS — SAT_AUG_LNK_ROLE_CUSTOMER</w:t>
       </w:r>
+      <w:r>
+        <w:t xml:space="preserve">  [M3]</w:t>
+      </w:r>
     </w:p>
     <w:tbl>
       <w:tblPr>
@@ -16069,6 +16195,9 @@
       <w:r>
         <w:t xml:space="preserve">43. OPUS — SAT_AUG_PARTY_BANKING</w:t>
       </w:r>
+      <w:r>
+        <w:t xml:space="preserve">  [M3]</w:t>
+      </w:r>
     </w:p>
     <w:tbl>
       <w:tblPr>
@@ -16365,6 +16494,9 @@
       <w:r>
         <w:t xml:space="preserve">44. OPUS — SAT_AUG_PARTY_EMPLOYMENT</w:t>
       </w:r>
+      <w:r>
+        <w:t xml:space="preserve">  [M3]</w:t>
+      </w:r>
     </w:p>
     <w:tbl>
       <w:tblPr>
@@ -16661,6 +16793,9 @@
       <w:r>
         <w:t xml:space="preserve">45. OPUS — SAT_AUG_PRODUCT_TERMS</w:t>
       </w:r>
+      <w:r>
+        <w:t xml:space="preserve">  [M3]</w:t>
+      </w:r>
     </w:p>
     <w:tbl>
       <w:tblPr>
@@ -16993,6 +17128,9 @@
       <w:r>
         <w:t xml:space="preserve">46. OPUS — SAT_AUG_RISK_PERSON_INSURED</w:t>
       </w:r>
+      <w:r>
+        <w:t xml:space="preserve">  [M3]</w:t>
+      </w:r>
     </w:p>
     <w:tbl>
       <w:tblPr>
@@ -17289,6 +17427,9 @@
       <w:r>
         <w:t xml:space="preserve">47. OPUS — SAT_AUG_RISK_PERSON_TRAVEL</w:t>
       </w:r>
+      <w:r>
+        <w:t xml:space="preserve">  [M3]</w:t>
+      </w:r>
     </w:p>
     <w:tbl>
       <w:tblPr>
@@ -17584,6 +17725,9 @@
       </w:pPr>
       <w:r>
         <w:t xml:space="preserve">48. OPUS — CDC result (all satellites)</w:t>
+      </w:r>
+      <w:r>
+        <w:t xml:space="preserve">  [M3]</w:t>
       </w:r>
     </w:p>
     <w:tbl>

--- a/BGIL_DBT/validation/travel/DM-H/DM-H1_OPUS.docx
+++ b/BGIL_DBT/validation/travel/DM-H/DM-H1_OPUS.docx
@@ -221,17 +221,17 @@
               <w:rPr>
                 <w:b/>
               </w:rPr>
-              <w:t xml:space="preserve">Maximus Travel V2 RAW</w:t>
-            </w:r>
-          </w:p>
-        </w:tc>
-        <w:tc>
-          <w:tcPr>
-            <w:tcW w:type="dxa" w:w="5640"/>
-          </w:tcPr>
-          <w:p>
-            <w:r>
-              <w:t xml:space="preserve">RAW.MAXIMUS_TRAVEL_V2</w:t>
+              <w:t xml:space="preserve">Maximus Travel RAW</w:t>
+            </w:r>
+          </w:p>
+        </w:tc>
+        <w:tc>
+          <w:tcPr>
+            <w:tcW w:type="dxa" w:w="5640"/>
+          </w:tcPr>
+          <w:p>
+            <w:r>
+              <w:t xml:space="preserve">RAW.MAXIMUS_TRAVEL</w:t>
             </w:r>
           </w:p>
         </w:tc>
@@ -3319,9 +3319,6 @@
       <w:r>
         <w:t xml:space="preserve">1. SETUP — CDC test set-up (run once)</w:t>
       </w:r>
-      <w:r>
-        <w:t xml:space="preserve">  [M1]</w:t>
-      </w:r>
     </w:p>
     <w:tbl>
       <w:tblPr>
@@ -3626,9 +3623,6 @@
       <w:r>
         <w:t xml:space="preserve">2. OPUS — CDC before / after test procedure</w:t>
       </w:r>
-      <w:r>
-        <w:t xml:space="preserve">  [M1]</w:t>
-      </w:r>
     </w:p>
     <w:tbl>
       <w:tblPr>
@@ -3945,9 +3939,6 @@
       <w:r>
         <w:t xml:space="preserve">3. OPUS — SAT_COMMON_ADDRESS</w:t>
       </w:r>
-      <w:r>
-        <w:t xml:space="preserve">  [M1]</w:t>
-      </w:r>
     </w:p>
     <w:tbl>
       <w:tblPr>
@@ -4138,7 +4129,7 @@
         <w:t xml:space="preserve">Note: </w:t>
       </w:r>
       <w:r>
-        <w:t xml:space="preserve">HASHDIFF column HASHDIFF. Recomputed exactly as automate_dv 0.11.5 / sat_multi_source computes it, from the payload stored on the same row. A match proves every payload change changes the HASHDIFF, which is what drives a new row. standard satellite, sat_multi_source; PK LOCATION_HKEY; 2 RECORD_SOURCE group(s): OPUS_BJAZ_TRV_LOADER_DATA_MV [5 col(s)], OPUS_BJAZ_TRV_LOADER_LOG_TABLE_MV [6 col(s)]. stg2_common_address_bjaz_trv_loader_data_mv: column(s) COUNTRY_NAME could not be traced to RAW on at least one arm -- excluded (first-cut: walk columns from resolved_mtv2__ views or joined-in stitch columns are not yet inlined into the sampled queries).</w:t>
+        <w:t xml:space="preserve">HASHDIFF column HASHDIFF. Recomputed exactly as automate_dv 0.11.5 / sat_multi_source computes it, from the payload stored on the same row. A match proves every payload change changes the HASHDIFF, which is what drives a new row. standard satellite, sat_multi_source; PK LOCATION_HKEY; 2 RECORD_SOURCE group(s): OPUS_BJAZ_TRV_LOADER_DATA_MV [5 col(s)], OPUS_BJAZ_TRV_LOADER_LOG_TABLE_MV [6 col(s)]. stg2_common_address_bjaz_trv_loader_data_mv: column(s) COUNTRY_NAME could not be traced to RAW on at least one arm -- excluded (first-cut: walk columns from resolved_mt__ views or joined-in stitch columns are not yet inlined into the sampled queries).</w:t>
       </w:r>
     </w:p>
     <w:p>
@@ -4261,9 +4252,6 @@
       </w:pPr>
       <w:r>
         <w:t xml:space="preserve">4. OPUS — SAT_COMMON_CLASSIFICATION</w:t>
-      </w:r>
-      <w:r>
-        <w:t xml:space="preserve">  [M1]</w:t>
       </w:r>
     </w:p>
     <w:tbl>
@@ -4561,9 +4549,6 @@
       <w:r>
         <w:t xml:space="preserve">5. OPUS — SAT_COMMON_CONTACT</w:t>
       </w:r>
-      <w:r>
-        <w:t xml:space="preserve">  [M1]</w:t>
-      </w:r>
     </w:p>
     <w:tbl>
       <w:tblPr>
@@ -4754,7 +4739,7 @@
         <w:t xml:space="preserve">Note: </w:t>
       </w:r>
       <w:r>
-        <w:t xml:space="preserve">HASHDIFF of OPUS_BJAZ_TRV_LOADER_DATA_MV, OPUS_BJAZ_TRV_LOADER_LOG_TABLE_MV (stg2_common_contact_bjaz_trv_loader_data_mv_0, stg2_common_contact_bjaz_trv_loader_data_mv_1, stg2_common_contact_bjaz_trv_loader_data_mv_2, stg2_common_contact_bjaz_trv_loader_data_mv_3, stg2_common_contact_bjaz_trv_loader_data_mv_4) also hashes CONTACT_POINT_TYPE, CONTACT_PRIORITY_ORDER, which this satellite does not store (a shared stage feeding several satellites). A change in only those columns gives a new HASHDIFF and so a NEW ROW WITH AN UNCHANGED PAYLOAD here -- breaks DM-H2; see DM-H2 (a) unchanged_payload_reinserts. The HASHDIFF cannot be recomputed from the satellite row. standard satellite, ma_sat_multi_source; PK PARTY_HKEY, child key CONTACT_POINT_TYPE, CONTACT_PRIORITY_ORDER; 2 RECORD_SOURCE group(s): OPUS_BJAZ_TRV_LOADER_DATA_MV [4 col(s)], OPUS_BJAZ_TRV_LOADER_LOG_TABLE_MV [4 col(s)]. Multi-active: compared per (key, child key); latest = max LOAD_DATETIME per member. stg2_common_contact_bjaz_trv_loader_data_mv_0: column(s) FAX_NUMBER, LANDLINE_NUMBER, MOBILE_NUMBER could not be traced to RAW on at least one arm -- excluded (first-cut: walk columns from resolved_mtv2__ views or joined-in stitch columns are not yet inlined into the sampled queries). stg2_common_contact_bjaz_trv_loader_data_mv_1: column(s) FAX_NUMBER, LANDLINE_NUMBER, MOBILE_NUMBER could not be traced to RAW on at least one arm -- excluded (first-cut: walk columns from resolved_mtv2__ views or joined-in stitch columns are not yet inlined into the sampled queries). stg2_common_contact_bjaz_trv_loader_data_mv_2: column(s) LANDLINE_NUMBER, MOBILE_NUMBER could not be traced to RAW on at least one arm -- excluded (first-cut: walk columns from resolved_mtv2__ views or joined-in stitch columns are not yet inlined into the sampled queries). stg2_common_contact_bjaz_trv_loader_data_mv_3: column(s) LANDLINE_NUMBER could not be traced to RAW on at least one arm -- excluded (first-cut: walk columns from resolved_mtv2__ views or joined-in stitch columns are not yet inlined into the sampled queries). stg2_common_contact_bjaz_trv_loader_log_table_mv_5: column(s) FAX_NUMBER, LANDLINE_NUMBER, MOBILE_NUMBER could not be traced to RAW on at least one arm -- excluded (first-cut: walk columns from resolved_mtv2__ views or joined-in stitch columns are not yet inlined into the sampled queries). stg2_common_contact_bjaz_trv_loader_log_table_mv_6: column(s) LANDLINE_NUMBER, MOBILE_NUMBER could not be traced to RAW on at least one arm -- excluded (first-cut: walk columns from resolved_mtv2__ views or joined-in stitch columns are not yet inlined into the sampled queries). stg2_common_contact_bjaz_trv_loader_log_table_mv_7: column(s) LANDLINE_NUMBER could not be traced to RAW on at least one arm -- excluded (first-cut: walk columns from resolved_mtv2__ views or joined-in stitch columns are not yet inlined into the sampled queries).</w:t>
+        <w:t xml:space="preserve">HASHDIFF of OPUS_BJAZ_TRV_LOADER_DATA_MV, OPUS_BJAZ_TRV_LOADER_LOG_TABLE_MV (stg2_common_contact_bjaz_trv_loader_data_mv_0, stg2_common_contact_bjaz_trv_loader_data_mv_1, stg2_common_contact_bjaz_trv_loader_data_mv_2, stg2_common_contact_bjaz_trv_loader_data_mv_3, stg2_common_contact_bjaz_trv_loader_data_mv_4) also hashes CONTACT_POINT_TYPE, CONTACT_PRIORITY_ORDER, which this satellite does not store (a shared stage feeding several satellites). A change in only those columns gives a new HASHDIFF and so a NEW ROW WITH AN UNCHANGED PAYLOAD here -- breaks DM-H2; see DM-H2 (a) unchanged_payload_reinserts. The HASHDIFF cannot be recomputed from the satellite row. standard satellite, ma_sat_multi_source; PK PARTY_HKEY, child key CONTACT_POINT_TYPE, CONTACT_PRIORITY_ORDER; 2 RECORD_SOURCE group(s): OPUS_BJAZ_TRV_LOADER_DATA_MV [4 col(s)], OPUS_BJAZ_TRV_LOADER_LOG_TABLE_MV [4 col(s)]. Multi-active: compared per (key, child key); latest = max LOAD_DATETIME per member. stg2_common_contact_bjaz_trv_loader_data_mv_0: column(s) FAX_NUMBER, LANDLINE_NUMBER, MOBILE_NUMBER could not be traced to RAW on at least one arm -- excluded (first-cut: walk columns from resolved_mt__ views or joined-in stitch columns are not yet inlined into the sampled queries). stg2_common_contact_bjaz_trv_loader_data_mv_1: column(s) FAX_NUMBER, LANDLINE_NUMBER, MOBILE_NUMBER could not be traced to RAW on at least one arm -- excluded (first-cut: walk columns from resolved_mt__ views or joined-in stitch columns are not yet inlined into the sampled queries). stg2_common_contact_bjaz_trv_loader_data_mv_2: column(s) LANDLINE_NUMBER, MOBILE_NUMBER could not be traced to RAW on at least one arm -- excluded (first-cut: walk columns from resolved_mt__ views or joined-in stitch columns are not yet inlined into the sampled queries). stg2_common_contact_bjaz_trv_loader_data_mv_3: column(s) LANDLINE_NUMBER could not be traced to RAW on at least one arm -- excluded (first-cut: walk columns from resolved_mt__ views or joined-in stitch columns are not yet inlined into the sampled queries). stg2_common_contact_bjaz_trv_loader_log_table_mv_5: column(s) FAX_NUMBER, LANDLINE_NUMBER, MOBILE_NUMBER could not be traced to RAW on at least one arm -- excluded (first-cut: walk columns from resolved_mt__ views or joined-in stitch columns are not yet inlined into the sampled queries). stg2_common_contact_bjaz_trv_loader_log_table_mv_6: column(s) LANDLINE_NUMBER, MOBILE_NUMBER could not be traced to RAW on at least one arm -- excluded (first-cut: walk columns from resolved_mt__ views or joined-in stitch columns are not yet inlined into the sampled queries). stg2_common_contact_bjaz_trv_loader_log_table_mv_7: column(s) LANDLINE_NUMBER could not be traced to RAW on at least one arm -- excluded (first-cut: walk columns from resolved_mt__ views or joined-in stitch columns are not yet inlined into the sampled queries).</w:t>
       </w:r>
     </w:p>
     <w:p>
@@ -4845,9 +4830,6 @@
       </w:pPr>
       <w:r>
         <w:t xml:space="preserve">6. OPUS — SAT_COVERAGE_CONDITIONS</w:t>
-      </w:r>
-      <w:r>
-        <w:t xml:space="preserve">  [M1]</w:t>
       </w:r>
     </w:p>
     <w:tbl>
@@ -5145,9 +5127,6 @@
       <w:r>
         <w:t xml:space="preserve">7. OPUS — SAT_COVERAGE_DEFINITION</w:t>
       </w:r>
-      <w:r>
-        <w:t xml:space="preserve">  [M1]</w:t>
-      </w:r>
     </w:p>
     <w:tbl>
       <w:tblPr>
@@ -5338,7 +5317,7 @@
         <w:t xml:space="preserve">Note: </w:t>
       </w:r>
       <w:r>
-        <w:t xml:space="preserve">HASHDIFF column HASHDIFF. Recomputed exactly as automate_dv 0.11.5 / sat_multi_source computes it, from the payload stored on the same row. A match proves every payload change changes the HASHDIFF, which is what drives a new row. standard satellite, sat_multi_source; PK COVERAGE_HKEY; 3 RECORD_SOURCE group(s): OPUS_BJAZ_TRV_PLAN_MV [2 col(s)], OPUS_BJAZ_TRV_RIDER_DTLS_MV [1 col(s)], OPUS_BJAZ_TRV_LOADER_DATA_MV [1 col(s)]. stg2_coverage_definition_bjaz_trv_plan_mv: column(s) COVERAGE_NAME, FREE_COVER_LIMIT could not be traced to RAW on at least one arm -- excluded (first-cut: walk columns from resolved_mtv2__ views or joined-in stitch columns are not yet inlined into the sampled queries). stg2_coverage_definition_bjaz_trv_rider_dtls_mv: column(s) COVERAGE_DESCRIPTION, FREE_COVER_LIMIT, PERIL_COVERED could not be traced to RAW on at least one arm -- excluded (first-cut: walk columns from resolved_mtv2__ views or joined-in stitch columns are not yet inlined into the sampled queries). stg2_coverage_definition_bjaz_trv_loader_data_mv_acchospexp: column(s) COVERAGE_DESCRIPTION, COVERAGE_NAME, PERIL_COVERED could not be traced to RAW on at least one arm -- excluded (first-cut: walk columns from resolved_mtv2__ views or joined-in stitch columns are not yet inlined into the sampled queries). stg2_coverage_definition_bjaz_trv_loader_data_mv_adventuresportbenefit: column(s) COVERAGE_DESCRIPTION, COVERAGE_NAME, PERIL_COVERED could not be traced to RAW on at least one arm -- excluded (first-cut: walk columns from resolved_mtv2__ views or joined-in stitch columns are not yet inlined into the sampled queries). stg2_coverage_definition_bjaz_trv_loader_data_mv_bouncedhotel: column(s) COVERAGE_DESCRIPTION, COVERAGE_NAME, PERIL_COVERED could not be traced to RAW on at least one arm -- excluded (first-cut: walk columns from resolved_mtv2__ views or joined-in stitch columns are not yet inlined into the sampled queries). stg2_coverage_definition_bjaz_trv_loader_data_mv_compvisitfamilymember: column(s) COVERAGE_DESCRIPTION, COVERAGE_NAME, PERIL_COVERED could not be traced to RAW on at least one arm -- excluded (first-cut: walk columns from resolved_mtv2__ views or joined-in stitch columns are not yet inlined into the sampled queries). stg2_coverage_definition_bjaz_trv_loader_data_mv_delayofcheckedbaggage: column(s) COVERAGE_DESCRIPTION, COVERAGE_NAME, PERIL_COVERED could not be traced to RAW on at least one arm -- excluded (first-cut: walk columns from resolved_mtv2__ views or joined-in stitch columns are not yet inlined into the sampled queries). stg2_coverage_definition_bjaz_trv_loader_data_mv_emergencyhotelextension: column(s) COVERAGE_DESCRIPTION, COVERAGE_NAME, PERIL_COVERED could not be traced to RAW on at least one arm -- excluded (first-cut: walk columns from resolved_mtv2__ views or joined-in stitch columns are not yet inlined into the sampled queries). stg2_coverage_definition_bjaz_trv_loader_data_mv_emermedicalevac: column(s) COVERAGE_DESCRIPTION, COVERAGE_NAME, PERIL_COVERED could not be traced to RAW on at least one arm -- excluded (first-cut: walk columns from resolved_mtv2__ views or joined-in stitch columns are not yet inlined into the sampled queries). stg2_coverage_definition_bjaz_trv_loader_data_mv_homeburglaryinsurance: column(s) COVERAGE_DESCRIPTION, COVERAGE_NAME, PERIL_COVERED could not be traced to RAW on at least one arm -- excluded (first-cut: walk columns from resolved_mtv2__ views or joined-in stitch columns are not yet inlined into the sampled queries). stg2_coverage_definition_bjaz_trv_loader_data_mv_hospdailyallow: column(s) COVERAGE_DESCRIPTION, COVERAGE_NAME, PERIL_COVERED could not be traced to RAW on at least one arm -- excluded (first-cut: walk columns from resolved_mtv2__ views or joined-in stitch columns are not yet inlined into the sampled queries). stg2_coverage_definition_bjaz_trv_loader_data_mv_lossofbaggage: column(s) COVERAGE_DESCRIPTION, COVERAGE_NAME, PERIL_COVERED could not be traced to RAW on at least one arm -- excluded (first-cut: walk columns from resolved_mtv2__ views or joined-in stitch columns are not yet inlined into the sampled queries). stg2_coverage_definition_bjaz_trv_loader_data_mv_lossofcheckedbaggage: column(s) COVERAGE_DESCRIPTION, COVERAGE_NAME, PERIL_COVERED could not be traced to RAW on at least one arm -- excluded (first-cut: walk columns from resolved_mtv2__ views or joined-in stitch columns are not yet inlined into the sampled queries). stg2_coverage_definition_bjaz_trv_loader_data_mv_missedconnection: column(s) COVERAGE_DESCRIPTION, COVERAGE_NAME, PERIL_COVERED could not be traced to RAW on at least one arm -- excluded (first-cut: walk columns from resolved_mtv2__ views or joined-in stitch columns are not yet inlined into the sampled queries). stg2_coverage_definition_bjaz_trv_loader_data_mv_personalliability: column(s) COVERAGE_DESCRIPTION, COVERAGE_NAME, PERIL_COVERED could not be traced to RAW on at least one arm -- excluded (first-cut: walk columns from resolved_mtv2__ views or joined-in stitch columns are not yet inlined into the sampled queries). stg2_coverage_definition_bjaz_trv_loader_data_mv_repatonofremains: column(s) COVERAGE_DESCRIPTION, COVERAGE_NAME, PERIL_COVERED could not be traced to RAW on at least one arm -- excluded (first-cut: walk columns from resolved_mtv2__ views or joined-in stitch columns are not yet inlined into the sampled queries). stg2_coverage_definition_bjaz_trv_loader_data_mv_tripcancellation: column(s) COVERAGE_DESCRIPTION, COVERAGE_NAME, PERIL_COVERED could not be traced to RAW on at least one arm -- excluded (first-cut: walk columns from resolved_mtv2__ views or joined-in stitch columns are not yet inlined into the sampled queries). stg2_coverage_definition_bjaz_trv_loader_data_mv_tripcurtailment: column(s) COVERAGE_DESCRIPTION, COVERAGE_NAME, PERIL_COVERED could not be traced to RAW on at least one arm -- excluded (first-cut: walk columns from resolved_mtv2__ views or joined-in stitch columns are not yet inlined into the sampled queries). stg2_coverage_definition_bjaz_trv_loader_data_mv_tripdelaybyscheduledaircraft: column(s) COVERAGE_DESCRIPTION, COVERAGE_NAME, PERIL_COVERED could not be traced to RAW on at least one arm -- excluded (first-cut: walk columns from resolved_mtv2__ views or joined-in stitch columns are not yet inlined into the sampled queries).</w:t>
+        <w:t xml:space="preserve">HASHDIFF column HASHDIFF. Recomputed exactly as automate_dv 0.11.5 / sat_multi_source computes it, from the payload stored on the same row. A match proves every payload change changes the HASHDIFF, which is what drives a new row. standard satellite, sat_multi_source; PK COVERAGE_HKEY; 3 RECORD_SOURCE group(s): OPUS_BJAZ_TRV_PLAN_MV [2 col(s)], OPUS_BJAZ_TRV_RIDER_DTLS_MV [1 col(s)], OPUS_BJAZ_TRV_LOADER_DATA_MV [1 col(s)]. stg2_coverage_definition_bjaz_trv_plan_mv: column(s) COVERAGE_NAME, FREE_COVER_LIMIT could not be traced to RAW on at least one arm -- excluded (first-cut: walk columns from resolved_mt__ views or joined-in stitch columns are not yet inlined into the sampled queries). stg2_coverage_definition_bjaz_trv_rider_dtls_mv: column(s) COVERAGE_DESCRIPTION, FREE_COVER_LIMIT, PERIL_COVERED could not be traced to RAW on at least one arm -- excluded (first-cut: walk columns from resolved_mt__ views or joined-in stitch columns are not yet inlined into the sampled queries). stg2_coverage_definition_bjaz_trv_loader_data_mv_acchospexp: column(s) COVERAGE_DESCRIPTION, COVERAGE_NAME, PERIL_COVERED could not be traced to RAW on at least one arm -- excluded (first-cut: walk columns from resolved_mt__ views or joined-in stitch columns are not yet inlined into the sampled queries). stg2_coverage_definition_bjaz_trv_loader_data_mv_adventuresportbenefit: column(s) COVERAGE_DESCRIPTION, COVERAGE_NAME, PERIL_COVERED could not be traced to RAW on at least one arm -- excluded (first-cut: walk columns from resolved_mt__ views or joined-in stitch columns are not yet inlined into the sampled queries). stg2_coverage_definition_bjaz_trv_loader_data_mv_bouncedhotel: column(s) COVERAGE_DESCRIPTION, COVERAGE_NAME, PERIL_COVERED could not be traced to RAW on at least one arm -- excluded (first-cut: walk columns from resolved_mt__ views or joined-in stitch columns are not yet inlined into the sampled queries). stg2_coverage_definition_bjaz_trv_loader_data_mv_compvisitfamilymember: column(s) COVERAGE_DESCRIPTION, COVERAGE_NAME, PERIL_COVERED could not be traced to RAW on at least one arm -- excluded (first-cut: walk columns from resolved_mt__ views or joined-in stitch columns are not yet inlined into the sampled queries). stg2_coverage_definition_bjaz_trv_loader_data_mv_delayofcheckedbaggage: column(s) COVERAGE_DESCRIPTION, COVERAGE_NAME, PERIL_COVERED could not be traced to RAW on at least one arm -- excluded (first-cut: walk columns from resolved_mt__ views or joined-in stitch columns are not yet inlined into the sampled queries). stg2_coverage_definition_bjaz_trv_loader_data_mv_emergencyhotelextension: column(s) COVERAGE_DESCRIPTION, COVERAGE_NAME, PERIL_COVERED could not be traced to RAW on at least one arm -- excluded (first-cut: walk columns from resolved_mt__ views or joined-in stitch columns are not yet inlined into the sampled queries). stg2_coverage_definition_bjaz_trv_loader_data_mv_emermedicalevac: column(s) COVERAGE_DESCRIPTION, COVERAGE_NAME, PERIL_COVERED could not be traced to RAW on at least one arm -- excluded (first-cut: walk columns from resolved_mt__ views or joined-in stitch columns are not yet inlined into the sampled queries). stg2_coverage_definition_bjaz_trv_loader_data_mv_homeburglaryinsurance: column(s) COVERAGE_DESCRIPTION, COVERAGE_NAME, PERIL_COVERED could not be traced to RAW on at least one arm -- excluded (first-cut: walk columns from resolved_mt__ views or joined-in stitch columns are not yet inlined into the sampled queries). stg2_coverage_definition_bjaz_trv_loader_data_mv_hospdailyallow: column(s) COVERAGE_DESCRIPTION, COVERAGE_NAME, PERIL_COVERED could not be traced to RAW on at least one arm -- excluded (first-cut: walk columns from resolved_mt__ views or joined-in stitch columns are not yet inlined into the sampled queries). stg2_coverage_definition_bjaz_trv_loader_data_mv_lossofbaggage: column(s) COVERAGE_DESCRIPTION, COVERAGE_NAME, PERIL_COVERED could not be traced to RAW on at least one arm -- excluded (first-cut: walk columns from resolved_mt__ views or joined-in stitch columns are not yet inlined into the sampled queries). stg2_coverage_definition_bjaz_trv_loader_data_mv_lossofcheckedbaggage: column(s) COVERAGE_DESCRIPTION, COVERAGE_NAME, PERIL_COVERED could not be traced to RAW on at least one arm -- excluded (first-cut: walk columns from resolved_mt__ views or joined-in stitch columns are not yet inlined into the sampled queries). stg2_coverage_definition_bjaz_trv_loader_data_mv_missedconnection: column(s) COVERAGE_DESCRIPTION, COVERAGE_NAME, PERIL_COVERED could not be traced to RAW on at least one arm -- excluded (first-cut: walk columns from resolved_mt__ views or joined-in stitch columns are not yet inlined into the sampled queries). stg2_coverage_definition_bjaz_trv_loader_data_mv_personalliability: column(s) COVERAGE_DESCRIPTION, COVERAGE_NAME, PERIL_COVERED could not be traced to RAW on at least one arm -- excluded (first-cut: walk columns from resolved_mt__ views or joined-in stitch columns are not yet inlined into the sampled queries). stg2_coverage_definition_bjaz_trv_loader_data_mv_repatonofremains: column(s) COVERAGE_DESCRIPTION, COVERAGE_NAME, PERIL_COVERED could not be traced to RAW on at least one arm -- excluded (first-cut: walk columns from resolved_mt__ views or joined-in stitch columns are not yet inlined into the sampled queries). stg2_coverage_definition_bjaz_trv_loader_data_mv_tripcancellation: column(s) COVERAGE_DESCRIPTION, COVERAGE_NAME, PERIL_COVERED could not be traced to RAW on at least one arm -- excluded (first-cut: walk columns from resolved_mt__ views or joined-in stitch columns are not yet inlined into the sampled queries). stg2_coverage_definition_bjaz_trv_loader_data_mv_tripcurtailment: column(s) COVERAGE_DESCRIPTION, COVERAGE_NAME, PERIL_COVERED could not be traced to RAW on at least one arm -- excluded (first-cut: walk columns from resolved_mt__ views or joined-in stitch columns are not yet inlined into the sampled queries). stg2_coverage_definition_bjaz_trv_loader_data_mv_tripdelaybyscheduledaircraft: column(s) COVERAGE_DESCRIPTION, COVERAGE_NAME, PERIL_COVERED could not be traced to RAW on at least one arm -- excluded (first-cut: walk columns from resolved_mt__ views or joined-in stitch columns are not yet inlined into the sampled queries).</w:t>
       </w:r>
     </w:p>
     <w:p>
@@ -5480,9 +5459,6 @@
       <w:r>
         <w:t xml:space="preserve">8. OPUS — SAT_COVERAGE_LIMITS</w:t>
       </w:r>
-      <w:r>
-        <w:t xml:space="preserve">  [M1]</w:t>
-      </w:r>
     </w:p>
     <w:tbl>
       <w:tblPr>
@@ -5673,7 +5649,7 @@
         <w:t xml:space="preserve">Note: </w:t>
       </w:r>
       <w:r>
-        <w:t xml:space="preserve">HASHDIFF column HASHDIFF. Recomputed exactly as automate_dv 0.11.5 / sat_multi_source computes it, from the payload stored on the same row. A match proves every payload change changes the HASHDIFF, which is what drives a new row. standard satellite, sat_multi_source; PK COVERAGE_HKEY; 3 RECORD_SOURCE group(s): OPUS_BJAZ_TRV_PLAN_MV [2 col(s)], OPUS_BJAZ_TRV_RIDER_DTLS_MV [1 col(s)], OPUS_BJAZ_TRV_RIDER_RATE_MAST_MV [1 col(s)]. stg2_coverage_limits_bjaz_trv_rider_dtls_mv: column(s) DEDUCTIBLE_AMOUNT could not be traced to RAW on at least one arm -- excluded (first-cut: walk columns from resolved_mtv2__ views or joined-in stitch columns are not yet inlined into the sampled queries). stg2_coverage_limits_bjaz_trv_rider_rate_mast_mv: column(s) DEDUCTIBLE_AMOUNT could not be traced to RAW on at least one arm -- excluded (first-cut: walk columns from resolved_mtv2__ views or joined-in stitch columns are not yet inlined into the sampled queries).</w:t>
+        <w:t xml:space="preserve">HASHDIFF column HASHDIFF. Recomputed exactly as automate_dv 0.11.5 / sat_multi_source computes it, from the payload stored on the same row. A match proves every payload change changes the HASHDIFF, which is what drives a new row. standard satellite, sat_multi_source; PK COVERAGE_HKEY; 3 RECORD_SOURCE group(s): OPUS_BJAZ_TRV_PLAN_MV [2 col(s)], OPUS_BJAZ_TRV_RIDER_DTLS_MV [1 col(s)], OPUS_BJAZ_TRV_RIDER_RATE_MAST_MV [1 col(s)]. stg2_coverage_limits_bjaz_trv_rider_dtls_mv: column(s) DEDUCTIBLE_AMOUNT could not be traced to RAW on at least one arm -- excluded (first-cut: walk columns from resolved_mt__ views or joined-in stitch columns are not yet inlined into the sampled queries). stg2_coverage_limits_bjaz_trv_rider_rate_mast_mv: column(s) DEDUCTIBLE_AMOUNT could not be traced to RAW on at least one arm -- excluded (first-cut: walk columns from resolved_mt__ views or joined-in stitch columns are not yet inlined into the sampled queries).</w:t>
       </w:r>
     </w:p>
     <w:p>
@@ -5797,9 +5773,6 @@
       <w:r>
         <w:t xml:space="preserve">9. OPUS — SAT_FINTXN_COMMISSION</w:t>
       </w:r>
-      <w:r>
-        <w:t xml:space="preserve">  [M1]</w:t>
-      </w:r>
     </w:p>
     <w:tbl>
       <w:tblPr>
@@ -5990,7 +5963,7 @@
         <w:t xml:space="preserve">Note: </w:t>
       </w:r>
       <w:r>
-        <w:t xml:space="preserve">HASHDIFF column HASHDIFF. Recomputed exactly as automate_dv 0.11.5 / sat_multi_source computes it, from the payload stored on the same row. A match proves every payload change changes the HASHDIFF, which is what drives a new row. standard satellite, ma_sat_multi_source; PK FINANCIAL_TRANSACTION_HKEY, child key COMMISSION_TYPE_CK; 2 RECORD_SOURCE group(s): OPUS_BA_TRV_DATA_POLICY_DTLS_MV [2 col(s)], OPUS_BJAZ_TRV_LOADER_DATA_MV [1 col(s)]. Multi-active: compared per (key, child key); latest = max LOAD_DATETIME per member. stg2_fintxn_commission_bjaz_trv_loader_data_mv: column(s) COMMISSION_AMOUNT could not be traced to RAW on at least one arm -- excluded (first-cut: walk columns from resolved_mtv2__ views or joined-in stitch columns are not yet inlined into the sampled queries).</w:t>
+        <w:t xml:space="preserve">HASHDIFF column HASHDIFF. Recomputed exactly as automate_dv 0.11.5 / sat_multi_source computes it, from the payload stored on the same row. A match proves every payload change changes the HASHDIFF, which is what drives a new row. standard satellite, ma_sat_multi_source; PK FINANCIAL_TRANSACTION_HKEY, child key COMMISSION_TYPE_CK; 2 RECORD_SOURCE group(s): OPUS_BA_TRV_DATA_POLICY_DTLS_MV [2 col(s)], OPUS_BJAZ_TRV_LOADER_DATA_MV [1 col(s)]. Multi-active: compared per (key, child key); latest = max LOAD_DATETIME per member. stg2_fintxn_commission_bjaz_trv_loader_data_mv: column(s) COMMISSION_AMOUNT could not be traced to RAW on at least one arm -- excluded (first-cut: walk columns from resolved_mt__ views or joined-in stitch columns are not yet inlined into the sampled queries).</w:t>
       </w:r>
     </w:p>
     <w:p>
@@ -6113,9 +6086,6 @@
       </w:pPr>
       <w:r>
         <w:t xml:space="preserve">10. OPUS — SAT_FINTXN_HEADER</w:t>
-      </w:r>
-      <w:r>
-        <w:t xml:space="preserve">  [M1]</w:t>
       </w:r>
     </w:p>
     <w:tbl>
@@ -6413,9 +6383,6 @@
       <w:r>
         <w:t xml:space="preserve">11. OPUS — SAT_FINTXN_PREMIUM</w:t>
       </w:r>
-      <w:r>
-        <w:t xml:space="preserve">  [M1]</w:t>
-      </w:r>
     </w:p>
     <w:tbl>
       <w:tblPr>
@@ -6606,7 +6573,7 @@
         <w:t xml:space="preserve">Note: </w:t>
       </w:r>
       <w:r>
-        <w:t xml:space="preserve">HASHDIFF column HASHDIFF. Recomputed exactly as automate_dv 0.11.5 / sat_multi_source computes it, from the payload stored on the same row. A match proves every payload change changes the HASHDIFF, which is what drives a new row. standard satellite, sat_multi_source; PK FINANCIAL_TRANSACTION_HKEY; 3 RECORD_SOURCE group(s): OPUS_BA_TRV_DATA_POLICY_DTLS_MV [6 col(s)], OPUS_BJAZ_TRV_LOADER_DATA_MV [5 col(s)], OPUS_BJAZ_TRV_LOADER_LOG_TABLE_MV [4 col(s)]. stg2_fintxn_premium_ba_trv_data_policy_dtls_mv: column(s) BASE_PREMIUM could not be traced to RAW on at least one arm -- excluded (first-cut: walk columns from resolved_mtv2__ views or joined-in stitch columns are not yet inlined into the sampled queries). stg2_fintxn_premium_bjaz_trv_loader_data_mv: column(s) DISCOUNT_PERCENTAGE, NET_PREMIUM could not be traced to RAW on at least one arm -- excluded (first-cut: walk columns from resolved_mtv2__ views or joined-in stitch columns are not yet inlined into the sampled queries). stg2_fintxn_premium_bjaz_trv_loader_log_table_mv: column(s) BASE_PREMIUM, DISCOUNT_PERCENTAGE, NET_PREMIUM could not be traced to RAW on at least one arm -- excluded (first-cut: walk columns from resolved_mtv2__ views or joined-in stitch columns are not yet inlined into the sampled queries).</w:t>
+        <w:t xml:space="preserve">HASHDIFF column HASHDIFF. Recomputed exactly as automate_dv 0.11.5 / sat_multi_source computes it, from the payload stored on the same row. A match proves every payload change changes the HASHDIFF, which is what drives a new row. standard satellite, sat_multi_source; PK FINANCIAL_TRANSACTION_HKEY; 3 RECORD_SOURCE group(s): OPUS_BA_TRV_DATA_POLICY_DTLS_MV [6 col(s)], OPUS_BJAZ_TRV_LOADER_DATA_MV [5 col(s)], OPUS_BJAZ_TRV_LOADER_LOG_TABLE_MV [4 col(s)]. stg2_fintxn_premium_ba_trv_data_policy_dtls_mv: column(s) BASE_PREMIUM could not be traced to RAW on at least one arm -- excluded (first-cut: walk columns from resolved_mt__ views or joined-in stitch columns are not yet inlined into the sampled queries). stg2_fintxn_premium_bjaz_trv_loader_data_mv: column(s) DISCOUNT_PERCENTAGE, NET_PREMIUM could not be traced to RAW on at least one arm -- excluded (first-cut: walk columns from resolved_mt__ views or joined-in stitch columns are not yet inlined into the sampled queries). stg2_fintxn_premium_bjaz_trv_loader_log_table_mv: column(s) BASE_PREMIUM, DISCOUNT_PERCENTAGE, NET_PREMIUM could not be traced to RAW on at least one arm -- excluded (first-cut: walk columns from resolved_mt__ views or joined-in stitch columns are not yet inlined into the sampled queries).</w:t>
       </w:r>
     </w:p>
     <w:p>
@@ -6748,9 +6715,6 @@
       <w:r>
         <w:t xml:space="preserve">12. OPUS — SAT_FINTXN_TAX</w:t>
       </w:r>
-      <w:r>
-        <w:t xml:space="preserve">  [M1]</w:t>
-      </w:r>
     </w:p>
     <w:tbl>
       <w:tblPr>
@@ -6941,7 +6905,7 @@
         <w:t xml:space="preserve">Note: </w:t>
       </w:r>
       <w:r>
-        <w:t xml:space="preserve">HASHDIFF of OPUS_BA_TRV_DATA_POLICY_DTLS_MV (stg2_fintxn_tax_ba_trv_data_policy_dtls_mv_0, stg2_fintxn_tax_ba_trv_data_policy_dtls_mv_1) also hashes TAX_TYPE, which this satellite does not store (a shared stage feeding several satellites). A change in only those columns gives a new HASHDIFF and so a NEW ROW WITH AN UNCHANGED PAYLOAD here -- breaks DM-H2; see DM-H2 (a) unchanged_payload_reinserts. The HASHDIFF cannot be recomputed from the satellite row. HASHDIFF of OPUS_BJAZ_TRV_LOADER_LOG_TABLE_MV (stg2_fintxn_tax_bjaz_trv_loader_log_table_mv_2) also hashes TAX_TYPE, which this satellite does not store (a shared stage feeding several satellites). A change in only those columns gives a new HASHDIFF and so a NEW ROW WITH AN UNCHANGED PAYLOAD here -- breaks DM-H2; see DM-H2 (a) unchanged_payload_reinserts. The HASHDIFF cannot be recomputed from the satellite row. standard satellite, ma_sat_multi_source; PK FINANCIAL_TRANSACTION_HKEY, child key TAX_TYPE; 2 RECORD_SOURCE group(s): OPUS_BA_TRV_DATA_POLICY_DTLS_MV [2 col(s)], OPUS_BJAZ_TRV_LOADER_LOG_TABLE_MV [1 col(s)]. Multi-active: compared per (key, child key); latest = max LOAD_DATETIME per member. stg2_fintxn_tax_ba_trv_data_policy_dtls_mv_0: column(s) SERVICE_TAX_AMOUNT could not be traced to RAW on at least one arm -- excluded (first-cut: walk columns from resolved_mtv2__ views or joined-in stitch columns are not yet inlined into the sampled queries). stg2_fintxn_tax_bjaz_trv_loader_log_table_mv_2: column(s) CESS_AMOUNT could not be traced to RAW on at least one arm -- excluded (first-cut: walk columns from resolved_mtv2__ views or joined-in stitch columns are not yet inlined into the sampled queries).</w:t>
+        <w:t xml:space="preserve">HASHDIFF of OPUS_BA_TRV_DATA_POLICY_DTLS_MV (stg2_fintxn_tax_ba_trv_data_policy_dtls_mv_0, stg2_fintxn_tax_ba_trv_data_policy_dtls_mv_1) also hashes TAX_TYPE, which this satellite does not store (a shared stage feeding several satellites). A change in only those columns gives a new HASHDIFF and so a NEW ROW WITH AN UNCHANGED PAYLOAD here -- breaks DM-H2; see DM-H2 (a) unchanged_payload_reinserts. The HASHDIFF cannot be recomputed from the satellite row. HASHDIFF of OPUS_BJAZ_TRV_LOADER_LOG_TABLE_MV (stg2_fintxn_tax_bjaz_trv_loader_log_table_mv_2) also hashes TAX_TYPE, which this satellite does not store (a shared stage feeding several satellites). A change in only those columns gives a new HASHDIFF and so a NEW ROW WITH AN UNCHANGED PAYLOAD here -- breaks DM-H2; see DM-H2 (a) unchanged_payload_reinserts. The HASHDIFF cannot be recomputed from the satellite row. standard satellite, ma_sat_multi_source; PK FINANCIAL_TRANSACTION_HKEY, child key TAX_TYPE; 2 RECORD_SOURCE group(s): OPUS_BA_TRV_DATA_POLICY_DTLS_MV [2 col(s)], OPUS_BJAZ_TRV_LOADER_LOG_TABLE_MV [1 col(s)]. Multi-active: compared per (key, child key); latest = max LOAD_DATETIME per member. stg2_fintxn_tax_ba_trv_data_policy_dtls_mv_0: column(s) SERVICE_TAX_AMOUNT could not be traced to RAW on at least one arm -- excluded (first-cut: walk columns from resolved_mt__ views or joined-in stitch columns are not yet inlined into the sampled queries). stg2_fintxn_tax_bjaz_trv_loader_log_table_mv_2: column(s) CESS_AMOUNT could not be traced to RAW on at least one arm -- excluded (first-cut: walk columns from resolved_mt__ views or joined-in stitch columns are not yet inlined into the sampled queries).</w:t>
       </w:r>
     </w:p>
     <w:p>
@@ -7033,9 +6997,6 @@
       <w:r>
         <w:t xml:space="preserve">13. OPUS — SAT_FIN_CHARGE_RATE</w:t>
       </w:r>
-      <w:r>
-        <w:t xml:space="preserve">  [M1]</w:t>
-      </w:r>
     </w:p>
     <w:tbl>
       <w:tblPr>
@@ -7226,7 +7187,7 @@
         <w:t xml:space="preserve">Note: </w:t>
       </w:r>
       <w:r>
-        <w:t xml:space="preserve">HASHDIFF column HASHDIFF. Recomputed exactly as automate_dv 0.11.5 / sat_multi_source computes it, from the payload stored on the same row. A match proves every payload change changes the HASHDIFF, which is what drives a new row. standard satellite, ma_sat_multi_source; PK FINANCIAL_TRANSACTION_HKEY, child key CHARGE_TYPE_CK; 2 RECORD_SOURCE group(s): OPUS_BA_TRV_DATA_POLICY_DTLS_MV [2 col(s)], OPUS_BJAZ_TRV_LOADER_LOG_TABLE_MV [1 col(s)]. Multi-active: compared per (key, child key); latest = max LOAD_DATETIME per member. stg2_fin_charge_rate_ba_trv_data_policy_dtls_mv: column(s) ADDITIONAL_LOADING_RATE could not be traced to RAW on at least one arm -- excluded (first-cut: walk columns from resolved_mtv2__ views or joined-in stitch columns are not yet inlined into the sampled queries). stg2_fin_charge_rate_bjaz_trv_loader_log_table_mv: column(s) ADDITIONAL_LOADING_RATE could not be traced to RAW on at least one arm -- excluded (first-cut: walk columns from resolved_mtv2__ views or joined-in stitch columns are not yet inlined into the sampled queries).</w:t>
+        <w:t xml:space="preserve">HASHDIFF column HASHDIFF. Recomputed exactly as automate_dv 0.11.5 / sat_multi_source computes it, from the payload stored on the same row. A match proves every payload change changes the HASHDIFF, which is what drives a new row. standard satellite, ma_sat_multi_source; PK FINANCIAL_TRANSACTION_HKEY, child key CHARGE_TYPE_CK; 2 RECORD_SOURCE group(s): OPUS_BA_TRV_DATA_POLICY_DTLS_MV [2 col(s)], OPUS_BJAZ_TRV_LOADER_LOG_TABLE_MV [1 col(s)]. Multi-active: compared per (key, child key); latest = max LOAD_DATETIME per member. stg2_fin_charge_rate_ba_trv_data_policy_dtls_mv: column(s) ADDITIONAL_LOADING_RATE could not be traced to RAW on at least one arm -- excluded (first-cut: walk columns from resolved_mt__ views or joined-in stitch columns are not yet inlined into the sampled queries). stg2_fin_charge_rate_bjaz_trv_loader_log_table_mv: column(s) ADDITIONAL_LOADING_RATE could not be traced to RAW on at least one arm -- excluded (first-cut: walk columns from resolved_mt__ views or joined-in stitch columns are not yet inlined into the sampled queries).</w:t>
       </w:r>
     </w:p>
     <w:p>
@@ -7332,9 +7293,6 @@
       <w:r>
         <w:t xml:space="preserve">14. OPUS — SAT_FIN_RECEIPT</w:t>
       </w:r>
-      <w:r>
-        <w:t xml:space="preserve">  [M1]</w:t>
-      </w:r>
     </w:p>
     <w:tbl>
       <w:tblPr>
@@ -7525,7 +7483,7 @@
         <w:t xml:space="preserve">Note: </w:t>
       </w:r>
       <w:r>
-        <w:t xml:space="preserve">HASHDIFF column HASHDIFF. Recomputed exactly as automate_dv 0.11.5 / sat_multi_source computes it, from the payload stored on the same row. A match proves every payload change changes the HASHDIFF, which is what drives a new row. standard satellite, sat_multi_source; PK FINANCIAL_TRANSACTION_HKEY; 2 RECORD_SOURCE group(s): OPUS_BA_TRV_DATA_POLICY_DTLS_MV [2 col(s)], OPUS_BJAZ_TRV_LOADER_DATA_MV [3 col(s)]. stg2_fin_receipt_ba_trv_data_policy_dtls_mv: column(s) AMOUNT_RECEIVED, INSTRUMENT_DATE could not be traced to RAW on at least one arm -- excluded (first-cut: walk columns from resolved_mtv2__ views or joined-in stitch columns are not yet inlined into the sampled queries). stg2_fin_receipt_bjaz_trv_loader_data_mv: column(s) PAYMENT_GATEWAY_REFERENCE could not be traced to RAW on at least one arm -- excluded (first-cut: walk columns from resolved_mtv2__ views or joined-in stitch columns are not yet inlined into the sampled queries).</w:t>
+        <w:t xml:space="preserve">HASHDIFF column HASHDIFF. Recomputed exactly as automate_dv 0.11.5 / sat_multi_source computes it, from the payload stored on the same row. A match proves every payload change changes the HASHDIFF, which is what drives a new row. standard satellite, sat_multi_source; PK FINANCIAL_TRANSACTION_HKEY; 2 RECORD_SOURCE group(s): OPUS_BA_TRV_DATA_POLICY_DTLS_MV [2 col(s)], OPUS_BJAZ_TRV_LOADER_DATA_MV [3 col(s)]. stg2_fin_receipt_ba_trv_data_policy_dtls_mv: column(s) AMOUNT_RECEIVED, INSTRUMENT_DATE could not be traced to RAW on at least one arm -- excluded (first-cut: walk columns from resolved_mt__ views or joined-in stitch columns are not yet inlined into the sampled queries). stg2_fin_receipt_bjaz_trv_loader_data_mv: column(s) PAYMENT_GATEWAY_REFERENCE could not be traced to RAW on at least one arm -- excluded (first-cut: walk columns from resolved_mt__ views or joined-in stitch columns are not yet inlined into the sampled queries).</w:t>
       </w:r>
     </w:p>
     <w:p>
@@ -7648,9 +7606,6 @@
       </w:pPr>
       <w:r>
         <w:t xml:space="preserve">15. OPUS — SAT_LNK_ROLE_NOMINEE_BENEFICIARY</w:t>
-      </w:r>
-      <w:r>
-        <w:t xml:space="preserve">  [M1]</w:t>
       </w:r>
     </w:p>
     <w:tbl>
@@ -7948,9 +7903,6 @@
       <w:r>
         <w:t xml:space="preserve">16. OPUS — SAT_ORG_UNIT_DEFINITION</w:t>
       </w:r>
-      <w:r>
-        <w:t xml:space="preserve">  [M1]</w:t>
-      </w:r>
     </w:p>
     <w:tbl>
       <w:tblPr>
@@ -8247,9 +8199,6 @@
       <w:r>
         <w:t xml:space="preserve">17. OPUS — SAT_PARTY_EMPLOYMENT</w:t>
       </w:r>
-      <w:r>
-        <w:t xml:space="preserve">  [M2]</w:t>
-      </w:r>
     </w:p>
     <w:tbl>
       <w:tblPr>
@@ -8440,7 +8389,7 @@
         <w:t xml:space="preserve">Note: </w:t>
       </w:r>
       <w:r>
-        <w:t xml:space="preserve">HASHDIFF column HASHDIFF. Recomputed exactly as automate_dv 0.11.5 / sat_multi_source computes it, from the payload stored on the same row. A match proves every payload change changes the HASHDIFF, which is what drives a new row. standard satellite, sat_multi_source; PK PARTY_HKEY; 2 RECORD_SOURCE group(s): OPUS_BJAZ_TRV_LOADER_DATA_MV [1 col(s)], OPUS_BJAZ_TRV_LOADER_LOG_TABLE_MV [2 col(s)]. stg2_party_employment_bjaz_trv_loader_data_mv_payer: column(s) DESIGNATION could not be traced to RAW on at least one arm -- excluded (first-cut: walk columns from resolved_mtv2__ views or joined-in stitch columns are not yet inlined into the sampled queries).</w:t>
+        <w:t xml:space="preserve">HASHDIFF column HASHDIFF. Recomputed exactly as automate_dv 0.11.5 / sat_multi_source computes it, from the payload stored on the same row. A match proves every payload change changes the HASHDIFF, which is what drives a new row. standard satellite, sat_multi_source; PK PARTY_HKEY; 2 RECORD_SOURCE group(s): OPUS_BJAZ_TRV_LOADER_DATA_MV [1 col(s)], OPUS_BJAZ_TRV_LOADER_LOG_TABLE_MV [2 col(s)]. stg2_party_employment_bjaz_trv_loader_data_mv_payer: column(s) DESIGNATION could not be traced to RAW on at least one arm -- excluded (first-cut: walk columns from resolved_mt__ views or joined-in stitch columns are not yet inlined into the sampled queries).</w:t>
       </w:r>
     </w:p>
     <w:p>
@@ -8563,9 +8512,6 @@
       </w:pPr>
       <w:r>
         <w:t xml:space="preserve">18. OPUS — SAT_PARTY_HEALTH_PROFILE</w:t>
-      </w:r>
-      <w:r>
-        <w:t xml:space="preserve">  [M2]</w:t>
       </w:r>
     </w:p>
     <w:tbl>
@@ -8863,9 +8809,6 @@
       <w:r>
         <w:t xml:space="preserve">19. OPUS — SAT_PARTY_IDENTIFICATION</w:t>
       </w:r>
-      <w:r>
-        <w:t xml:space="preserve">  [M2]</w:t>
-      </w:r>
     </w:p>
     <w:tbl>
       <w:tblPr>
@@ -9056,7 +8999,7 @@
         <w:t xml:space="preserve">Note: </w:t>
       </w:r>
       <w:r>
-        <w:t xml:space="preserve">HASHDIFF of OPUS_BA_TRV_DATA_POLICY_DTLS_MV, OPUS_BJAZ_TRV_LOADER_LOG_TABLE_MV (stg2_party_identification_ba_trv_data_policy_dtls_mv_0) also hashes IDENTIFICATION_TYPE_CODE, which this satellite does not store (a shared stage feeding several satellites). A change in only those columns gives a new HASHDIFF and so a NEW ROW WITH AN UNCHANGED PAYLOAD here -- breaks DM-H2; see DM-H2 (a) unchanged_payload_reinserts. The HASHDIFF cannot be recomputed from the satellite row. HASHDIFF of OPUS_BJAZ_TRV_LOADER_DATA_MV (stg2_party_identification_bjaz_trv_loader_data_mv_1, stg2_party_identification_bjaz_trv_loader_data_mv_2, stg2_party_identification_bjaz_trv_loader_data_mv_3, stg2_party_identification_bjaz_trv_loader_data_mv_4) also hashes IDENTIFICATION_TYPE_CODE, which this satellite does not store (a shared stage feeding several satellites). A change in only those columns gives a new HASHDIFF and so a NEW ROW WITH AN UNCHANGED PAYLOAD here -- breaks DM-H2; see DM-H2 (a) unchanged_payload_reinserts. The HASHDIFF cannot be recomputed from the satellite row. standard satellite, ma_sat_multi_source; PK PARTY_HKEY, child key IDENTIFICATION_TYPE_CODE; 3 RECORD_SOURCE group(s): OPUS_BA_TRV_DATA_POLICY_DTLS_MV [1 col(s)], OPUS_BJAZ_TRV_LOADER_DATA_MV [4 col(s)], OPUS_BJAZ_TRV_LOADER_LOG_TABLE_MV [1 col(s)]. Multi-active: compared per (key, child key); latest = max LOAD_DATETIME per member. stg2_party_identification_ba_trv_data_policy_dtls_mv_0: column(s) AADHAAR_NUMBER, EIA_NUMBER, GSTIN could not be traced to RAW on at least one arm -- excluded (first-cut: walk columns from resolved_mtv2__ views or joined-in stitch columns are not yet inlined into the sampled queries). stg2_party_identification_bjaz_trv_loader_data_mv_1: column(s) EIA_NUMBER, GSTIN, PASSPORT_NUMBER could not be traced to RAW on at least one arm -- excluded (first-cut: walk columns from resolved_mtv2__ views or joined-in stitch columns are not yet inlined into the sampled queries). stg2_party_identification_bjaz_trv_loader_data_mv_2: column(s) GSTIN, PASSPORT_NUMBER could not be traced to RAW on at least one arm -- excluded (first-cut: walk columns from resolved_mtv2__ views or joined-in stitch columns are not yet inlined into the sampled queries). stg2_party_identification_bjaz_trv_loader_data_mv_3: column(s) PASSPORT_NUMBER could not be traced to RAW on at least one arm -- excluded (first-cut: walk columns from resolved_mtv2__ views or joined-in stitch columns are not yet inlined into the sampled queries). stg2_party_identification_bjaz_trv_loader_log_table_mv_5: column(s) AADHAAR_NUMBER, EIA_NUMBER, GSTIN could not be traced to RAW on at least one arm -- excluded (first-cut: walk columns from resolved_mtv2__ views or joined-in stitch columns are not yet inlined into the sampled queries).</w:t>
+        <w:t xml:space="preserve">HASHDIFF of OPUS_BA_TRV_DATA_POLICY_DTLS_MV, OPUS_BJAZ_TRV_LOADER_LOG_TABLE_MV (stg2_party_identification_ba_trv_data_policy_dtls_mv_0) also hashes IDENTIFICATION_TYPE_CODE, which this satellite does not store (a shared stage feeding several satellites). A change in only those columns gives a new HASHDIFF and so a NEW ROW WITH AN UNCHANGED PAYLOAD here -- breaks DM-H2; see DM-H2 (a) unchanged_payload_reinserts. The HASHDIFF cannot be recomputed from the satellite row. HASHDIFF of OPUS_BJAZ_TRV_LOADER_DATA_MV (stg2_party_identification_bjaz_trv_loader_data_mv_1, stg2_party_identification_bjaz_trv_loader_data_mv_2, stg2_party_identification_bjaz_trv_loader_data_mv_3, stg2_party_identification_bjaz_trv_loader_data_mv_4) also hashes IDENTIFICATION_TYPE_CODE, which this satellite does not store (a shared stage feeding several satellites). A change in only those columns gives a new HASHDIFF and so a NEW ROW WITH AN UNCHANGED PAYLOAD here -- breaks DM-H2; see DM-H2 (a) unchanged_payload_reinserts. The HASHDIFF cannot be recomputed from the satellite row. standard satellite, ma_sat_multi_source; PK PARTY_HKEY, child key IDENTIFICATION_TYPE_CODE; 3 RECORD_SOURCE group(s): OPUS_BA_TRV_DATA_POLICY_DTLS_MV [1 col(s)], OPUS_BJAZ_TRV_LOADER_DATA_MV [4 col(s)], OPUS_BJAZ_TRV_LOADER_LOG_TABLE_MV [1 col(s)]. Multi-active: compared per (key, child key); latest = max LOAD_DATETIME per member. stg2_party_identification_ba_trv_data_policy_dtls_mv_0: column(s) AADHAAR_NUMBER, EIA_NUMBER, GSTIN could not be traced to RAW on at least one arm -- excluded (first-cut: walk columns from resolved_mt__ views or joined-in stitch columns are not yet inlined into the sampled queries). stg2_party_identification_bjaz_trv_loader_data_mv_1: column(s) EIA_NUMBER, GSTIN, PASSPORT_NUMBER could not be traced to RAW on at least one arm -- excluded (first-cut: walk columns from resolved_mt__ views or joined-in stitch columns are not yet inlined into the sampled queries). stg2_party_identification_bjaz_trv_loader_data_mv_2: column(s) GSTIN, PASSPORT_NUMBER could not be traced to RAW on at least one arm -- excluded (first-cut: walk columns from resolved_mt__ views or joined-in stitch columns are not yet inlined into the sampled queries). stg2_party_identification_bjaz_trv_loader_data_mv_3: column(s) PASSPORT_NUMBER could not be traced to RAW on at least one arm -- excluded (first-cut: walk columns from resolved_mt__ views or joined-in stitch columns are not yet inlined into the sampled queries). stg2_party_identification_bjaz_trv_loader_log_table_mv_5: column(s) AADHAAR_NUMBER, EIA_NUMBER, GSTIN could not be traced to RAW on at least one arm -- excluded (first-cut: walk columns from resolved_mt__ views or joined-in stitch columns are not yet inlined into the sampled queries).</w:t>
       </w:r>
     </w:p>
     <w:p>
@@ -9148,9 +9091,6 @@
       <w:r>
         <w:t xml:space="preserve">20. OPUS — SAT_PARTY_IDENTITY</w:t>
       </w:r>
-      <w:r>
-        <w:t xml:space="preserve">  [M2]</w:t>
-      </w:r>
     </w:p>
     <w:tbl>
       <w:tblPr>
@@ -9341,7 +9281,7 @@
         <w:t xml:space="preserve">Note: </w:t>
       </w:r>
       <w:r>
-        <w:t xml:space="preserve">HASHDIFF column HASHDIFF. Recomputed exactly as automate_dv 0.11.5 / sat_multi_source computes it, from the payload stored on the same row. A match proves every payload change changes the HASHDIFF, which is what drives a new row. standard satellite, sat_multi_source; PK PARTY_HKEY; 3 RECORD_SOURCE group(s): OPUS_BA_TRV_DATA_POLICY_DTLS_MV [3 col(s)], OPUS_BJAZ_TRV_LOADER_DATA_MV [6 col(s)], OPUS_BJAZ_TRV_LOADER_LOG_TABLE_MV [8 col(s)]. stg2_party_identity_ba_trv_data_policy_dtls_mv_payer: column(s) FIRST_NAME, GENDER_CODE, LAST_NAME, MIDDLE_NAME, PARTY_FULL_NAME, PARTY_LEGAL_NAME, TITLE_CODE could not be traced to RAW on at least one arm -- excluded (first-cut: walk columns from resolved_mtv2__ views or joined-in stitch columns are not yet inlined into the sampled queries). stg2_party_identity_ba_trv_data_policy_dtls_mv_agent: column(s) FIRST_NAME, GENDER_CODE, LAST_NAME, MIDDLE_NAME, PARTY_LEGAL_NAME, TITLE_CODE could not be traced to RAW on at least one arm -- excluded (first-cut: walk columns from resolved_mtv2__ views or joined-in stitch columns are not yet inlined into the sampled queries). stg2_party_identity_bjaz_trv_loader_data_mv_payer: column(s) AGE, PARTY_FULL_NAME, TITLE_CODE could not be traced to RAW on at least one arm -- excluded (first-cut: walk columns from resolved_mtv2__ views or joined-in stitch columns are not yet inlined into the sampled queries). stg2_party_identity_bjaz_trv_loader_log_table_mv_payer: column(s) PARTY_FULL_NAME could not be traced to RAW on at least one arm -- excluded (first-cut: walk columns from resolved_mtv2__ views or joined-in stitch columns are not yet inlined into the sampled queries).</w:t>
+        <w:t xml:space="preserve">HASHDIFF column HASHDIFF. Recomputed exactly as automate_dv 0.11.5 / sat_multi_source computes it, from the payload stored on the same row. A match proves every payload change changes the HASHDIFF, which is what drives a new row. standard satellite, sat_multi_source; PK PARTY_HKEY; 3 RECORD_SOURCE group(s): OPUS_BA_TRV_DATA_POLICY_DTLS_MV [3 col(s)], OPUS_BJAZ_TRV_LOADER_DATA_MV [6 col(s)], OPUS_BJAZ_TRV_LOADER_LOG_TABLE_MV [8 col(s)]. stg2_party_identity_ba_trv_data_policy_dtls_mv_payer: column(s) FIRST_NAME, GENDER_CODE, LAST_NAME, MIDDLE_NAME, PARTY_FULL_NAME, PARTY_LEGAL_NAME, TITLE_CODE could not be traced to RAW on at least one arm -- excluded (first-cut: walk columns from resolved_mt__ views or joined-in stitch columns are not yet inlined into the sampled queries). stg2_party_identity_ba_trv_data_policy_dtls_mv_agent: column(s) FIRST_NAME, GENDER_CODE, LAST_NAME, MIDDLE_NAME, PARTY_LEGAL_NAME, TITLE_CODE could not be traced to RAW on at least one arm -- excluded (first-cut: walk columns from resolved_mt__ views or joined-in stitch columns are not yet inlined into the sampled queries). stg2_party_identity_bjaz_trv_loader_data_mv_payer: column(s) AGE, PARTY_FULL_NAME, TITLE_CODE could not be traced to RAW on at least one arm -- excluded (first-cut: walk columns from resolved_mt__ views or joined-in stitch columns are not yet inlined into the sampled queries). stg2_party_identity_bjaz_trv_loader_log_table_mv_payer: column(s) PARTY_FULL_NAME could not be traced to RAW on at least one arm -- excluded (first-cut: walk columns from resolved_mt__ views or joined-in stitch columns are not yet inlined into the sampled queries).</w:t>
       </w:r>
     </w:p>
     <w:p>
@@ -9482,9 +9422,6 @@
       </w:pPr>
       <w:r>
         <w:t xml:space="preserve">21. OPUS — SAT_PARTY_INDIVIDUAL_DEMOGRAPHICS</w:t>
-      </w:r>
-      <w:r>
-        <w:t xml:space="preserve">  [M2]</w:t>
       </w:r>
     </w:p>
     <w:tbl>
@@ -9782,9 +9719,6 @@
       <w:r>
         <w:t xml:space="preserve">22. OPUS — SAT_POLICY_CLASSIFICATION</w:t>
       </w:r>
-      <w:r>
-        <w:t xml:space="preserve">  [M2]</w:t>
-      </w:r>
     </w:p>
     <w:tbl>
       <w:tblPr>
@@ -10067,9 +10001,6 @@
       <w:r>
         <w:t xml:space="preserve">23. OPUS — SAT_POLICY_HEADER</w:t>
       </w:r>
-      <w:r>
-        <w:t xml:space="preserve">  [M2]</w:t>
-      </w:r>
     </w:p>
     <w:tbl>
       <w:tblPr>
@@ -10260,7 +10191,7 @@
         <w:t xml:space="preserve">Note: </w:t>
       </w:r>
       <w:r>
-        <w:t xml:space="preserve">HASHDIFF column HASHDIFF. Recomputed exactly as automate_dv 0.11.5 / sat_multi_source computes it, from the payload stored on the same row. A match proves every payload change changes the HASHDIFF, which is what drives a new row. standard satellite, sat_multi_source; PK POLICY_HKEY; 4 RECORD_SOURCE group(s): OPUS_BA_TRV_DATA_POLICY_DTLS_MV [9 col(s)], OPUS_BJAZ_TRV_LOADER_DATA_MV [2 col(s)], OPUS_BJAZ_TRV_LOADER_LOG_TABLE_MV [8 col(s)], OPUS_BJAZ_TRV_RIDER_DTLS_MV [2 col(s)]. stg2_policy_header_ba_trv_data_policy_dtls_mv: column(s) POLICY_TYPE, SUM_INSURED_TOTAL could not be traced to RAW on at least one arm -- excluded (first-cut: walk columns from resolved_mtv2__ views or joined-in stitch columns are not yet inlined into the sampled queries). stg2_policy_header_bjaz_trv_loader_data_mv: column(s) COVER_NOTE_DATE, COVER_NOTE_REFERENCE, ISSUE_DATE, MASTER_POLICY_REFERENCE, POLICY_NUMBER, POLICY_TYPE, RISK_EXPIRY_DATE, RISK_INCEPTION_DATE, SUM_INSURED_TOTAL could not be traced to RAW on at least one arm -- excluded (first-cut: walk columns from resolved_mtv2__ views or joined-in stitch columns are not yet inlined into the sampled queries). stg2_policy_header_bjaz_trv_loader_log_table_mv: column(s) NUMBER_OF_LIVES_COVERED, POLICY_NUMBER, POLICY_TYPE could not be traced to RAW on at least one arm -- excluded (first-cut: walk columns from resolved_mtv2__ views or joined-in stitch columns are not yet inlined into the sampled queries). stg2_policy_header_bjaz_trv_rider_dtls_mv: column(s) COVER_NOTE_DATE, COVER_NOTE_REFERENCE, ISSUE_DATE, MASTER_POLICY_REFERENCE, POLICY_NUMBER, RISK_EXPIRY_DATE, RISK_INCEPTION_DATE, RURAL_SECTOR_POLICY_INDICATOR, SUM_INSURED_TOTAL could not be traced to RAW on at least one arm -- excluded (first-cut: walk columns from resolved_mtv2__ views or joined-in stitch columns are not yet inlined into the sampled queries).</w:t>
+        <w:t xml:space="preserve">HASHDIFF column HASHDIFF. Recomputed exactly as automate_dv 0.11.5 / sat_multi_source computes it, from the payload stored on the same row. A match proves every payload change changes the HASHDIFF, which is what drives a new row. standard satellite, sat_multi_source; PK POLICY_HKEY; 4 RECORD_SOURCE group(s): OPUS_BA_TRV_DATA_POLICY_DTLS_MV [9 col(s)], OPUS_BJAZ_TRV_LOADER_DATA_MV [2 col(s)], OPUS_BJAZ_TRV_LOADER_LOG_TABLE_MV [8 col(s)], OPUS_BJAZ_TRV_RIDER_DTLS_MV [2 col(s)]. stg2_policy_header_ba_trv_data_policy_dtls_mv: column(s) POLICY_TYPE, SUM_INSURED_TOTAL could not be traced to RAW on at least one arm -- excluded (first-cut: walk columns from resolved_mt__ views or joined-in stitch columns are not yet inlined into the sampled queries). stg2_policy_header_bjaz_trv_loader_data_mv: column(s) COVER_NOTE_DATE, COVER_NOTE_REFERENCE, ISSUE_DATE, MASTER_POLICY_REFERENCE, POLICY_NUMBER, POLICY_TYPE, RISK_EXPIRY_DATE, RISK_INCEPTION_DATE, SUM_INSURED_TOTAL could not be traced to RAW on at least one arm -- excluded (first-cut: walk columns from resolved_mt__ views or joined-in stitch columns are not yet inlined into the sampled queries). stg2_policy_header_bjaz_trv_loader_log_table_mv: column(s) NUMBER_OF_LIVES_COVERED, POLICY_NUMBER, POLICY_TYPE could not be traced to RAW on at least one arm -- excluded (first-cut: walk columns from resolved_mt__ views or joined-in stitch columns are not yet inlined into the sampled queries). stg2_policy_header_bjaz_trv_rider_dtls_mv: column(s) COVER_NOTE_DATE, COVER_NOTE_REFERENCE, ISSUE_DATE, MASTER_POLICY_REFERENCE, POLICY_NUMBER, RISK_EXPIRY_DATE, RISK_INCEPTION_DATE, RURAL_SECTOR_POLICY_INDICATOR, SUM_INSURED_TOTAL could not be traced to RAW on at least one arm -- excluded (first-cut: walk columns from resolved_mt__ views or joined-in stitch columns are not yet inlined into the sampled queries).</w:t>
       </w:r>
     </w:p>
     <w:p>
@@ -10419,9 +10350,6 @@
       </w:pPr>
       <w:r>
         <w:t xml:space="preserve">24. OPUS — SAT_POLICY_TERMS</w:t>
-      </w:r>
-      <w:r>
-        <w:t xml:space="preserve">  [M2]</w:t>
       </w:r>
     </w:p>
     <w:tbl>
@@ -10719,9 +10647,6 @@
       <w:r>
         <w:t xml:space="preserve">25. OPUS — SAT_PRODUCT_DEFINITION</w:t>
       </w:r>
-      <w:r>
-        <w:t xml:space="preserve">  [M2]</w:t>
-      </w:r>
     </w:p>
     <w:tbl>
       <w:tblPr>
@@ -10912,7 +10837,7 @@
         <w:t xml:space="preserve">Note: </w:t>
       </w:r>
       <w:r>
-        <w:t xml:space="preserve">HASHDIFF column HASHDIFF. Recomputed exactly as automate_dv 0.11.5 / sat_multi_source computes it, from the payload stored on the same row. A match proves every payload change changes the HASHDIFF, which is what drives a new row. standard satellite, sat_multi_source; PK PRODUCT_HKEY; 3 RECORD_SOURCE group(s): OPUS_BA_TRV_DATA_POLICY_DTLS_MV [3 col(s)], OPUS_BA_TRV_PLAN_MST_MV [5 col(s)], OPUS_BJAZ_TRV_LOADER_DATA_MV [1 col(s)]. stg2_product_definition_ba_trv_data_policy_dtls_mv: column(s) PRODUCT_DISPLAY_NAME, PRODUCT_STATUS could not be traced to RAW on at least one arm -- excluded (first-cut: walk columns from resolved_mtv2__ views or joined-in stitch columns are not yet inlined into the sampled queries). stg2_product_definition_bjaz_trv_loader_data_mv: column(s) PRODUCT_CODE, PRODUCT_DISPLAY_NAME, PRODUCT_NAME, PRODUCT_STATUS could not be traced to RAW on at least one arm -- excluded (first-cut: walk columns from resolved_mtv2__ views or joined-in stitch columns are not yet inlined into the sampled queries).</w:t>
+        <w:t xml:space="preserve">HASHDIFF column HASHDIFF. Recomputed exactly as automate_dv 0.11.5 / sat_multi_source computes it, from the payload stored on the same row. A match proves every payload change changes the HASHDIFF, which is what drives a new row. standard satellite, sat_multi_source; PK PRODUCT_HKEY; 3 RECORD_SOURCE group(s): OPUS_BA_TRV_DATA_POLICY_DTLS_MV [3 col(s)], OPUS_BA_TRV_PLAN_MST_MV [5 col(s)], OPUS_BJAZ_TRV_LOADER_DATA_MV [1 col(s)]. stg2_product_definition_ba_trv_data_policy_dtls_mv: column(s) PRODUCT_DISPLAY_NAME, PRODUCT_STATUS could not be traced to RAW on at least one arm -- excluded (first-cut: walk columns from resolved_mt__ views or joined-in stitch columns are not yet inlined into the sampled queries). stg2_product_definition_bjaz_trv_loader_data_mv: column(s) PRODUCT_CODE, PRODUCT_DISPLAY_NAME, PRODUCT_NAME, PRODUCT_STATUS could not be traced to RAW on at least one arm -- excluded (first-cut: walk columns from resolved_mt__ views or joined-in stitch columns are not yet inlined into the sampled queries).</w:t>
       </w:r>
     </w:p>
     <w:p>
@@ -11054,9 +10979,6 @@
       <w:r>
         <w:t xml:space="preserve">26. OPUS — SAT_PRODUCT_RATING_FACTOR</w:t>
       </w:r>
-      <w:r>
-        <w:t xml:space="preserve">  [M2]</w:t>
-      </w:r>
     </w:p>
     <w:tbl>
       <w:tblPr>
@@ -11247,7 +11169,7 @@
         <w:t xml:space="preserve">Note: </w:t>
       </w:r>
       <w:r>
-        <w:t xml:space="preserve">HASHDIFF of OPUS_BJAZ_TRV_RATE_MASTER_MV (stg2_product_rating_factor_bjaz_trv_rate_master_mv_0, stg2_product_rating_factor_bjaz_trv_rate_master_mv_1, stg2_product_rating_factor_bjaz_trv_rate_master_mv_2, stg2_product_rating_factor_bjaz_trv_rate_master_mv_3) also hashes ACTIVE_SEQUENCE_NUMBER, which this satellite does not store (a shared stage feeding several satellites). A change in only those columns gives a new HASHDIFF and so a NEW ROW WITH AN UNCHANGED PAYLOAD here -- breaks DM-H2; see DM-H2 (a) unchanged_payload_reinserts. The HASHDIFF cannot be recomputed from the satellite row. standard satellite, ma_sat_multi_source; PK PRODUCT_HKEY, child key ACTIVE_SEQUENCE_NUMBER; 1 RECORD_SOURCE group(s): OPUS_BJAZ_TRV_RATE_MASTER_MV [2 col(s)]. Multi-active: compared per (key, child key); latest = max LOAD_DATETIME per member. stg2_product_rating_factor_bjaz_trv_rate_master_mv_0: column(s) VALUE_RANGE_TO could not be traced to RAW on at least one arm -- excluded (first-cut: walk columns from resolved_mtv2__ views or joined-in stitch columns are not yet inlined into the sampled queries).</w:t>
+        <w:t xml:space="preserve">HASHDIFF of OPUS_BJAZ_TRV_RATE_MASTER_MV (stg2_product_rating_factor_bjaz_trv_rate_master_mv_0, stg2_product_rating_factor_bjaz_trv_rate_master_mv_1, stg2_product_rating_factor_bjaz_trv_rate_master_mv_2, stg2_product_rating_factor_bjaz_trv_rate_master_mv_3) also hashes ACTIVE_SEQUENCE_NUMBER, which this satellite does not store (a shared stage feeding several satellites). A change in only those columns gives a new HASHDIFF and so a NEW ROW WITH AN UNCHANGED PAYLOAD here -- breaks DM-H2; see DM-H2 (a) unchanged_payload_reinserts. The HASHDIFF cannot be recomputed from the satellite row. standard satellite, ma_sat_multi_source; PK PRODUCT_HKEY, child key ACTIVE_SEQUENCE_NUMBER; 1 RECORD_SOURCE group(s): OPUS_BJAZ_TRV_RATE_MASTER_MV [2 col(s)]. Multi-active: compared per (key, child key); latest = max LOAD_DATETIME per member. stg2_product_rating_factor_bjaz_trv_rate_master_mv_0: column(s) VALUE_RANGE_TO could not be traced to RAW on at least one arm -- excluded (first-cut: walk columns from resolved_mt__ views or joined-in stitch columns are not yet inlined into the sampled queries).</w:t>
       </w:r>
     </w:p>
     <w:p>
@@ -11338,9 +11260,6 @@
       </w:pPr>
       <w:r>
         <w:t xml:space="preserve">27. OPUS — SAT_PRODUCT_RATING_STRUCTURE</w:t>
-      </w:r>
-      <w:r>
-        <w:t xml:space="preserve">  [M2]</w:t>
       </w:r>
     </w:p>
     <w:tbl>
@@ -11638,9 +11557,6 @@
       <w:r>
         <w:t xml:space="preserve">28. OPUS — SAT_PRODUCT_TERMS</w:t>
       </w:r>
-      <w:r>
-        <w:t xml:space="preserve">  [M2]</w:t>
-      </w:r>
     </w:p>
     <w:tbl>
       <w:tblPr>
@@ -11831,7 +11747,7 @@
         <w:t xml:space="preserve">Note: </w:t>
       </w:r>
       <w:r>
-        <w:t xml:space="preserve">HASHDIFF column HASHDIFF. Recomputed exactly as automate_dv 0.11.5 / sat_multi_source computes it, from the payload stored on the same row. A match proves every payload change changes the HASHDIFF, which is what drives a new row. standard satellite, sat_multi_source; PK PRODUCT_HKEY; 2 RECORD_SOURCE group(s): OPUS_BA_TRV_PLAN_MST_MV [6 col(s)], OPUS_BJAZ_TRV_PLAN_MV [1 col(s)]. stg2_product_terms_bjaz_trv_plan_mv: column(s) FAMILY_DEFINITION, GEOGRAPHY_RESTRICTION, MAXIMUM_ENTRY_AGE, MINIMUM_ENTRY_AGE, MINIMUM_POLICY_TERM could not be traced to RAW on at least one arm -- excluded (first-cut: walk columns from resolved_mtv2__ views or joined-in stitch columns are not yet inlined into the sampled queries).</w:t>
+        <w:t xml:space="preserve">HASHDIFF column HASHDIFF. Recomputed exactly as automate_dv 0.11.5 / sat_multi_source computes it, from the payload stored on the same row. A match proves every payload change changes the HASHDIFF, which is what drives a new row. standard satellite, sat_multi_source; PK PRODUCT_HKEY; 2 RECORD_SOURCE group(s): OPUS_BA_TRV_PLAN_MST_MV [6 col(s)], OPUS_BJAZ_TRV_PLAN_MV [1 col(s)]. stg2_product_terms_bjaz_trv_plan_mv: column(s) FAMILY_DEFINITION, GEOGRAPHY_RESTRICTION, MAXIMUM_ENTRY_AGE, MINIMUM_ENTRY_AGE, MINIMUM_POLICY_TERM could not be traced to RAW on at least one arm -- excluded (first-cut: walk columns from resolved_mt__ views or joined-in stitch columns are not yet inlined into the sampled queries).</w:t>
       </w:r>
     </w:p>
     <w:p>
@@ -11954,9 +11870,6 @@
       </w:pPr>
       <w:r>
         <w:t xml:space="preserve">29. OPUS — SAT_PROPOSAL_UNDERWRITING</w:t>
-      </w:r>
-      <w:r>
-        <w:t xml:space="preserve">  [M2]</w:t>
       </w:r>
     </w:p>
     <w:tbl>
@@ -12254,9 +12167,6 @@
       <w:r>
         <w:t xml:space="preserve">30. OPUS — SAT_QUOTE_HEADER</w:t>
       </w:r>
-      <w:r>
-        <w:t xml:space="preserve">  [M2]</w:t>
-      </w:r>
     </w:p>
     <w:tbl>
       <w:tblPr>
@@ -12553,9 +12463,6 @@
       <w:r>
         <w:t xml:space="preserve">31. OPUS — SAT_RISK_MOTOR_DRIVER</w:t>
       </w:r>
-      <w:r>
-        <w:t xml:space="preserve">  [M2]</w:t>
-      </w:r>
     </w:p>
     <w:tbl>
       <w:tblPr>
@@ -12852,9 +12759,6 @@
       <w:r>
         <w:t xml:space="preserve">32. OPUS — SAT_RISK_MOTOR_VEHICLE</w:t>
       </w:r>
-      <w:r>
-        <w:t xml:space="preserve">  [M2]</w:t>
-      </w:r>
     </w:p>
     <w:tbl>
       <w:tblPr>
@@ -13151,9 +13055,6 @@
       <w:r>
         <w:t xml:space="preserve">33. OPUS — SAT_RISK_OBJECT_CORE</w:t>
       </w:r>
-      <w:r>
-        <w:t xml:space="preserve">  [M3]</w:t>
-      </w:r>
     </w:p>
     <w:tbl>
       <w:tblPr>
@@ -13450,9 +13351,6 @@
       <w:r>
         <w:t xml:space="preserve">34. OPUS — SAT_RISK_PERSON_INSURED</w:t>
       </w:r>
-      <w:r>
-        <w:t xml:space="preserve">  [M3]</w:t>
-      </w:r>
     </w:p>
     <w:tbl>
       <w:tblPr>
@@ -13749,9 +13647,6 @@
       <w:r>
         <w:t xml:space="preserve">35. OPUS — SAT_RISK_PERSON_TRAVEL</w:t>
       </w:r>
-      <w:r>
-        <w:t xml:space="preserve">  [M3]</w:t>
-      </w:r>
     </w:p>
     <w:tbl>
       <w:tblPr>
@@ -13942,7 +13837,7 @@
         <w:t xml:space="preserve">Note: </w:t>
       </w:r>
       <w:r>
-        <w:t xml:space="preserve">HASHDIFF column HASHDIFF. Recomputed exactly as automate_dv 0.11.5 / sat_multi_source computes it, from the payload stored on the same row. A match proves every payload change changes the HASHDIFF, which is what drives a new row. standard satellite, sat_multi_source; PK RISK_OBJECT_HKEY; 2 RECORD_SOURCE group(s): OPUS_BJAZ_TRV_LOADER_DATA_MV [8 col(s)], OPUS_BJAZ_TRV_LOADER_LOG_TABLE_MV [2 col(s)]. stg2_risk_person_travel_bjaz_trv_loader_log_table_mv: column(s) PASSPORT_NUMBER, TRIP_DURATION, TRIP_END_DATE, TRIP_START_DATE, TRIP_TYPE, VISA_TYPE could not be traced to RAW on at least one arm -- excluded (first-cut: walk columns from resolved_mtv2__ views or joined-in stitch columns are not yet inlined into the sampled queries).</w:t>
+        <w:t xml:space="preserve">HASHDIFF column HASHDIFF. Recomputed exactly as automate_dv 0.11.5 / sat_multi_source computes it, from the payload stored on the same row. A match proves every payload change changes the HASHDIFF, which is what drives a new row. standard satellite, sat_multi_source; PK RISK_OBJECT_HKEY; 2 RECORD_SOURCE group(s): OPUS_BJAZ_TRV_LOADER_DATA_MV [8 col(s)], OPUS_BJAZ_TRV_LOADER_LOG_TABLE_MV [2 col(s)]. stg2_risk_person_travel_bjaz_trv_loader_log_table_mv: column(s) PASSPORT_NUMBER, TRIP_DURATION, TRIP_END_DATE, TRIP_START_DATE, TRIP_TYPE, VISA_TYPE could not be traced to RAW on at least one arm -- excluded (first-cut: walk columns from resolved_mt__ views or joined-in stitch columns are not yet inlined into the sampled queries).</w:t>
       </w:r>
     </w:p>
     <w:p>
@@ -14065,9 +13960,6 @@
       </w:pPr>
       <w:r>
         <w:t xml:space="preserve">36. OPUS — SAT_AUG_COMMON_COMMUNICATION_PREFERENCE</w:t>
-      </w:r>
-      <w:r>
-        <w:t xml:space="preserve">  [M3]</w:t>
       </w:r>
     </w:p>
     <w:tbl>
@@ -14365,9 +14257,6 @@
       <w:r>
         <w:t xml:space="preserve">37. OPUS — SAT_AUG_COVERAGE_DEFINITION</w:t>
       </w:r>
-      <w:r>
-        <w:t xml:space="preserve">  [M3]</w:t>
-      </w:r>
     </w:p>
     <w:tbl>
       <w:tblPr>
@@ -14558,7 +14447,7 @@
         <w:t xml:space="preserve">Note: </w:t>
       </w:r>
       <w:r>
-        <w:t xml:space="preserve">HASHDIFF column HASHDIFF. Recomputed exactly as automate_dv 0.11.5 / sat_multi_source computes it, from the payload stored on the same row. A match proves every payload change changes the HASHDIFF, which is what drives a new row. augmented satellite, sat_multi_source; PK COVERAGE_HKEY; 1 RECORD_SOURCE group(s): OPUS_BJAZ_TRV_PLAN_MV [2 col(s)]. stg2_aug_coverage_definition_bjaz_trv_plan_mv_eff_date: column(s) COVERAGE_SEQUENCE could not be traced to RAW on at least one arm -- excluded (first-cut: walk columns from resolved_mtv2__ views or joined-in stitch columns are not yet inlined into the sampled queries).</w:t>
+        <w:t xml:space="preserve">HASHDIFF column HASHDIFF. Recomputed exactly as automate_dv 0.11.5 / sat_multi_source computes it, from the payload stored on the same row. A match proves every payload change changes the HASHDIFF, which is what drives a new row. augmented satellite, sat_multi_source; PK COVERAGE_HKEY; 1 RECORD_SOURCE group(s): OPUS_BJAZ_TRV_PLAN_MV [2 col(s)]. stg2_aug_coverage_definition_bjaz_trv_plan_mv_eff_date: column(s) COVERAGE_SEQUENCE could not be traced to RAW on at least one arm -- excluded (first-cut: walk columns from resolved_mt__ views or joined-in stitch columns are not yet inlined into the sampled queries).</w:t>
       </w:r>
     </w:p>
     <w:p>
@@ -14664,9 +14553,6 @@
       <w:r>
         <w:t xml:space="preserve">38. OPUS — SAT_AUG_COVERAGE_LIMITS</w:t>
       </w:r>
-      <w:r>
-        <w:t xml:space="preserve">  [M3]</w:t>
-      </w:r>
     </w:p>
     <w:tbl>
       <w:tblPr>
@@ -14857,7 +14743,7 @@
         <w:t xml:space="preserve">Note: </w:t>
       </w:r>
       <w:r>
-        <w:t xml:space="preserve">HASHDIFF column HASHDIFF. Recomputed exactly as automate_dv 0.11.5 / sat_multi_source computes it, from the payload stored on the same row. A match proves every payload change changes the HASHDIFF, which is what drives a new row. augmented satellite, sat_multi_source; PK COVERAGE_HKEY; 1 RECORD_SOURCE group(s): OPUS_BJAZ_TRV_PLAN_MV [3 col(s)]. stg2_aug_coverage_limits_bjaz_trv_plan_mv_currency: column(s) DEDUCTIBLE_DESCRIPTION, LIMIT_DESCRIPTION could not be traced to RAW on at least one arm -- excluded (first-cut: walk columns from resolved_mtv2__ views or joined-in stitch columns are not yet inlined into the sampled queries). stg2_aug_coverage_limits_bjaz_trv_plan_mv_deductible_desc: column(s) LIMIT_DESCRIPTION could not be traced to RAW on at least one arm -- excluded (first-cut: walk columns from resolved_mtv2__ views or joined-in stitch columns are not yet inlined into the sampled queries).</w:t>
+        <w:t xml:space="preserve">HASHDIFF column HASHDIFF. Recomputed exactly as automate_dv 0.11.5 / sat_multi_source computes it, from the payload stored on the same row. A match proves every payload change changes the HASHDIFF, which is what drives a new row. augmented satellite, sat_multi_source; PK COVERAGE_HKEY; 1 RECORD_SOURCE group(s): OPUS_BJAZ_TRV_PLAN_MV [3 col(s)]. stg2_aug_coverage_limits_bjaz_trv_plan_mv_currency: column(s) DEDUCTIBLE_DESCRIPTION, LIMIT_DESCRIPTION could not be traced to RAW on at least one arm -- excluded (first-cut: walk columns from resolved_mt__ views or joined-in stitch columns are not yet inlined into the sampled queries). stg2_aug_coverage_limits_bjaz_trv_plan_mv_deductible_desc: column(s) LIMIT_DESCRIPTION could not be traced to RAW on at least one arm -- excluded (first-cut: walk columns from resolved_mt__ views or joined-in stitch columns are not yet inlined into the sampled queries).</w:t>
       </w:r>
     </w:p>
     <w:p>
@@ -14963,9 +14849,6 @@
       <w:r>
         <w:t xml:space="preserve">39. OPUS — SAT_AUG_COVERAGE_RATING</w:t>
       </w:r>
-      <w:r>
-        <w:t xml:space="preserve">  [M3]</w:t>
-      </w:r>
     </w:p>
     <w:tbl>
       <w:tblPr>
@@ -15156,7 +15039,7 @@
         <w:t xml:space="preserve">Note: </w:t>
       </w:r>
       <w:r>
-        <w:t xml:space="preserve">HASHDIFF column HASHDIFF. Recomputed exactly as automate_dv 0.11.5 / sat_multi_source computes it, from the payload stored on the same row. A match proves every payload change changes the HASHDIFF, which is what drives a new row. augmented satellite, sat_multi_source; PK COVERAGE_HKEY; 2 RECORD_SOURCE group(s): OPUS_BJAZ_TRV_RIDER_RATE_MAST_MV [4 col(s)], OPUS_BJAZ_TRV_RIDER_DTLS_MV [1 col(s)]. stg2_aug_coverage_rating_bjaz_trv_rider_rate_mast_mv_nb_prm_excluding_st: column(s) EXTENSION_PREMIUM_EXCLUDING_ST, MINIMUM_EXTENSION_PREMIUM, MINIMUM_NEW_BUSINESS_PREMIUM, RIDER_PREMIUM could not be traced to RAW on at least one arm -- excluded (first-cut: walk columns from resolved_mtv2__ views or joined-in stitch columns are not yet inlined into the sampled queries). stg2_aug_coverage_rating_bjaz_trv_rider_rate_mast_mv_extn_prm_excluding_st: column(s) MINIMUM_EXTENSION_PREMIUM, MINIMUM_NEW_BUSINESS_PREMIUM, RIDER_PREMIUM could not be traced to RAW on at least one arm -- excluded (first-cut: walk columns from resolved_mtv2__ views or joined-in stitch columns are not yet inlined into the sampled queries). stg2_aug_coverage_rating_bjaz_trv_rider_rate_mast_mv_min_extn_prm: column(s) MINIMUM_NEW_BUSINESS_PREMIUM, RIDER_PREMIUM could not be traced to RAW on at least one arm -- excluded (first-cut: walk columns from resolved_mtv2__ views or joined-in stitch columns are not yet inlined into the sampled queries). stg2_aug_coverage_rating_bjaz_trv_rider_rate_mast_mv_min_nb_prm: column(s) RIDER_PREMIUM could not be traced to RAW on at least one arm -- excluded (first-cut: walk columns from resolved_mtv2__ views or joined-in stitch columns are not yet inlined into the sampled queries). stg2_aug_coverage_rating_bjaz_trv_rider_dtls_mv_rider_premium: column(s) EXTENSION_PREMIUM_EXCLUDING_ST, MINIMUM_EXTENSION_PREMIUM, MINIMUM_NEW_BUSINESS_PREMIUM, NEW_BUSINESS_PREMIUM_EXCLUDING_ST could not be traced to RAW on at least one arm -- excluded (first-cut: walk columns from resolved_mtv2__ views or joined-in stitch columns are not yet inlined into the sampled queries).</w:t>
+        <w:t xml:space="preserve">HASHDIFF column HASHDIFF. Recomputed exactly as automate_dv 0.11.5 / sat_multi_source computes it, from the payload stored on the same row. A match proves every payload change changes the HASHDIFF, which is what drives a new row. augmented satellite, sat_multi_source; PK COVERAGE_HKEY; 2 RECORD_SOURCE group(s): OPUS_BJAZ_TRV_RIDER_RATE_MAST_MV [4 col(s)], OPUS_BJAZ_TRV_RIDER_DTLS_MV [1 col(s)]. stg2_aug_coverage_rating_bjaz_trv_rider_rate_mast_mv_nb_prm_excluding_st: column(s) EXTENSION_PREMIUM_EXCLUDING_ST, MINIMUM_EXTENSION_PREMIUM, MINIMUM_NEW_BUSINESS_PREMIUM, RIDER_PREMIUM could not be traced to RAW on at least one arm -- excluded (first-cut: walk columns from resolved_mt__ views or joined-in stitch columns are not yet inlined into the sampled queries). stg2_aug_coverage_rating_bjaz_trv_rider_rate_mast_mv_extn_prm_excluding_st: column(s) MINIMUM_EXTENSION_PREMIUM, MINIMUM_NEW_BUSINESS_PREMIUM, RIDER_PREMIUM could not be traced to RAW on at least one arm -- excluded (first-cut: walk columns from resolved_mt__ views or joined-in stitch columns are not yet inlined into the sampled queries). stg2_aug_coverage_rating_bjaz_trv_rider_rate_mast_mv_min_extn_prm: column(s) MINIMUM_NEW_BUSINESS_PREMIUM, RIDER_PREMIUM could not be traced to RAW on at least one arm -- excluded (first-cut: walk columns from resolved_mt__ views or joined-in stitch columns are not yet inlined into the sampled queries). stg2_aug_coverage_rating_bjaz_trv_rider_rate_mast_mv_min_nb_prm: column(s) RIDER_PREMIUM could not be traced to RAW on at least one arm -- excluded (first-cut: walk columns from resolved_mt__ views or joined-in stitch columns are not yet inlined into the sampled queries). stg2_aug_coverage_rating_bjaz_trv_rider_dtls_mv_rider_premium: column(s) EXTENSION_PREMIUM_EXCLUDING_ST, MINIMUM_EXTENSION_PREMIUM, MINIMUM_NEW_BUSINESS_PREMIUM, NEW_BUSINESS_PREMIUM_EXCLUDING_ST could not be traced to RAW on at least one arm -- excluded (first-cut: walk columns from resolved_mt__ views or joined-in stitch columns are not yet inlined into the sampled queries).</w:t>
       </w:r>
     </w:p>
     <w:p>
@@ -15280,9 +15163,6 @@
       <w:r>
         <w:t xml:space="preserve">40. OPUS — SAT_AUG_FINTXN_PREMIUM</w:t>
       </w:r>
-      <w:r>
-        <w:t xml:space="preserve">  [M3]</w:t>
-      </w:r>
     </w:p>
     <w:tbl>
       <w:tblPr>
@@ -15473,7 +15353,7 @@
         <w:t xml:space="preserve">Note: </w:t>
       </w:r>
       <w:r>
-        <w:t xml:space="preserve">HASHDIFF column HASHDIFF. Recomputed exactly as automate_dv 0.11.5 / sat_multi_source computes it, from the payload stored on the same row. A match proves every payload change changes the HASHDIFF, which is what drives a new row. augmented satellite, sat_multi_source; PK FINANCIAL_TRANSACTION_HKEY; 3 RECORD_SOURCE group(s): OPUS_BA_TRV_DATA_POLICY_DTLS_MV [2 col(s)], OPUS_BJAZ_TRV_LOADER_DATA_MV [1 col(s)], OPUS_BJAZ_TRV_LOADER_LOG_TABLE_MV [1 col(s)]. stg2_aug_fintxn_premium_ba_trv_data_policy_dtls_mv_sp_discount_per: column(s) SPECIAL_DISCOUNT_AMOUNT could not be traced to RAW on at least one arm -- excluded (first-cut: walk columns from resolved_mtv2__ views or joined-in stitch columns are not yet inlined into the sampled queries). stg2_aug_fintxn_premium_bjaz_trv_loader_data_mv_spdiscount: column(s) SPECIAL_DISCOUNT_PERCENTAGE could not be traced to RAW on at least one arm -- excluded (first-cut: walk columns from resolved_mtv2__ views or joined-in stitch columns are not yet inlined into the sampled queries). stg2_aug_fintxn_premium_bjaz_trv_loader_log_table_mv_spdiscount: column(s) SPECIAL_DISCOUNT_PERCENTAGE could not be traced to RAW on at least one arm -- excluded (first-cut: walk columns from resolved_mtv2__ views or joined-in stitch columns are not yet inlined into the sampled queries).</w:t>
+        <w:t xml:space="preserve">HASHDIFF column HASHDIFF. Recomputed exactly as automate_dv 0.11.5 / sat_multi_source computes it, from the payload stored on the same row. A match proves every payload change changes the HASHDIFF, which is what drives a new row. augmented satellite, sat_multi_source; PK FINANCIAL_TRANSACTION_HKEY; 3 RECORD_SOURCE group(s): OPUS_BA_TRV_DATA_POLICY_DTLS_MV [2 col(s)], OPUS_BJAZ_TRV_LOADER_DATA_MV [1 col(s)], OPUS_BJAZ_TRV_LOADER_LOG_TABLE_MV [1 col(s)]. stg2_aug_fintxn_premium_ba_trv_data_policy_dtls_mv_sp_discount_per: column(s) SPECIAL_DISCOUNT_AMOUNT could not be traced to RAW on at least one arm -- excluded (first-cut: walk columns from resolved_mt__ views or joined-in stitch columns are not yet inlined into the sampled queries). stg2_aug_fintxn_premium_bjaz_trv_loader_data_mv_spdiscount: column(s) SPECIAL_DISCOUNT_PERCENTAGE could not be traced to RAW on at least one arm -- excluded (first-cut: walk columns from resolved_mt__ views or joined-in stitch columns are not yet inlined into the sampled queries). stg2_aug_fintxn_premium_bjaz_trv_loader_log_table_mv_spdiscount: column(s) SPECIAL_DISCOUNT_PERCENTAGE could not be traced to RAW on at least one arm -- excluded (first-cut: walk columns from resolved_mt__ views or joined-in stitch columns are not yet inlined into the sampled queries).</w:t>
       </w:r>
     </w:p>
     <w:p>
@@ -15596,9 +15476,6 @@
       </w:pPr>
       <w:r>
         <w:t xml:space="preserve">41. OPUS — SAT_AUG_LNK_PARTY_ROLE_CORE</w:t>
-      </w:r>
-      <w:r>
-        <w:t xml:space="preserve">  [M3]</w:t>
       </w:r>
     </w:p>
     <w:tbl>
@@ -15896,9 +15773,6 @@
       <w:r>
         <w:t xml:space="preserve">42. OPUS — SAT_AUG_LNK_ROLE_CUSTOMER</w:t>
       </w:r>
-      <w:r>
-        <w:t xml:space="preserve">  [M3]</w:t>
-      </w:r>
     </w:p>
     <w:tbl>
       <w:tblPr>
@@ -16195,9 +16069,6 @@
       <w:r>
         <w:t xml:space="preserve">43. OPUS — SAT_AUG_PARTY_BANKING</w:t>
       </w:r>
-      <w:r>
-        <w:t xml:space="preserve">  [M3]</w:t>
-      </w:r>
     </w:p>
     <w:tbl>
       <w:tblPr>
@@ -16494,9 +16365,6 @@
       <w:r>
         <w:t xml:space="preserve">44. OPUS — SAT_AUG_PARTY_EMPLOYMENT</w:t>
       </w:r>
-      <w:r>
-        <w:t xml:space="preserve">  [M3]</w:t>
-      </w:r>
     </w:p>
     <w:tbl>
       <w:tblPr>
@@ -16793,9 +16661,6 @@
       <w:r>
         <w:t xml:space="preserve">45. OPUS — SAT_AUG_PRODUCT_TERMS</w:t>
       </w:r>
-      <w:r>
-        <w:t xml:space="preserve">  [M3]</w:t>
-      </w:r>
     </w:p>
     <w:tbl>
       <w:tblPr>
@@ -16986,7 +16851,7 @@
         <w:t xml:space="preserve">Note: </w:t>
       </w:r>
       <w:r>
-        <w:t xml:space="preserve">HASHDIFF column HASHDIFF. Recomputed exactly as automate_dv 0.11.5 / sat_multi_source computes it, from the payload stored on the same row. A match proves every payload change changes the HASHDIFF, which is what drives a new row. augmented satellite, sat_multi_source; PK PRODUCT_HKEY; 3 RECORD_SOURCE group(s): OPUS_BA_TRV_PLAN_MST_MV [3 col(s)], OPUS_BJAZ_TRV_RATE_MASTER_MV [2 col(s)], OPUS_BJAZ_TRV_PLAN_MV [1 col(s)]. stg2_aug_product_terms_ba_trv_plan_mst_mv_multi_year_yn: column(s) AGE_ELIGIBILITY_BYPASS_INDICATOR, CFT_ELIGIBLE_INDICATOR, PLAN_GEOGRAPHICAL_ZONE could not be traced to RAW on at least one arm -- excluded (first-cut: walk columns from resolved_mtv2__ views or joined-in stitch columns are not yet inlined into the sampled queries). stg2_aug_product_terms_ba_trv_plan_mst_mv_age_bypass_yn: column(s) CFT_ELIGIBLE_INDICATOR, PLAN_GEOGRAPHICAL_ZONE could not be traced to RAW on at least one arm -- excluded (first-cut: walk columns from resolved_mtv2__ views or joined-in stitch columns are not yet inlined into the sampled queries). stg2_aug_product_terms_ba_trv_plan_mst_mv_cft_yn: column(s) PLAN_GEOGRAPHICAL_ZONE could not be traced to RAW on at least one arm -- excluded (first-cut: walk columns from resolved_mtv2__ views or joined-in stitch columns are not yet inlined into the sampled queries). stg2_aug_product_terms_bjaz_trv_rate_master_mv_cft_yn: column(s) AGE_ELIGIBILITY_BYPASS_INDICATOR, MULTI_YEAR_INDICATOR, PLAN_GEOGRAPHICAL_ZONE could not be traced to RAW on at least one arm -- excluded (first-cut: walk columns from resolved_mtv2__ views or joined-in stitch columns are not yet inlined into the sampled queries). stg2_aug_product_terms_bjaz_trv_plan_mv_area: column(s) AGE_ELIGIBILITY_BYPASS_INDICATOR, CFT_ELIGIBLE_INDICATOR, MULTI_YEAR_INDICATOR could not be traced to RAW on at least one arm -- excluded (first-cut: walk columns from resolved_mtv2__ views or joined-in stitch columns are not yet inlined into the sampled queries). stg2_aug_product_terms_bjaz_trv_rate_master_mv_area: column(s) AGE_ELIGIBILITY_BYPASS_INDICATOR, MULTI_YEAR_INDICATOR could not be traced to RAW on at least one arm -- excluded (first-cut: walk columns from resolved_mtv2__ views or joined-in stitch columns are not yet inlined into the sampled queries).</w:t>
+        <w:t xml:space="preserve">HASHDIFF column HASHDIFF. Recomputed exactly as automate_dv 0.11.5 / sat_multi_source computes it, from the payload stored on the same row. A match proves every payload change changes the HASHDIFF, which is what drives a new row. augmented satellite, sat_multi_source; PK PRODUCT_HKEY; 3 RECORD_SOURCE group(s): OPUS_BA_TRV_PLAN_MST_MV [3 col(s)], OPUS_BJAZ_TRV_RATE_MASTER_MV [2 col(s)], OPUS_BJAZ_TRV_PLAN_MV [1 col(s)]. stg2_aug_product_terms_ba_trv_plan_mst_mv_multi_year_yn: column(s) AGE_ELIGIBILITY_BYPASS_INDICATOR, CFT_ELIGIBLE_INDICATOR, PLAN_GEOGRAPHICAL_ZONE could not be traced to RAW on at least one arm -- excluded (first-cut: walk columns from resolved_mt__ views or joined-in stitch columns are not yet inlined into the sampled queries). stg2_aug_product_terms_ba_trv_plan_mst_mv_age_bypass_yn: column(s) CFT_ELIGIBLE_INDICATOR, PLAN_GEOGRAPHICAL_ZONE could not be traced to RAW on at least one arm -- excluded (first-cut: walk columns from resolved_mt__ views or joined-in stitch columns are not yet inlined into the sampled queries). stg2_aug_product_terms_ba_trv_plan_mst_mv_cft_yn: column(s) PLAN_GEOGRAPHICAL_ZONE could not be traced to RAW on at least one arm -- excluded (first-cut: walk columns from resolved_mt__ views or joined-in stitch columns are not yet inlined into the sampled queries). stg2_aug_product_terms_bjaz_trv_rate_master_mv_cft_yn: column(s) AGE_ELIGIBILITY_BYPASS_INDICATOR, MULTI_YEAR_INDICATOR, PLAN_GEOGRAPHICAL_ZONE could not be traced to RAW on at least one arm -- excluded (first-cut: walk columns from resolved_mt__ views or joined-in stitch columns are not yet inlined into the sampled queries). stg2_aug_product_terms_bjaz_trv_plan_mv_area: column(s) AGE_ELIGIBILITY_BYPASS_INDICATOR, CFT_ELIGIBLE_INDICATOR, MULTI_YEAR_INDICATOR could not be traced to RAW on at least one arm -- excluded (first-cut: walk columns from resolved_mt__ views or joined-in stitch columns are not yet inlined into the sampled queries). stg2_aug_product_terms_bjaz_trv_rate_master_mv_area: column(s) AGE_ELIGIBILITY_BYPASS_INDICATOR, MULTI_YEAR_INDICATOR could not be traced to RAW on at least one arm -- excluded (first-cut: walk columns from resolved_mt__ views or joined-in stitch columns are not yet inlined into the sampled queries).</w:t>
       </w:r>
     </w:p>
     <w:p>
@@ -17127,9 +16992,6 @@
       </w:pPr>
       <w:r>
         <w:t xml:space="preserve">46. OPUS — SAT_AUG_RISK_PERSON_INSURED</w:t>
-      </w:r>
-      <w:r>
-        <w:t xml:space="preserve">  [M3]</w:t>
       </w:r>
     </w:p>
     <w:tbl>
@@ -17427,9 +17289,6 @@
       <w:r>
         <w:t xml:space="preserve">47. OPUS — SAT_AUG_RISK_PERSON_TRAVEL</w:t>
       </w:r>
-      <w:r>
-        <w:t xml:space="preserve">  [M3]</w:t>
-      </w:r>
     </w:p>
     <w:tbl>
       <w:tblPr>
@@ -17725,9 +17584,6 @@
       </w:pPr>
       <w:r>
         <w:t xml:space="preserve">48. OPUS — CDC result (all satellites)</w:t>
-      </w:r>
-      <w:r>
-        <w:t xml:space="preserve">  [M3]</w:t>
       </w:r>
     </w:p>
     <w:tbl>

--- a/BGIL_DBT/validation/travel/DM-H/DM-H1_OPUS.docx
+++ b/BGIL_DBT/validation/travel/DM-H/DM-H1_OPUS.docx
@@ -3319,6 +3319,9 @@
       <w:r>
         <w:t xml:space="preserve">1. SETUP — CDC test set-up (run once)</w:t>
       </w:r>
+      <w:r>
+        <w:t xml:space="preserve">  [M1]</w:t>
+      </w:r>
     </w:p>
     <w:tbl>
       <w:tblPr>
@@ -3623,6 +3626,9 @@
       <w:r>
         <w:t xml:space="preserve">2. OPUS — CDC before / after test procedure</w:t>
       </w:r>
+      <w:r>
+        <w:t xml:space="preserve">  [M1]</w:t>
+      </w:r>
     </w:p>
     <w:tbl>
       <w:tblPr>
@@ -3939,6 +3945,9 @@
       <w:r>
         <w:t xml:space="preserve">3. OPUS — SAT_COMMON_ADDRESS</w:t>
       </w:r>
+      <w:r>
+        <w:t xml:space="preserve">  [M1]</w:t>
+      </w:r>
     </w:p>
     <w:tbl>
       <w:tblPr>
@@ -4129,7 +4138,7 @@
         <w:t xml:space="preserve">Note: </w:t>
       </w:r>
       <w:r>
-        <w:t xml:space="preserve">HASHDIFF column HASHDIFF. Recomputed exactly as automate_dv 0.11.5 / sat_multi_source computes it, from the payload stored on the same row. A match proves every payload change changes the HASHDIFF, which is what drives a new row. standard satellite, sat_multi_source; PK LOCATION_HKEY; 2 RECORD_SOURCE group(s): OPUS_BJAZ_TRV_LOADER_DATA_MV [5 col(s)], OPUS_BJAZ_TRV_LOADER_LOG_TABLE_MV [6 col(s)]. stg2_common_address_bjaz_trv_loader_data_mv: column(s) COUNTRY_NAME could not be traced to RAW on at least one arm -- excluded (first-cut: walk columns from resolved_mt__ views or joined-in stitch columns are not yet inlined into the sampled queries).</w:t>
+        <w:t xml:space="preserve">HASHDIFF column HASHDIFF. Recomputed exactly as automate_dv 0.11.5 / sat_multi_source computes it, from the payload stored on the same row. A match proves every payload change changes the HASHDIFF, which is what drives a new row. standard satellite, sat_multi_source; PK LOCATION_HKEY; 2 RECORD_SOURCE group(s): OPUS_BJAZ_TRV_LOADER_DATA [5 col(s)], OPUS_BJAZ_TRV_LOADER_LOG_TABLE [6 col(s)]. stg2_common_address_bjaz_trv_loader_data: column(s) COUNTRY_NAME could not be traced to RAW on at least one arm -- excluded (first-cut: walk columns from resolved_mt__ views or joined-in stitch columns are not yet inlined into the sampled queries).</w:t>
       </w:r>
     </w:p>
     <w:p>
@@ -4160,7 +4169,7 @@
                 <w:rFonts w:ascii="Consolas" w:hAnsi="Consolas"/>
                 <w:sz w:val="17"/>
               </w:rPr>
-              <w:t xml:space="preserve">select 'OPUS' as project, 'SAT_COMMON_ADDRESS' as satellite, 'OPUS_BJAZ_TRV_LOADER_DATA_MV' as scope,</w:t>
+              <w:t xml:space="preserve">select 'OPUS' as project, 'SAT_COMMON_ADDRESS' as satellite, 'OPUS_BJAZ_TRV_LOADER_DATA' as scope,</w:t>
               <w:br/>
               <w:t xml:space="preserve">       count(*) as rows_checked,</w:t>
               <w:br/>
@@ -4174,11 +4183,11 @@
               <w:br/>
               <w:t xml:space="preserve">  from BAGIC_PREPROD_CURATED_DB.BGIL_DATA_MODEL.SAT_COMMON_ADDRESS</w:t>
               <w:br/>
-              <w:t xml:space="preserve"> where (RECORD_SOURCE = 'OPUS_BJAZ_TRV_LOADER_DATA_MV')</w:t>
+              <w:t xml:space="preserve"> where (RECORD_SOURCE = 'OPUS_BJAZ_TRV_LOADER_DATA')</w:t>
               <w:br/>
               <w:t xml:space="preserve">union all</w:t>
               <w:br/>
-              <w:t xml:space="preserve">select 'OPUS' as project, 'SAT_COMMON_ADDRESS' as satellite, 'OPUS_BJAZ_TRV_LOADER_LOG_TABLE_MV' as scope,</w:t>
+              <w:t xml:space="preserve">select 'OPUS' as project, 'SAT_COMMON_ADDRESS' as satellite, 'OPUS_BJAZ_TRV_LOADER_LOG_TABLE' as scope,</w:t>
               <w:br/>
               <w:t xml:space="preserve">       count(*) as rows_checked,</w:t>
               <w:br/>
@@ -4192,7 +4201,7 @@
               <w:br/>
               <w:t xml:space="preserve">  from BAGIC_PREPROD_CURATED_DB.BGIL_DATA_MODEL.SAT_COMMON_ADDRESS</w:t>
               <w:br/>
-              <w:t xml:space="preserve"> where (RECORD_SOURCE = 'OPUS_BJAZ_TRV_LOADER_LOG_TABLE_MV');</w:t>
+              <w:t xml:space="preserve"> where (RECORD_SOURCE = 'OPUS_BJAZ_TRV_LOADER_LOG_TABLE');</w:t>
             </w:r>
           </w:p>
         </w:tc>
@@ -4253,6 +4262,9 @@
       <w:r>
         <w:t xml:space="preserve">4. OPUS — SAT_COMMON_CLASSIFICATION</w:t>
       </w:r>
+      <w:r>
+        <w:t xml:space="preserve">  [M1]</w:t>
+      </w:r>
     </w:p>
     <w:tbl>
       <w:tblPr>
@@ -4443,7 +4455,7 @@
         <w:t xml:space="preserve">Note: </w:t>
       </w:r>
       <w:r>
-        <w:t xml:space="preserve">HASHDIFF column HASHDIFF. Recomputed exactly as automate_dv 0.11.5 / sat_multi_source computes it, from the payload stored on the same row. A match proves every payload change changes the HASHDIFF, which is what drives a new row. standard satellite, sat_multi_source; PK PARTY_HKEY; 2 RECORD_SOURCE group(s): OPUS_BA_TRV_DATA_POLICY_DTLS_MV [1 col(s)], OPUS_BJAZ_TRV_LOADER_DATA_MV [1 col(s)].</w:t>
+        <w:t xml:space="preserve">HASHDIFF column HASHDIFF. Recomputed exactly as automate_dv 0.11.5 / sat_multi_source computes it, from the payload stored on the same row. A match proves every payload change changes the HASHDIFF, which is what drives a new row. standard satellite, sat_multi_source; PK PARTY_HKEY; 2 RECORD_SOURCE group(s): OPUS_BA_TRV_DATA_POLICY_DTLS [1 col(s)], OPUS_BJAZ_TRV_LOADER_DATA [1 col(s)].</w:t>
       </w:r>
     </w:p>
     <w:p>
@@ -4488,7 +4500,7 @@
               <w:br/>
               <w:t xml:space="preserve">  from BAGIC_PREPROD_CURATED_DB.BGIL_DATA_MODEL.SAT_COMMON_CLASSIFICATION</w:t>
               <w:br/>
-              <w:t xml:space="preserve"> where (RECORD_SOURCE = 'OPUS_BA_TRV_DATA_POLICY_DTLS_MV') or (RECORD_SOURCE = 'OPUS_BJAZ_TRV_LOADER_DATA_MV');</w:t>
+              <w:t xml:space="preserve"> where (RECORD_SOURCE = 'OPUS_BA_TRV_DATA_POLICY_DTLS') or (RECORD_SOURCE = 'OPUS_BJAZ_TRV_LOADER_DATA');</w:t>
             </w:r>
           </w:p>
         </w:tc>
@@ -4549,6 +4561,9 @@
       <w:r>
         <w:t xml:space="preserve">5. OPUS — SAT_COMMON_CONTACT</w:t>
       </w:r>
+      <w:r>
+        <w:t xml:space="preserve">  [M1]</w:t>
+      </w:r>
     </w:p>
     <w:tbl>
       <w:tblPr>
@@ -4739,7 +4754,7 @@
         <w:t xml:space="preserve">Note: </w:t>
       </w:r>
       <w:r>
-        <w:t xml:space="preserve">HASHDIFF of OPUS_BJAZ_TRV_LOADER_DATA_MV, OPUS_BJAZ_TRV_LOADER_LOG_TABLE_MV (stg2_common_contact_bjaz_trv_loader_data_mv_0, stg2_common_contact_bjaz_trv_loader_data_mv_1, stg2_common_contact_bjaz_trv_loader_data_mv_2, stg2_common_contact_bjaz_trv_loader_data_mv_3, stg2_common_contact_bjaz_trv_loader_data_mv_4) also hashes CONTACT_POINT_TYPE, CONTACT_PRIORITY_ORDER, which this satellite does not store (a shared stage feeding several satellites). A change in only those columns gives a new HASHDIFF and so a NEW ROW WITH AN UNCHANGED PAYLOAD here -- breaks DM-H2; see DM-H2 (a) unchanged_payload_reinserts. The HASHDIFF cannot be recomputed from the satellite row. standard satellite, ma_sat_multi_source; PK PARTY_HKEY, child key CONTACT_POINT_TYPE, CONTACT_PRIORITY_ORDER; 2 RECORD_SOURCE group(s): OPUS_BJAZ_TRV_LOADER_DATA_MV [4 col(s)], OPUS_BJAZ_TRV_LOADER_LOG_TABLE_MV [4 col(s)]. Multi-active: compared per (key, child key); latest = max LOAD_DATETIME per member. stg2_common_contact_bjaz_trv_loader_data_mv_0: column(s) FAX_NUMBER, LANDLINE_NUMBER, MOBILE_NUMBER could not be traced to RAW on at least one arm -- excluded (first-cut: walk columns from resolved_mt__ views or joined-in stitch columns are not yet inlined into the sampled queries). stg2_common_contact_bjaz_trv_loader_data_mv_1: column(s) FAX_NUMBER, LANDLINE_NUMBER, MOBILE_NUMBER could not be traced to RAW on at least one arm -- excluded (first-cut: walk columns from resolved_mt__ views or joined-in stitch columns are not yet inlined into the sampled queries). stg2_common_contact_bjaz_trv_loader_data_mv_2: column(s) LANDLINE_NUMBER, MOBILE_NUMBER could not be traced to RAW on at least one arm -- excluded (first-cut: walk columns from resolved_mt__ views or joined-in stitch columns are not yet inlined into the sampled queries). stg2_common_contact_bjaz_trv_loader_data_mv_3: column(s) LANDLINE_NUMBER could not be traced to RAW on at least one arm -- excluded (first-cut: walk columns from resolved_mt__ views or joined-in stitch columns are not yet inlined into the sampled queries). stg2_common_contact_bjaz_trv_loader_log_table_mv_5: column(s) FAX_NUMBER, LANDLINE_NUMBER, MOBILE_NUMBER could not be traced to RAW on at least one arm -- excluded (first-cut: walk columns from resolved_mt__ views or joined-in stitch columns are not yet inlined into the sampled queries). stg2_common_contact_bjaz_trv_loader_log_table_mv_6: column(s) LANDLINE_NUMBER, MOBILE_NUMBER could not be traced to RAW on at least one arm -- excluded (first-cut: walk columns from resolved_mt__ views or joined-in stitch columns are not yet inlined into the sampled queries). stg2_common_contact_bjaz_trv_loader_log_table_mv_7: column(s) LANDLINE_NUMBER could not be traced to RAW on at least one arm -- excluded (first-cut: walk columns from resolved_mt__ views or joined-in stitch columns are not yet inlined into the sampled queries).</w:t>
+        <w:t xml:space="preserve">HASHDIFF of OPUS_BJAZ_TRV_LOADER_DATA, OPUS_BJAZ_TRV_LOADER_LOG_TABLE (stg2_common_contact_bjaz_trv_loader_data_0, stg2_common_contact_bjaz_trv_loader_data_1, stg2_common_contact_bjaz_trv_loader_data_2, stg2_common_contact_bjaz_trv_loader_data_3, stg2_common_contact_bjaz_trv_loader_data_4) also hashes CONTACT_POINT_TYPE, CONTACT_PRIORITY_ORDER, which this satellite does not store (a shared stage feeding several satellites). A change in only those columns gives a new HASHDIFF and so a NEW ROW WITH AN UNCHANGED PAYLOAD here -- breaks DM-H2; see DM-H2 (a) unchanged_payload_reinserts. The HASHDIFF cannot be recomputed from the satellite row. standard satellite, ma_sat_multi_source; PK PARTY_HKEY, child key CONTACT_POINT_TYPE, CONTACT_PRIORITY_ORDER; 2 RECORD_SOURCE group(s): OPUS_BJAZ_TRV_LOADER_DATA [4 col(s)], OPUS_BJAZ_TRV_LOADER_LOG_TABLE [4 col(s)]. Multi-active: compared per (key, child key); latest = max LOAD_DATETIME per member. stg2_common_contact_bjaz_trv_loader_data_0: column(s) FAX_NUMBER, LANDLINE_NUMBER, MOBILE_NUMBER could not be traced to RAW on at least one arm -- excluded (first-cut: walk columns from resolved_mt__ views or joined-in stitch columns are not yet inlined into the sampled queries). stg2_common_contact_bjaz_trv_loader_data_1: column(s) FAX_NUMBER, LANDLINE_NUMBER, MOBILE_NUMBER could not be traced to RAW on at least one arm -- excluded (first-cut: walk columns from resolved_mt__ views or joined-in stitch columns are not yet inlined into the sampled queries). stg2_common_contact_bjaz_trv_loader_data_2: column(s) LANDLINE_NUMBER, MOBILE_NUMBER could not be traced to RAW on at least one arm -- excluded (first-cut: walk columns from resolved_mt__ views or joined-in stitch columns are not yet inlined into the sampled queries). stg2_common_contact_bjaz_trv_loader_data_3: column(s) LANDLINE_NUMBER could not be traced to RAW on at least one arm -- excluded (first-cut: walk columns from resolved_mt__ views or joined-in stitch columns are not yet inlined into the sampled queries). stg2_common_contact_bjaz_trv_loader_log_table_5: column(s) FAX_NUMBER, LANDLINE_NUMBER, MOBILE_NUMBER could not be traced to RAW on at least one arm -- excluded (first-cut: walk columns from resolved_mt__ views or joined-in stitch columns are not yet inlined into the sampled queries). stg2_common_contact_bjaz_trv_loader_log_table_6: column(s) LANDLINE_NUMBER, MOBILE_NUMBER could not be traced to RAW on at least one arm -- excluded (first-cut: walk columns from resolved_mt__ views or joined-in stitch columns are not yet inlined into the sampled queries). stg2_common_contact_bjaz_trv_loader_log_table_7: column(s) LANDLINE_NUMBER could not be traced to RAW on at least one arm -- excluded (first-cut: walk columns from resolved_mt__ views or joined-in stitch columns are not yet inlined into the sampled queries).</w:t>
       </w:r>
     </w:p>
     <w:p>
@@ -4831,6 +4846,9 @@
       <w:r>
         <w:t xml:space="preserve">6. OPUS — SAT_COVERAGE_CONDITIONS</w:t>
       </w:r>
+      <w:r>
+        <w:t xml:space="preserve">  [M1]</w:t>
+      </w:r>
     </w:p>
     <w:tbl>
       <w:tblPr>
@@ -5021,7 +5039,7 @@
         <w:t xml:space="preserve">Note: </w:t>
       </w:r>
       <w:r>
-        <w:t xml:space="preserve">HASHDIFF column HASHDIFF. Recomputed exactly as automate_dv 0.11.5 / sat_multi_source computes it, from the payload stored on the same row. A match proves every payload change changes the HASHDIFF, which is what drives a new row. standard satellite, automate_dv.sat; PK COVERAGE_HKEY; 1 RECORD_SOURCE group(s): OPUS_BJAZ_TRV_PLAN_MV [2 col(s)].</w:t>
+        <w:t xml:space="preserve">HASHDIFF column HASHDIFF. Recomputed exactly as automate_dv 0.11.5 / sat_multi_source computes it, from the payload stored on the same row. A match proves every payload change changes the HASHDIFF, which is what drives a new row. standard satellite, automate_dv.sat; PK COVERAGE_HKEY; 1 RECORD_SOURCE group(s): OPUS_BJAZ_TRV_PLAN [2 col(s)].</w:t>
       </w:r>
     </w:p>
     <w:p>
@@ -5052,7 +5070,7 @@
                 <w:rFonts w:ascii="Consolas" w:hAnsi="Consolas"/>
                 <w:sz w:val="17"/>
               </w:rPr>
-              <w:t xml:space="preserve">select 'OPUS' as project, 'SAT_COVERAGE_CONDITIONS' as satellite, 'OPUS_BJAZ_TRV_PLAN_MV' as scope,</w:t>
+              <w:t xml:space="preserve">select 'OPUS' as project, 'SAT_COVERAGE_CONDITIONS' as satellite, 'OPUS_BJAZ_TRV_PLAN' as scope,</w:t>
               <w:br/>
               <w:t xml:space="preserve">       count(*) as rows_checked,</w:t>
               <w:br/>
@@ -5066,7 +5084,7 @@
               <w:br/>
               <w:t xml:space="preserve">  from BAGIC_PREPROD_CURATED_DB.BGIL_DATA_MODEL.SAT_COVERAGE_CONDITIONS</w:t>
               <w:br/>
-              <w:t xml:space="preserve"> where (RECORD_SOURCE = 'OPUS_BJAZ_TRV_PLAN_MV');</w:t>
+              <w:t xml:space="preserve"> where (RECORD_SOURCE = 'OPUS_BJAZ_TRV_PLAN');</w:t>
             </w:r>
           </w:p>
         </w:tc>
@@ -5127,6 +5145,9 @@
       <w:r>
         <w:t xml:space="preserve">7. OPUS — SAT_COVERAGE_DEFINITION</w:t>
       </w:r>
+      <w:r>
+        <w:t xml:space="preserve">  [M1]</w:t>
+      </w:r>
     </w:p>
     <w:tbl>
       <w:tblPr>
@@ -5317,7 +5338,7 @@
         <w:t xml:space="preserve">Note: </w:t>
       </w:r>
       <w:r>
-        <w:t xml:space="preserve">HASHDIFF column HASHDIFF. Recomputed exactly as automate_dv 0.11.5 / sat_multi_source computes it, from the payload stored on the same row. A match proves every payload change changes the HASHDIFF, which is what drives a new row. standard satellite, sat_multi_source; PK COVERAGE_HKEY; 3 RECORD_SOURCE group(s): OPUS_BJAZ_TRV_PLAN_MV [2 col(s)], OPUS_BJAZ_TRV_RIDER_DTLS_MV [1 col(s)], OPUS_BJAZ_TRV_LOADER_DATA_MV [1 col(s)]. stg2_coverage_definition_bjaz_trv_plan_mv: column(s) COVERAGE_NAME, FREE_COVER_LIMIT could not be traced to RAW on at least one arm -- excluded (first-cut: walk columns from resolved_mt__ views or joined-in stitch columns are not yet inlined into the sampled queries). stg2_coverage_definition_bjaz_trv_rider_dtls_mv: column(s) COVERAGE_DESCRIPTION, FREE_COVER_LIMIT, PERIL_COVERED could not be traced to RAW on at least one arm -- excluded (first-cut: walk columns from resolved_mt__ views or joined-in stitch columns are not yet inlined into the sampled queries). stg2_coverage_definition_bjaz_trv_loader_data_mv_acchospexp: column(s) COVERAGE_DESCRIPTION, COVERAGE_NAME, PERIL_COVERED could not be traced to RAW on at least one arm -- excluded (first-cut: walk columns from resolved_mt__ views or joined-in stitch columns are not yet inlined into the sampled queries). stg2_coverage_definition_bjaz_trv_loader_data_mv_adventuresportbenefit: column(s) COVERAGE_DESCRIPTION, COVERAGE_NAME, PERIL_COVERED could not be traced to RAW on at least one arm -- excluded (first-cut: walk columns from resolved_mt__ views or joined-in stitch columns are not yet inlined into the sampled queries). stg2_coverage_definition_bjaz_trv_loader_data_mv_bouncedhotel: column(s) COVERAGE_DESCRIPTION, COVERAGE_NAME, PERIL_COVERED could not be traced to RAW on at least one arm -- excluded (first-cut: walk columns from resolved_mt__ views or joined-in stitch columns are not yet inlined into the sampled queries). stg2_coverage_definition_bjaz_trv_loader_data_mv_compvisitfamilymember: column(s) COVERAGE_DESCRIPTION, COVERAGE_NAME, PERIL_COVERED could not be traced to RAW on at least one arm -- excluded (first-cut: walk columns from resolved_mt__ views or joined-in stitch columns are not yet inlined into the sampled queries). stg2_coverage_definition_bjaz_trv_loader_data_mv_delayofcheckedbaggage: column(s) COVERAGE_DESCRIPTION, COVERAGE_NAME, PERIL_COVERED could not be traced to RAW on at least one arm -- excluded (first-cut: walk columns from resolved_mt__ views or joined-in stitch columns are not yet inlined into the sampled queries). stg2_coverage_definition_bjaz_trv_loader_data_mv_emergencyhotelextension: column(s) COVERAGE_DESCRIPTION, COVERAGE_NAME, PERIL_COVERED could not be traced to RAW on at least one arm -- excluded (first-cut: walk columns from resolved_mt__ views or joined-in stitch columns are not yet inlined into the sampled queries). stg2_coverage_definition_bjaz_trv_loader_data_mv_emermedicalevac: column(s) COVERAGE_DESCRIPTION, COVERAGE_NAME, PERIL_COVERED could not be traced to RAW on at least one arm -- excluded (first-cut: walk columns from resolved_mt__ views or joined-in stitch columns are not yet inlined into the sampled queries). stg2_coverage_definition_bjaz_trv_loader_data_mv_homeburglaryinsurance: column(s) COVERAGE_DESCRIPTION, COVERAGE_NAME, PERIL_COVERED could not be traced to RAW on at least one arm -- excluded (first-cut: walk columns from resolved_mt__ views or joined-in stitch columns are not yet inlined into the sampled queries). stg2_coverage_definition_bjaz_trv_loader_data_mv_hospdailyallow: column(s) COVERAGE_DESCRIPTION, COVERAGE_NAME, PERIL_COVERED could not be traced to RAW on at least one arm -- excluded (first-cut: walk columns from resolved_mt__ views or joined-in stitch columns are not yet inlined into the sampled queries). stg2_coverage_definition_bjaz_trv_loader_data_mv_lossofbaggage: column(s) COVERAGE_DESCRIPTION, COVERAGE_NAME, PERIL_COVERED could not be traced to RAW on at least one arm -- excluded (first-cut: walk columns from resolved_mt__ views or joined-in stitch columns are not yet inlined into the sampled queries). stg2_coverage_definition_bjaz_trv_loader_data_mv_lossofcheckedbaggage: column(s) COVERAGE_DESCRIPTION, COVERAGE_NAME, PERIL_COVERED could not be traced to RAW on at least one arm -- excluded (first-cut: walk columns from resolved_mt__ views or joined-in stitch columns are not yet inlined into the sampled queries). stg2_coverage_definition_bjaz_trv_loader_data_mv_missedconnection: column(s) COVERAGE_DESCRIPTION, COVERAGE_NAME, PERIL_COVERED could not be traced to RAW on at least one arm -- excluded (first-cut: walk columns from resolved_mt__ views or joined-in stitch columns are not yet inlined into the sampled queries). stg2_coverage_definition_bjaz_trv_loader_data_mv_personalliability: column(s) COVERAGE_DESCRIPTION, COVERAGE_NAME, PERIL_COVERED could not be traced to RAW on at least one arm -- excluded (first-cut: walk columns from resolved_mt__ views or joined-in stitch columns are not yet inlined into the sampled queries). stg2_coverage_definition_bjaz_trv_loader_data_mv_repatonofremains: column(s) COVERAGE_DESCRIPTION, COVERAGE_NAME, PERIL_COVERED could not be traced to RAW on at least one arm -- excluded (first-cut: walk columns from resolved_mt__ views or joined-in stitch columns are not yet inlined into the sampled queries). stg2_coverage_definition_bjaz_trv_loader_data_mv_tripcancellation: column(s) COVERAGE_DESCRIPTION, COVERAGE_NAME, PERIL_COVERED could not be traced to RAW on at least one arm -- excluded (first-cut: walk columns from resolved_mt__ views or joined-in stitch columns are not yet inlined into the sampled queries). stg2_coverage_definition_bjaz_trv_loader_data_mv_tripcurtailment: column(s) COVERAGE_DESCRIPTION, COVERAGE_NAME, PERIL_COVERED could not be traced to RAW on at least one arm -- excluded (first-cut: walk columns from resolved_mt__ views or joined-in stitch columns are not yet inlined into the sampled queries). stg2_coverage_definition_bjaz_trv_loader_data_mv_tripdelaybyscheduledaircraft: column(s) COVERAGE_DESCRIPTION, COVERAGE_NAME, PERIL_COVERED could not be traced to RAW on at least one arm -- excluded (first-cut: walk columns from resolved_mt__ views or joined-in stitch columns are not yet inlined into the sampled queries).</w:t>
+        <w:t xml:space="preserve">HASHDIFF column HASHDIFF. Recomputed exactly as automate_dv 0.11.5 / sat_multi_source computes it, from the payload stored on the same row. A match proves every payload change changes the HASHDIFF, which is what drives a new row. standard satellite, sat_multi_source; PK COVERAGE_HKEY; 3 RECORD_SOURCE group(s): OPUS_BJAZ_TRV_PLAN [2 col(s)], OPUS_BJAZ_TRV_RIDER_DTLS [1 col(s)], OPUS_BJAZ_TRV_LOADER_DATA [1 col(s)]. stg2_coverage_definition_bjaz_trv_plan: column(s) COVERAGE_NAME, FREE_COVER_LIMIT could not be traced to RAW on at least one arm -- excluded (first-cut: walk columns from resolved_mt__ views or joined-in stitch columns are not yet inlined into the sampled queries). stg2_coverage_definition_bjaz_trv_rider_dtls: column(s) COVERAGE_DESCRIPTION, FREE_COVER_LIMIT, PERIL_COVERED could not be traced to RAW on at least one arm -- excluded (first-cut: walk columns from resolved_mt__ views or joined-in stitch columns are not yet inlined into the sampled queries). stg2_coverage_definition_bjaz_trv_loader_data_acchospexp: column(s) COVERAGE_DESCRIPTION, COVERAGE_NAME, PERIL_COVERED could not be traced to RAW on at least one arm -- excluded (first-cut: walk columns from resolved_mt__ views or joined-in stitch columns are not yet inlined into the sampled queries). stg2_coverage_definition_bjaz_trv_loader_data_adventuresportbenefit: column(s) COVERAGE_DESCRIPTION, COVERAGE_NAME, PERIL_COVERED could not be traced to RAW on at least one arm -- excluded (first-cut: walk columns from resolved_mt__ views or joined-in stitch columns are not yet inlined into the sampled queries). stg2_coverage_definition_bjaz_trv_loader_data_bouncedhotel: column(s) COVERAGE_DESCRIPTION, COVERAGE_NAME, PERIL_COVERED could not be traced to RAW on at least one arm -- excluded (first-cut: walk columns from resolved_mt__ views or joined-in stitch columns are not yet inlined into the sampled queries). stg2_coverage_definition_bjaz_trv_loader_data_compvisitfamilymember: column(s) COVERAGE_DESCRIPTION, COVERAGE_NAME, PERIL_COVERED could not be traced to RAW on at least one arm -- excluded (first-cut: walk columns from resolved_mt__ views or joined-in stitch columns are not yet inlined into the sampled queries). stg2_coverage_definition_bjaz_trv_loader_data_delayofcheckedbaggage: column(s) COVERAGE_DESCRIPTION, COVERAGE_NAME, PERIL_COVERED could not be traced to RAW on at least one arm -- excluded (first-cut: walk columns from resolved_mt__ views or joined-in stitch columns are not yet inlined into the sampled queries). stg2_coverage_definition_bjaz_trv_loader_data_emergencyhotelextension: column(s) COVERAGE_DESCRIPTION, COVERAGE_NAME, PERIL_COVERED could not be traced to RAW on at least one arm -- excluded (first-cut: walk columns from resolved_mt__ views or joined-in stitch columns are not yet inlined into the sampled queries). stg2_coverage_definition_bjaz_trv_loader_data_emermedicalevac: column(s) COVERAGE_DESCRIPTION, COVERAGE_NAME, PERIL_COVERED could not be traced to RAW on at least one arm -- excluded (first-cut: walk columns from resolved_mt__ views or joined-in stitch columns are not yet inlined into the sampled queries). stg2_coverage_definition_bjaz_trv_loader_data_homeburglaryinsurance: column(s) COVERAGE_DESCRIPTION, COVERAGE_NAME, PERIL_COVERED could not be traced to RAW on at least one arm -- excluded (first-cut: walk columns from resolved_mt__ views or joined-in stitch columns are not yet inlined into the sampled queries). stg2_coverage_definition_bjaz_trv_loader_data_hospdailyallow: column(s) COVERAGE_DESCRIPTION, COVERAGE_NAME, PERIL_COVERED could not be traced to RAW on at least one arm -- excluded (first-cut: walk columns from resolved_mt__ views or joined-in stitch columns are not yet inlined into the sampled queries). stg2_coverage_definition_bjaz_trv_loader_data_lossofbaggage: column(s) COVERAGE_DESCRIPTION, COVERAGE_NAME, PERIL_COVERED could not be traced to RAW on at least one arm -- excluded (first-cut: walk columns from resolved_mt__ views or joined-in stitch columns are not yet inlined into the sampled queries). stg2_coverage_definition_bjaz_trv_loader_data_lossofcheckedbaggage: column(s) COVERAGE_DESCRIPTION, COVERAGE_NAME, PERIL_COVERED could not be traced to RAW on at least one arm -- excluded (first-cut: walk columns from resolved_mt__ views or joined-in stitch columns are not yet inlined into the sampled queries). stg2_coverage_definition_bjaz_trv_loader_data_missedconnection: column(s) COVERAGE_DESCRIPTION, COVERAGE_NAME, PERIL_COVERED could not be traced to RAW on at least one arm -- excluded (first-cut: walk columns from resolved_mt__ views or joined-in stitch columns are not yet inlined into the sampled queries). stg2_coverage_definition_bjaz_trv_loader_data_personalliability: column(s) COVERAGE_DESCRIPTION, COVERAGE_NAME, PERIL_COVERED could not be traced to RAW on at least one arm -- excluded (first-cut: walk columns from resolved_mt__ views or joined-in stitch columns are not yet inlined into the sampled queries). stg2_coverage_definition_bjaz_trv_loader_data_repatonofremains: column(s) COVERAGE_DESCRIPTION, COVERAGE_NAME, PERIL_COVERED could not be traced to RAW on at least one arm -- excluded (first-cut: walk columns from resolved_mt__ views or joined-in stitch columns are not yet inlined into the sampled queries). stg2_coverage_definition_bjaz_trv_loader_data_tripcancellation: column(s) COVERAGE_DESCRIPTION, COVERAGE_NAME, PERIL_COVERED could not be traced to RAW on at least one arm -- excluded (first-cut: walk columns from resolved_mt__ views or joined-in stitch columns are not yet inlined into the sampled queries). stg2_coverage_definition_bjaz_trv_loader_data_tripcurtailment: column(s) COVERAGE_DESCRIPTION, COVERAGE_NAME, PERIL_COVERED could not be traced to RAW on at least one arm -- excluded (first-cut: walk columns from resolved_mt__ views or joined-in stitch columns are not yet inlined into the sampled queries). stg2_coverage_definition_bjaz_trv_loader_data_tripdelaybyscheduledaircraft: column(s) COVERAGE_DESCRIPTION, COVERAGE_NAME, PERIL_COVERED could not be traced to RAW on at least one arm -- excluded (first-cut: walk columns from resolved_mt__ views or joined-in stitch columns are not yet inlined into the sampled queries).</w:t>
       </w:r>
     </w:p>
     <w:p>
@@ -5348,7 +5369,7 @@
                 <w:rFonts w:ascii="Consolas" w:hAnsi="Consolas"/>
                 <w:sz w:val="17"/>
               </w:rPr>
-              <w:t xml:space="preserve">select 'OPUS' as project, 'SAT_COVERAGE_DEFINITION' as satellite, 'OPUS_BJAZ_TRV_PLAN_MV' as scope,</w:t>
+              <w:t xml:space="preserve">select 'OPUS' as project, 'SAT_COVERAGE_DEFINITION' as satellite, 'OPUS_BJAZ_TRV_PLAN' as scope,</w:t>
               <w:br/>
               <w:t xml:space="preserve">       count(*) as rows_checked,</w:t>
               <w:br/>
@@ -5362,11 +5383,11 @@
               <w:br/>
               <w:t xml:space="preserve">  from BAGIC_PREPROD_CURATED_DB.BGIL_DATA_MODEL.SAT_COVERAGE_DEFINITION</w:t>
               <w:br/>
-              <w:t xml:space="preserve"> where (RECORD_SOURCE = 'OPUS_BJAZ_TRV_PLAN_MV')</w:t>
+              <w:t xml:space="preserve"> where (RECORD_SOURCE = 'OPUS_BJAZ_TRV_PLAN')</w:t>
               <w:br/>
               <w:t xml:space="preserve">union all</w:t>
               <w:br/>
-              <w:t xml:space="preserve">select 'OPUS' as project, 'SAT_COVERAGE_DEFINITION' as satellite, 'OPUS_BJAZ_TRV_RIDER_DTLS_MV' as scope,</w:t>
+              <w:t xml:space="preserve">select 'OPUS' as project, 'SAT_COVERAGE_DEFINITION' as satellite, 'OPUS_BJAZ_TRV_RIDER_DTLS' as scope,</w:t>
               <w:br/>
               <w:t xml:space="preserve">       count(*) as rows_checked,</w:t>
               <w:br/>
@@ -5380,11 +5401,11 @@
               <w:br/>
               <w:t xml:space="preserve">  from BAGIC_PREPROD_CURATED_DB.BGIL_DATA_MODEL.SAT_COVERAGE_DEFINITION</w:t>
               <w:br/>
-              <w:t xml:space="preserve"> where (RECORD_SOURCE = 'OPUS_BJAZ_TRV_RIDER_DTLS_MV')</w:t>
+              <w:t xml:space="preserve"> where (RECORD_SOURCE = 'OPUS_BJAZ_TRV_RIDER_DTLS')</w:t>
               <w:br/>
               <w:t xml:space="preserve">union all</w:t>
               <w:br/>
-              <w:t xml:space="preserve">select 'OPUS' as project, 'SAT_COVERAGE_DEFINITION' as satellite, 'OPUS_BJAZ_TRV_LOADER_DATA_MV' as scope,</w:t>
+              <w:t xml:space="preserve">select 'OPUS' as project, 'SAT_COVERAGE_DEFINITION' as satellite, 'OPUS_BJAZ_TRV_LOADER_DATA' as scope,</w:t>
               <w:br/>
               <w:t xml:space="preserve">       count(*) as rows_checked,</w:t>
               <w:br/>
@@ -5398,7 +5419,7 @@
               <w:br/>
               <w:t xml:space="preserve">  from BAGIC_PREPROD_CURATED_DB.BGIL_DATA_MODEL.SAT_COVERAGE_DEFINITION</w:t>
               <w:br/>
-              <w:t xml:space="preserve"> where (RECORD_SOURCE = 'OPUS_BJAZ_TRV_LOADER_DATA_MV');</w:t>
+              <w:t xml:space="preserve"> where (RECORD_SOURCE = 'OPUS_BJAZ_TRV_LOADER_DATA');</w:t>
             </w:r>
           </w:p>
         </w:tc>
@@ -5459,6 +5480,9 @@
       <w:r>
         <w:t xml:space="preserve">8. OPUS — SAT_COVERAGE_LIMITS</w:t>
       </w:r>
+      <w:r>
+        <w:t xml:space="preserve">  [M1]</w:t>
+      </w:r>
     </w:p>
     <w:tbl>
       <w:tblPr>
@@ -5649,7 +5673,7 @@
         <w:t xml:space="preserve">Note: </w:t>
       </w:r>
       <w:r>
-        <w:t xml:space="preserve">HASHDIFF column HASHDIFF. Recomputed exactly as automate_dv 0.11.5 / sat_multi_source computes it, from the payload stored on the same row. A match proves every payload change changes the HASHDIFF, which is what drives a new row. standard satellite, sat_multi_source; PK COVERAGE_HKEY; 3 RECORD_SOURCE group(s): OPUS_BJAZ_TRV_PLAN_MV [2 col(s)], OPUS_BJAZ_TRV_RIDER_DTLS_MV [1 col(s)], OPUS_BJAZ_TRV_RIDER_RATE_MAST_MV [1 col(s)]. stg2_coverage_limits_bjaz_trv_rider_dtls_mv: column(s) DEDUCTIBLE_AMOUNT could not be traced to RAW on at least one arm -- excluded (first-cut: walk columns from resolved_mt__ views or joined-in stitch columns are not yet inlined into the sampled queries). stg2_coverage_limits_bjaz_trv_rider_rate_mast_mv: column(s) DEDUCTIBLE_AMOUNT could not be traced to RAW on at least one arm -- excluded (first-cut: walk columns from resolved_mt__ views or joined-in stitch columns are not yet inlined into the sampled queries).</w:t>
+        <w:t xml:space="preserve">HASHDIFF column HASHDIFF. Recomputed exactly as automate_dv 0.11.5 / sat_multi_source computes it, from the payload stored on the same row. A match proves every payload change changes the HASHDIFF, which is what drives a new row. standard satellite, sat_multi_source; PK COVERAGE_HKEY; 3 RECORD_SOURCE group(s): OPUS_BJAZ_TRV_PLAN [2 col(s)], OPUS_BJAZ_TRV_RIDER_DTLS [1 col(s)], OPUS_BJAZ_TRV_RIDER_RATE_MAST [1 col(s)]. stg2_coverage_limits_bjaz_trv_rider_dtls: column(s) DEDUCTIBLE_AMOUNT could not be traced to RAW on at least one arm -- excluded (first-cut: walk columns from resolved_mt__ views or joined-in stitch columns are not yet inlined into the sampled queries). stg2_coverage_limits_bjaz_trv_rider_rate_mast: column(s) DEDUCTIBLE_AMOUNT could not be traced to RAW on at least one arm -- excluded (first-cut: walk columns from resolved_mt__ views or joined-in stitch columns are not yet inlined into the sampled queries).</w:t>
       </w:r>
     </w:p>
     <w:p>
@@ -5680,7 +5704,7 @@
                 <w:rFonts w:ascii="Consolas" w:hAnsi="Consolas"/>
                 <w:sz w:val="17"/>
               </w:rPr>
-              <w:t xml:space="preserve">select 'OPUS' as project, 'SAT_COVERAGE_LIMITS' as satellite, 'OPUS_BJAZ_TRV_PLAN_MV' as scope,</w:t>
+              <w:t xml:space="preserve">select 'OPUS' as project, 'SAT_COVERAGE_LIMITS' as satellite, 'OPUS_BJAZ_TRV_PLAN' as scope,</w:t>
               <w:br/>
               <w:t xml:space="preserve">       count(*) as rows_checked,</w:t>
               <w:br/>
@@ -5694,7 +5718,7 @@
               <w:br/>
               <w:t xml:space="preserve">  from BAGIC_PREPROD_CURATED_DB.BGIL_DATA_MODEL.SAT_COVERAGE_LIMITS</w:t>
               <w:br/>
-              <w:t xml:space="preserve"> where (RECORD_SOURCE = 'OPUS_BJAZ_TRV_PLAN_MV')</w:t>
+              <w:t xml:space="preserve"> where (RECORD_SOURCE = 'OPUS_BJAZ_TRV_PLAN')</w:t>
               <w:br/>
               <w:t xml:space="preserve">union all</w:t>
               <w:br/>
@@ -5712,7 +5736,7 @@
               <w:br/>
               <w:t xml:space="preserve">  from BAGIC_PREPROD_CURATED_DB.BGIL_DATA_MODEL.SAT_COVERAGE_LIMITS</w:t>
               <w:br/>
-              <w:t xml:space="preserve"> where (RECORD_SOURCE = 'OPUS_BJAZ_TRV_RIDER_DTLS_MV') or (RECORD_SOURCE = 'OPUS_BJAZ_TRV_RIDER_RATE_MAST_MV');</w:t>
+              <w:t xml:space="preserve"> where (RECORD_SOURCE = 'OPUS_BJAZ_TRV_RIDER_DTLS') or (RECORD_SOURCE = 'OPUS_BJAZ_TRV_RIDER_RATE_MAST');</w:t>
             </w:r>
           </w:p>
         </w:tc>
@@ -5773,6 +5797,9 @@
       <w:r>
         <w:t xml:space="preserve">9. OPUS — SAT_FINTXN_COMMISSION</w:t>
       </w:r>
+      <w:r>
+        <w:t xml:space="preserve">  [M1]</w:t>
+      </w:r>
     </w:p>
     <w:tbl>
       <w:tblPr>
@@ -5963,7 +5990,7 @@
         <w:t xml:space="preserve">Note: </w:t>
       </w:r>
       <w:r>
-        <w:t xml:space="preserve">HASHDIFF column HASHDIFF. Recomputed exactly as automate_dv 0.11.5 / sat_multi_source computes it, from the payload stored on the same row. A match proves every payload change changes the HASHDIFF, which is what drives a new row. standard satellite, ma_sat_multi_source; PK FINANCIAL_TRANSACTION_HKEY, child key COMMISSION_TYPE_CK; 2 RECORD_SOURCE group(s): OPUS_BA_TRV_DATA_POLICY_DTLS_MV [2 col(s)], OPUS_BJAZ_TRV_LOADER_DATA_MV [1 col(s)]. Multi-active: compared per (key, child key); latest = max LOAD_DATETIME per member. stg2_fintxn_commission_bjaz_trv_loader_data_mv: column(s) COMMISSION_AMOUNT could not be traced to RAW on at least one arm -- excluded (first-cut: walk columns from resolved_mt__ views or joined-in stitch columns are not yet inlined into the sampled queries).</w:t>
+        <w:t xml:space="preserve">HASHDIFF column HASHDIFF. Recomputed exactly as automate_dv 0.11.5 / sat_multi_source computes it, from the payload stored on the same row. A match proves every payload change changes the HASHDIFF, which is what drives a new row. standard satellite, ma_sat_multi_source; PK FINANCIAL_TRANSACTION_HKEY, child key COMMISSION_TYPE_CK; 2 RECORD_SOURCE group(s): OPUS_BA_TRV_DATA_POLICY_DTLS [2 col(s)], OPUS_BJAZ_TRV_LOADER_DATA [1 col(s)]. Multi-active: compared per (key, child key); latest = max LOAD_DATETIME per member. stg2_fintxn_commission_bjaz_trv_loader_data: column(s) COMMISSION_AMOUNT could not be traced to RAW on at least one arm -- excluded (first-cut: walk columns from resolved_mt__ views or joined-in stitch columns are not yet inlined into the sampled queries).</w:t>
       </w:r>
     </w:p>
     <w:p>
@@ -5994,7 +6021,7 @@
                 <w:rFonts w:ascii="Consolas" w:hAnsi="Consolas"/>
                 <w:sz w:val="17"/>
               </w:rPr>
-              <w:t xml:space="preserve">select 'OPUS' as project, 'SAT_FINTXN_COMMISSION' as satellite, 'OPUS_BA_TRV_DATA_POLICY_DTLS_MV' as scope,</w:t>
+              <w:t xml:space="preserve">select 'OPUS' as project, 'SAT_FINTXN_COMMISSION' as satellite, 'OPUS_BA_TRV_DATA_POLICY_DTLS' as scope,</w:t>
               <w:br/>
               <w:t xml:space="preserve">       count(*) as rows_checked,</w:t>
               <w:br/>
@@ -6008,11 +6035,11 @@
               <w:br/>
               <w:t xml:space="preserve">  from BAGIC_PREPROD_CURATED_DB.BGIL_DATA_MODEL.SAT_FINTXN_COMMISSION</w:t>
               <w:br/>
-              <w:t xml:space="preserve"> where (RECORD_SOURCE = 'OPUS_BA_TRV_DATA_POLICY_DTLS_MV')</w:t>
+              <w:t xml:space="preserve"> where (RECORD_SOURCE = 'OPUS_BA_TRV_DATA_POLICY_DTLS')</w:t>
               <w:br/>
               <w:t xml:space="preserve">union all</w:t>
               <w:br/>
-              <w:t xml:space="preserve">select 'OPUS' as project, 'SAT_FINTXN_COMMISSION' as satellite, 'OPUS_BJAZ_TRV_LOADER_DATA_MV' as scope,</w:t>
+              <w:t xml:space="preserve">select 'OPUS' as project, 'SAT_FINTXN_COMMISSION' as satellite, 'OPUS_BJAZ_TRV_LOADER_DATA' as scope,</w:t>
               <w:br/>
               <w:t xml:space="preserve">       count(*) as rows_checked,</w:t>
               <w:br/>
@@ -6026,7 +6053,7 @@
               <w:br/>
               <w:t xml:space="preserve">  from BAGIC_PREPROD_CURATED_DB.BGIL_DATA_MODEL.SAT_FINTXN_COMMISSION</w:t>
               <w:br/>
-              <w:t xml:space="preserve"> where (RECORD_SOURCE = 'OPUS_BJAZ_TRV_LOADER_DATA_MV');</w:t>
+              <w:t xml:space="preserve"> where (RECORD_SOURCE = 'OPUS_BJAZ_TRV_LOADER_DATA');</w:t>
             </w:r>
           </w:p>
         </w:tc>
@@ -6087,6 +6114,9 @@
       <w:r>
         <w:t xml:space="preserve">10. OPUS — SAT_FINTXN_HEADER</w:t>
       </w:r>
+      <w:r>
+        <w:t xml:space="preserve">  [M1]</w:t>
+      </w:r>
     </w:p>
     <w:tbl>
       <w:tblPr>
@@ -6277,7 +6307,7 @@
         <w:t xml:space="preserve">Note: </w:t>
       </w:r>
       <w:r>
-        <w:t xml:space="preserve">HASHDIFF column HASHDIFF. Recomputed exactly as automate_dv 0.11.5 / sat_multi_source computes it, from the payload stored on the same row. A match proves every payload change changes the HASHDIFF, which is what drives a new row. standard satellite, automate_dv.sat; PK FINANCIAL_TRANSACTION_HKEY; 1 RECORD_SOURCE group(s): OPUS_BJAZ_TRV_LOADER_LOG_TABLE_MV [1 col(s)].</w:t>
+        <w:t xml:space="preserve">HASHDIFF column HASHDIFF. Recomputed exactly as automate_dv 0.11.5 / sat_multi_source computes it, from the payload stored on the same row. A match proves every payload change changes the HASHDIFF, which is what drives a new row. standard satellite, automate_dv.sat; PK FINANCIAL_TRANSACTION_HKEY; 1 RECORD_SOURCE group(s): OPUS_BJAZ_TRV_LOADER_LOG_TABLE [1 col(s)].</w:t>
       </w:r>
     </w:p>
     <w:p>
@@ -6308,7 +6338,7 @@
                 <w:rFonts w:ascii="Consolas" w:hAnsi="Consolas"/>
                 <w:sz w:val="17"/>
               </w:rPr>
-              <w:t xml:space="preserve">select 'OPUS' as project, 'SAT_FINTXN_HEADER' as satellite, 'OPUS_BJAZ_TRV_LOADER_LOG_TABLE_MV' as scope,</w:t>
+              <w:t xml:space="preserve">select 'OPUS' as project, 'SAT_FINTXN_HEADER' as satellite, 'OPUS_BJAZ_TRV_LOADER_LOG_TABLE' as scope,</w:t>
               <w:br/>
               <w:t xml:space="preserve">       count(*) as rows_checked,</w:t>
               <w:br/>
@@ -6322,7 +6352,7 @@
               <w:br/>
               <w:t xml:space="preserve">  from BAGIC_PREPROD_CURATED_DB.BGIL_DATA_MODEL.SAT_FINTXN_HEADER</w:t>
               <w:br/>
-              <w:t xml:space="preserve"> where (RECORD_SOURCE = 'OPUS_BJAZ_TRV_LOADER_LOG_TABLE_MV');</w:t>
+              <w:t xml:space="preserve"> where (RECORD_SOURCE = 'OPUS_BJAZ_TRV_LOADER_LOG_TABLE');</w:t>
             </w:r>
           </w:p>
         </w:tc>
@@ -6383,6 +6413,9 @@
       <w:r>
         <w:t xml:space="preserve">11. OPUS — SAT_FINTXN_PREMIUM</w:t>
       </w:r>
+      <w:r>
+        <w:t xml:space="preserve">  [M1]</w:t>
+      </w:r>
     </w:p>
     <w:tbl>
       <w:tblPr>
@@ -6573,7 +6606,7 @@
         <w:t xml:space="preserve">Note: </w:t>
       </w:r>
       <w:r>
-        <w:t xml:space="preserve">HASHDIFF column HASHDIFF. Recomputed exactly as automate_dv 0.11.5 / sat_multi_source computes it, from the payload stored on the same row. A match proves every payload change changes the HASHDIFF, which is what drives a new row. standard satellite, sat_multi_source; PK FINANCIAL_TRANSACTION_HKEY; 3 RECORD_SOURCE group(s): OPUS_BA_TRV_DATA_POLICY_DTLS_MV [6 col(s)], OPUS_BJAZ_TRV_LOADER_DATA_MV [5 col(s)], OPUS_BJAZ_TRV_LOADER_LOG_TABLE_MV [4 col(s)]. stg2_fintxn_premium_ba_trv_data_policy_dtls_mv: column(s) BASE_PREMIUM could not be traced to RAW on at least one arm -- excluded (first-cut: walk columns from resolved_mt__ views or joined-in stitch columns are not yet inlined into the sampled queries). stg2_fintxn_premium_bjaz_trv_loader_data_mv: column(s) DISCOUNT_PERCENTAGE, NET_PREMIUM could not be traced to RAW on at least one arm -- excluded (first-cut: walk columns from resolved_mt__ views or joined-in stitch columns are not yet inlined into the sampled queries). stg2_fintxn_premium_bjaz_trv_loader_log_table_mv: column(s) BASE_PREMIUM, DISCOUNT_PERCENTAGE, NET_PREMIUM could not be traced to RAW on at least one arm -- excluded (first-cut: walk columns from resolved_mt__ views or joined-in stitch columns are not yet inlined into the sampled queries).</w:t>
+        <w:t xml:space="preserve">HASHDIFF column HASHDIFF. Recomputed exactly as automate_dv 0.11.5 / sat_multi_source computes it, from the payload stored on the same row. A match proves every payload change changes the HASHDIFF, which is what drives a new row. standard satellite, sat_multi_source; PK FINANCIAL_TRANSACTION_HKEY; 3 RECORD_SOURCE group(s): OPUS_BA_TRV_DATA_POLICY_DTLS [6 col(s)], OPUS_BJAZ_TRV_LOADER_DATA [5 col(s)], OPUS_BJAZ_TRV_LOADER_LOG_TABLE [4 col(s)]. stg2_fintxn_premium_ba_trv_data_policy_dtls: column(s) BASE_PREMIUM could not be traced to RAW on at least one arm -- excluded (first-cut: walk columns from resolved_mt__ views or joined-in stitch columns are not yet inlined into the sampled queries). stg2_fintxn_premium_bjaz_trv_loader_data: column(s) DISCOUNT_PERCENTAGE, NET_PREMIUM could not be traced to RAW on at least one arm -- excluded (first-cut: walk columns from resolved_mt__ views or joined-in stitch columns are not yet inlined into the sampled queries). stg2_fintxn_premium_bjaz_trv_loader_log_table: column(s) BASE_PREMIUM, DISCOUNT_PERCENTAGE, NET_PREMIUM could not be traced to RAW on at least one arm -- excluded (first-cut: walk columns from resolved_mt__ views or joined-in stitch columns are not yet inlined into the sampled queries).</w:t>
       </w:r>
     </w:p>
     <w:p>
@@ -6604,7 +6637,7 @@
                 <w:rFonts w:ascii="Consolas" w:hAnsi="Consolas"/>
                 <w:sz w:val="17"/>
               </w:rPr>
-              <w:t xml:space="preserve">select 'OPUS' as project, 'SAT_FINTXN_PREMIUM' as satellite, 'OPUS_BA_TRV_DATA_POLICY_DTLS_MV' as scope,</w:t>
+              <w:t xml:space="preserve">select 'OPUS' as project, 'SAT_FINTXN_PREMIUM' as satellite, 'OPUS_BA_TRV_DATA_POLICY_DTLS' as scope,</w:t>
               <w:br/>
               <w:t xml:space="preserve">       count(*) as rows_checked,</w:t>
               <w:br/>
@@ -6618,11 +6651,11 @@
               <w:br/>
               <w:t xml:space="preserve">  from BAGIC_PREPROD_CURATED_DB.BGIL_DATA_MODEL.SAT_FINTXN_PREMIUM</w:t>
               <w:br/>
-              <w:t xml:space="preserve"> where (RECORD_SOURCE = 'OPUS_BA_TRV_DATA_POLICY_DTLS_MV')</w:t>
+              <w:t xml:space="preserve"> where (RECORD_SOURCE = 'OPUS_BA_TRV_DATA_POLICY_DTLS')</w:t>
               <w:br/>
               <w:t xml:space="preserve">union all</w:t>
               <w:br/>
-              <w:t xml:space="preserve">select 'OPUS' as project, 'SAT_FINTXN_PREMIUM' as satellite, 'OPUS_BJAZ_TRV_LOADER_DATA_MV' as scope,</w:t>
+              <w:t xml:space="preserve">select 'OPUS' as project, 'SAT_FINTXN_PREMIUM' as satellite, 'OPUS_BJAZ_TRV_LOADER_DATA' as scope,</w:t>
               <w:br/>
               <w:t xml:space="preserve">       count(*) as rows_checked,</w:t>
               <w:br/>
@@ -6636,11 +6669,11 @@
               <w:br/>
               <w:t xml:space="preserve">  from BAGIC_PREPROD_CURATED_DB.BGIL_DATA_MODEL.SAT_FINTXN_PREMIUM</w:t>
               <w:br/>
-              <w:t xml:space="preserve"> where (RECORD_SOURCE = 'OPUS_BJAZ_TRV_LOADER_DATA_MV')</w:t>
+              <w:t xml:space="preserve"> where (RECORD_SOURCE = 'OPUS_BJAZ_TRV_LOADER_DATA')</w:t>
               <w:br/>
               <w:t xml:space="preserve">union all</w:t>
               <w:br/>
-              <w:t xml:space="preserve">select 'OPUS' as project, 'SAT_FINTXN_PREMIUM' as satellite, 'OPUS_BJAZ_TRV_LOADER_LOG_TABLE_MV' as scope,</w:t>
+              <w:t xml:space="preserve">select 'OPUS' as project, 'SAT_FINTXN_PREMIUM' as satellite, 'OPUS_BJAZ_TRV_LOADER_LOG_TABLE' as scope,</w:t>
               <w:br/>
               <w:t xml:space="preserve">       count(*) as rows_checked,</w:t>
               <w:br/>
@@ -6654,7 +6687,7 @@
               <w:br/>
               <w:t xml:space="preserve">  from BAGIC_PREPROD_CURATED_DB.BGIL_DATA_MODEL.SAT_FINTXN_PREMIUM</w:t>
               <w:br/>
-              <w:t xml:space="preserve"> where (RECORD_SOURCE = 'OPUS_BJAZ_TRV_LOADER_LOG_TABLE_MV');</w:t>
+              <w:t xml:space="preserve"> where (RECORD_SOURCE = 'OPUS_BJAZ_TRV_LOADER_LOG_TABLE');</w:t>
             </w:r>
           </w:p>
         </w:tc>
@@ -6715,6 +6748,9 @@
       <w:r>
         <w:t xml:space="preserve">12. OPUS — SAT_FINTXN_TAX</w:t>
       </w:r>
+      <w:r>
+        <w:t xml:space="preserve">  [M1]</w:t>
+      </w:r>
     </w:p>
     <w:tbl>
       <w:tblPr>
@@ -6905,7 +6941,7 @@
         <w:t xml:space="preserve">Note: </w:t>
       </w:r>
       <w:r>
-        <w:t xml:space="preserve">HASHDIFF of OPUS_BA_TRV_DATA_POLICY_DTLS_MV (stg2_fintxn_tax_ba_trv_data_policy_dtls_mv_0, stg2_fintxn_tax_ba_trv_data_policy_dtls_mv_1) also hashes TAX_TYPE, which this satellite does not store (a shared stage feeding several satellites). A change in only those columns gives a new HASHDIFF and so a NEW ROW WITH AN UNCHANGED PAYLOAD here -- breaks DM-H2; see DM-H2 (a) unchanged_payload_reinserts. The HASHDIFF cannot be recomputed from the satellite row. HASHDIFF of OPUS_BJAZ_TRV_LOADER_LOG_TABLE_MV (stg2_fintxn_tax_bjaz_trv_loader_log_table_mv_2) also hashes TAX_TYPE, which this satellite does not store (a shared stage feeding several satellites). A change in only those columns gives a new HASHDIFF and so a NEW ROW WITH AN UNCHANGED PAYLOAD here -- breaks DM-H2; see DM-H2 (a) unchanged_payload_reinserts. The HASHDIFF cannot be recomputed from the satellite row. standard satellite, ma_sat_multi_source; PK FINANCIAL_TRANSACTION_HKEY, child key TAX_TYPE; 2 RECORD_SOURCE group(s): OPUS_BA_TRV_DATA_POLICY_DTLS_MV [2 col(s)], OPUS_BJAZ_TRV_LOADER_LOG_TABLE_MV [1 col(s)]. Multi-active: compared per (key, child key); latest = max LOAD_DATETIME per member. stg2_fintxn_tax_ba_trv_data_policy_dtls_mv_0: column(s) SERVICE_TAX_AMOUNT could not be traced to RAW on at least one arm -- excluded (first-cut: walk columns from resolved_mt__ views or joined-in stitch columns are not yet inlined into the sampled queries). stg2_fintxn_tax_bjaz_trv_loader_log_table_mv_2: column(s) CESS_AMOUNT could not be traced to RAW on at least one arm -- excluded (first-cut: walk columns from resolved_mt__ views or joined-in stitch columns are not yet inlined into the sampled queries).</w:t>
+        <w:t xml:space="preserve">HASHDIFF of OPUS_BA_TRV_DATA_POLICY_DTLS (stg2_fintxn_tax_ba_trv_data_policy_dtls_0, stg2_fintxn_tax_ba_trv_data_policy_dtls_1) also hashes TAX_TYPE, which this satellite does not store (a shared stage feeding several satellites). A change in only those columns gives a new HASHDIFF and so a NEW ROW WITH AN UNCHANGED PAYLOAD here -- breaks DM-H2; see DM-H2 (a) unchanged_payload_reinserts. The HASHDIFF cannot be recomputed from the satellite row. HASHDIFF of OPUS_BJAZ_TRV_LOADER_LOG_TABLE (stg2_fintxn_tax_bjaz_trv_loader_log_table_2) also hashes TAX_TYPE, which this satellite does not store (a shared stage feeding several satellites). A change in only those columns gives a new HASHDIFF and so a NEW ROW WITH AN UNCHANGED PAYLOAD here -- breaks DM-H2; see DM-H2 (a) unchanged_payload_reinserts. The HASHDIFF cannot be recomputed from the satellite row. standard satellite, ma_sat_multi_source; PK FINANCIAL_TRANSACTION_HKEY, child key TAX_TYPE; 2 RECORD_SOURCE group(s): OPUS_BA_TRV_DATA_POLICY_DTLS [2 col(s)], OPUS_BJAZ_TRV_LOADER_LOG_TABLE [1 col(s)]. Multi-active: compared per (key, child key); latest = max LOAD_DATETIME per member. stg2_fintxn_tax_ba_trv_data_policy_dtls_0: column(s) SERVICE_TAX_AMOUNT could not be traced to RAW on at least one arm -- excluded (first-cut: walk columns from resolved_mt__ views or joined-in stitch columns are not yet inlined into the sampled queries). stg2_fintxn_tax_bjaz_trv_loader_log_table_2: column(s) CESS_AMOUNT could not be traced to RAW on at least one arm -- excluded (first-cut: walk columns from resolved_mt__ views or joined-in stitch columns are not yet inlined into the sampled queries).</w:t>
       </w:r>
     </w:p>
     <w:p>
@@ -6997,6 +7033,9 @@
       <w:r>
         <w:t xml:space="preserve">13. OPUS — SAT_FIN_CHARGE_RATE</w:t>
       </w:r>
+      <w:r>
+        <w:t xml:space="preserve">  [M1]</w:t>
+      </w:r>
     </w:p>
     <w:tbl>
       <w:tblPr>
@@ -7187,7 +7226,7 @@
         <w:t xml:space="preserve">Note: </w:t>
       </w:r>
       <w:r>
-        <w:t xml:space="preserve">HASHDIFF column HASHDIFF. Recomputed exactly as automate_dv 0.11.5 / sat_multi_source computes it, from the payload stored on the same row. A match proves every payload change changes the HASHDIFF, which is what drives a new row. standard satellite, ma_sat_multi_source; PK FINANCIAL_TRANSACTION_HKEY, child key CHARGE_TYPE_CK; 2 RECORD_SOURCE group(s): OPUS_BA_TRV_DATA_POLICY_DTLS_MV [2 col(s)], OPUS_BJAZ_TRV_LOADER_LOG_TABLE_MV [1 col(s)]. Multi-active: compared per (key, child key); latest = max LOAD_DATETIME per member. stg2_fin_charge_rate_ba_trv_data_policy_dtls_mv: column(s) ADDITIONAL_LOADING_RATE could not be traced to RAW on at least one arm -- excluded (first-cut: walk columns from resolved_mt__ views or joined-in stitch columns are not yet inlined into the sampled queries). stg2_fin_charge_rate_bjaz_trv_loader_log_table_mv: column(s) ADDITIONAL_LOADING_RATE could not be traced to RAW on at least one arm -- excluded (first-cut: walk columns from resolved_mt__ views or joined-in stitch columns are not yet inlined into the sampled queries).</w:t>
+        <w:t xml:space="preserve">HASHDIFF column HASHDIFF. Recomputed exactly as automate_dv 0.11.5 / sat_multi_source computes it, from the payload stored on the same row. A match proves every payload change changes the HASHDIFF, which is what drives a new row. standard satellite, ma_sat_multi_source; PK FINANCIAL_TRANSACTION_HKEY, child key CHARGE_TYPE_CK; 2 RECORD_SOURCE group(s): OPUS_BA_TRV_DATA_POLICY_DTLS [2 col(s)], OPUS_BJAZ_TRV_LOADER_LOG_TABLE [1 col(s)]. Multi-active: compared per (key, child key); latest = max LOAD_DATETIME per member. stg2_fin_charge_rate_ba_trv_data_policy_dtls: column(s) ADDITIONAL_LOADING_RATE could not be traced to RAW on at least one arm -- excluded (first-cut: walk columns from resolved_mt__ views or joined-in stitch columns are not yet inlined into the sampled queries). stg2_fin_charge_rate_bjaz_trv_loader_log_table: column(s) ADDITIONAL_LOADING_RATE could not be traced to RAW on at least one arm -- excluded (first-cut: walk columns from resolved_mt__ views or joined-in stitch columns are not yet inlined into the sampled queries).</w:t>
       </w:r>
     </w:p>
     <w:p>
@@ -7232,7 +7271,7 @@
               <w:br/>
               <w:t xml:space="preserve">  from BAGIC_PREPROD_CURATED_DB.BGIL_DATA_MODEL.SAT_FIN_CHARGE_RATE</w:t>
               <w:br/>
-              <w:t xml:space="preserve"> where (RECORD_SOURCE = 'OPUS_BA_TRV_DATA_POLICY_DTLS_MV') or (RECORD_SOURCE = 'OPUS_BJAZ_TRV_LOADER_LOG_TABLE_MV');</w:t>
+              <w:t xml:space="preserve"> where (RECORD_SOURCE = 'OPUS_BA_TRV_DATA_POLICY_DTLS') or (RECORD_SOURCE = 'OPUS_BJAZ_TRV_LOADER_LOG_TABLE');</w:t>
             </w:r>
           </w:p>
         </w:tc>
@@ -7293,6 +7332,9 @@
       <w:r>
         <w:t xml:space="preserve">14. OPUS — SAT_FIN_RECEIPT</w:t>
       </w:r>
+      <w:r>
+        <w:t xml:space="preserve">  [M1]</w:t>
+      </w:r>
     </w:p>
     <w:tbl>
       <w:tblPr>
@@ -7483,7 +7525,7 @@
         <w:t xml:space="preserve">Note: </w:t>
       </w:r>
       <w:r>
-        <w:t xml:space="preserve">HASHDIFF column HASHDIFF. Recomputed exactly as automate_dv 0.11.5 / sat_multi_source computes it, from the payload stored on the same row. A match proves every payload change changes the HASHDIFF, which is what drives a new row. standard satellite, sat_multi_source; PK FINANCIAL_TRANSACTION_HKEY; 2 RECORD_SOURCE group(s): OPUS_BA_TRV_DATA_POLICY_DTLS_MV [2 col(s)], OPUS_BJAZ_TRV_LOADER_DATA_MV [3 col(s)]. stg2_fin_receipt_ba_trv_data_policy_dtls_mv: column(s) AMOUNT_RECEIVED, INSTRUMENT_DATE could not be traced to RAW on at least one arm -- excluded (first-cut: walk columns from resolved_mt__ views or joined-in stitch columns are not yet inlined into the sampled queries). stg2_fin_receipt_bjaz_trv_loader_data_mv: column(s) PAYMENT_GATEWAY_REFERENCE could not be traced to RAW on at least one arm -- excluded (first-cut: walk columns from resolved_mt__ views or joined-in stitch columns are not yet inlined into the sampled queries).</w:t>
+        <w:t xml:space="preserve">HASHDIFF column HASHDIFF. Recomputed exactly as automate_dv 0.11.5 / sat_multi_source computes it, from the payload stored on the same row. A match proves every payload change changes the HASHDIFF, which is what drives a new row. standard satellite, sat_multi_source; PK FINANCIAL_TRANSACTION_HKEY; 2 RECORD_SOURCE group(s): OPUS_BA_TRV_DATA_POLICY_DTLS [2 col(s)], OPUS_BJAZ_TRV_LOADER_DATA [3 col(s)]. stg2_fin_receipt_ba_trv_data_policy_dtls: column(s) AMOUNT_RECEIVED, INSTRUMENT_DATE could not be traced to RAW on at least one arm -- excluded (first-cut: walk columns from resolved_mt__ views or joined-in stitch columns are not yet inlined into the sampled queries). stg2_fin_receipt_bjaz_trv_loader_data: column(s) PAYMENT_GATEWAY_REFERENCE could not be traced to RAW on at least one arm -- excluded (first-cut: walk columns from resolved_mt__ views or joined-in stitch columns are not yet inlined into the sampled queries).</w:t>
       </w:r>
     </w:p>
     <w:p>
@@ -7514,7 +7556,7 @@
                 <w:rFonts w:ascii="Consolas" w:hAnsi="Consolas"/>
                 <w:sz w:val="17"/>
               </w:rPr>
-              <w:t xml:space="preserve">select 'OPUS' as project, 'SAT_FIN_RECEIPT' as satellite, 'OPUS_BA_TRV_DATA_POLICY_DTLS_MV' as scope,</w:t>
+              <w:t xml:space="preserve">select 'OPUS' as project, 'SAT_FIN_RECEIPT' as satellite, 'OPUS_BA_TRV_DATA_POLICY_DTLS' as scope,</w:t>
               <w:br/>
               <w:t xml:space="preserve">       count(*) as rows_checked,</w:t>
               <w:br/>
@@ -7528,11 +7570,11 @@
               <w:br/>
               <w:t xml:space="preserve">  from BAGIC_PREPROD_CURATED_DB.BGIL_DATA_MODEL.SAT_FIN_RECEIPT</w:t>
               <w:br/>
-              <w:t xml:space="preserve"> where (RECORD_SOURCE = 'OPUS_BA_TRV_DATA_POLICY_DTLS_MV')</w:t>
+              <w:t xml:space="preserve"> where (RECORD_SOURCE = 'OPUS_BA_TRV_DATA_POLICY_DTLS')</w:t>
               <w:br/>
               <w:t xml:space="preserve">union all</w:t>
               <w:br/>
-              <w:t xml:space="preserve">select 'OPUS' as project, 'SAT_FIN_RECEIPT' as satellite, 'OPUS_BJAZ_TRV_LOADER_DATA_MV' as scope,</w:t>
+              <w:t xml:space="preserve">select 'OPUS' as project, 'SAT_FIN_RECEIPT' as satellite, 'OPUS_BJAZ_TRV_LOADER_DATA' as scope,</w:t>
               <w:br/>
               <w:t xml:space="preserve">       count(*) as rows_checked,</w:t>
               <w:br/>
@@ -7546,7 +7588,7 @@
               <w:br/>
               <w:t xml:space="preserve">  from BAGIC_PREPROD_CURATED_DB.BGIL_DATA_MODEL.SAT_FIN_RECEIPT</w:t>
               <w:br/>
-              <w:t xml:space="preserve"> where (RECORD_SOURCE = 'OPUS_BJAZ_TRV_LOADER_DATA_MV');</w:t>
+              <w:t xml:space="preserve"> where (RECORD_SOURCE = 'OPUS_BJAZ_TRV_LOADER_DATA');</w:t>
             </w:r>
           </w:p>
         </w:tc>
@@ -7607,6 +7649,9 @@
       <w:r>
         <w:t xml:space="preserve">15. OPUS — SAT_LNK_ROLE_NOMINEE_BENEFICIARY</w:t>
       </w:r>
+      <w:r>
+        <w:t xml:space="preserve">  [M1]</w:t>
+      </w:r>
     </w:p>
     <w:tbl>
       <w:tblPr>
@@ -7797,7 +7842,7 @@
         <w:t xml:space="preserve">Note: </w:t>
       </w:r>
       <w:r>
-        <w:t xml:space="preserve">HASHDIFF column HASHDIFF. Recomputed exactly as automate_dv 0.11.5 / sat_multi_source computes it, from the payload stored on the same row. A match proves every payload change changes the HASHDIFF, which is what drives a new row. standard satellite, sat_multi_source; PK PARTY_HKEY; 2 RECORD_SOURCE group(s): OPUS_BJAZ_TRV_LOADER_DATA_MV [1 col(s)], OPUS_BJAZ_TRV_LOADER_LOG_TABLE_MV [1 col(s)].</w:t>
+        <w:t xml:space="preserve">HASHDIFF column HASHDIFF. Recomputed exactly as automate_dv 0.11.5 / sat_multi_source computes it, from the payload stored on the same row. A match proves every payload change changes the HASHDIFF, which is what drives a new row. standard satellite, sat_multi_source; PK PARTY_HKEY; 2 RECORD_SOURCE group(s): OPUS_BJAZ_TRV_LOADER_DATA [1 col(s)], OPUS_BJAZ_TRV_LOADER_LOG_TABLE [1 col(s)].</w:t>
       </w:r>
     </w:p>
     <w:p>
@@ -7842,7 +7887,7 @@
               <w:br/>
               <w:t xml:space="preserve">  from BAGIC_PREPROD_CURATED_DB.BGIL_DATA_MODEL.SAT_LNK_ROLE_NOMINEE_BENEFICIARY</w:t>
               <w:br/>
-              <w:t xml:space="preserve"> where (RECORD_SOURCE = 'OPUS_BJAZ_TRV_LOADER_DATA_MV') or (RECORD_SOURCE = 'OPUS_BJAZ_TRV_LOADER_LOG_TABLE_MV');</w:t>
+              <w:t xml:space="preserve"> where (RECORD_SOURCE = 'OPUS_BJAZ_TRV_LOADER_DATA') or (RECORD_SOURCE = 'OPUS_BJAZ_TRV_LOADER_LOG_TABLE');</w:t>
             </w:r>
           </w:p>
         </w:tc>
@@ -7903,6 +7948,9 @@
       <w:r>
         <w:t xml:space="preserve">16. OPUS — SAT_ORG_UNIT_DEFINITION</w:t>
       </w:r>
+      <w:r>
+        <w:t xml:space="preserve">  [M1]</w:t>
+      </w:r>
     </w:p>
     <w:tbl>
       <w:tblPr>
@@ -8093,7 +8141,7 @@
         <w:t xml:space="preserve">Note: </w:t>
       </w:r>
       <w:r>
-        <w:t xml:space="preserve">HASHDIFF column HASHDIFF. Recomputed exactly as automate_dv 0.11.5 / sat_multi_source computes it, from the payload stored on the same row. A match proves every payload change changes the HASHDIFF, which is what drives a new row. standard satellite, automate_dv.sat; PK ORG_UNIT_HKEY; 1 RECORD_SOURCE group(s): OPUS_BA_TRV_DATA_POLICY_DTLS_MV [1 col(s)].</w:t>
+        <w:t xml:space="preserve">HASHDIFF column HASHDIFF. Recomputed exactly as automate_dv 0.11.5 / sat_multi_source computes it, from the payload stored on the same row. A match proves every payload change changes the HASHDIFF, which is what drives a new row. standard satellite, automate_dv.sat; PK ORG_UNIT_HKEY; 1 RECORD_SOURCE group(s): OPUS_BA_TRV_DATA_POLICY_DTLS [1 col(s)].</w:t>
       </w:r>
     </w:p>
     <w:p>
@@ -8124,7 +8172,7 @@
                 <w:rFonts w:ascii="Consolas" w:hAnsi="Consolas"/>
                 <w:sz w:val="17"/>
               </w:rPr>
-              <w:t xml:space="preserve">select 'OPUS' as project, 'SAT_ORG_UNIT_DEFINITION' as satellite, 'OPUS_BA_TRV_DATA_POLICY_DTLS_MV' as scope,</w:t>
+              <w:t xml:space="preserve">select 'OPUS' as project, 'SAT_ORG_UNIT_DEFINITION' as satellite, 'OPUS_BA_TRV_DATA_POLICY_DTLS' as scope,</w:t>
               <w:br/>
               <w:t xml:space="preserve">       count(*) as rows_checked,</w:t>
               <w:br/>
@@ -8138,7 +8186,7 @@
               <w:br/>
               <w:t xml:space="preserve">  from BAGIC_PREPROD_CURATED_DB.BGIL_DATA_MODEL.SAT_ORG_UNIT_DEFINITION</w:t>
               <w:br/>
-              <w:t xml:space="preserve"> where (RECORD_SOURCE = 'OPUS_BA_TRV_DATA_POLICY_DTLS_MV');</w:t>
+              <w:t xml:space="preserve"> where (RECORD_SOURCE = 'OPUS_BA_TRV_DATA_POLICY_DTLS');</w:t>
             </w:r>
           </w:p>
         </w:tc>
@@ -8199,6 +8247,9 @@
       <w:r>
         <w:t xml:space="preserve">17. OPUS — SAT_PARTY_EMPLOYMENT</w:t>
       </w:r>
+      <w:r>
+        <w:t xml:space="preserve">  [M2]</w:t>
+      </w:r>
     </w:p>
     <w:tbl>
       <w:tblPr>
@@ -8389,7 +8440,7 @@
         <w:t xml:space="preserve">Note: </w:t>
       </w:r>
       <w:r>
-        <w:t xml:space="preserve">HASHDIFF column HASHDIFF. Recomputed exactly as automate_dv 0.11.5 / sat_multi_source computes it, from the payload stored on the same row. A match proves every payload change changes the HASHDIFF, which is what drives a new row. standard satellite, sat_multi_source; PK PARTY_HKEY; 2 RECORD_SOURCE group(s): OPUS_BJAZ_TRV_LOADER_DATA_MV [1 col(s)], OPUS_BJAZ_TRV_LOADER_LOG_TABLE_MV [2 col(s)]. stg2_party_employment_bjaz_trv_loader_data_mv_payer: column(s) DESIGNATION could not be traced to RAW on at least one arm -- excluded (first-cut: walk columns from resolved_mt__ views or joined-in stitch columns are not yet inlined into the sampled queries).</w:t>
+        <w:t xml:space="preserve">HASHDIFF column HASHDIFF. Recomputed exactly as automate_dv 0.11.5 / sat_multi_source computes it, from the payload stored on the same row. A match proves every payload change changes the HASHDIFF, which is what drives a new row. standard satellite, sat_multi_source; PK PARTY_HKEY; 2 RECORD_SOURCE group(s): OPUS_BJAZ_TRV_LOADER_DATA [1 col(s)], OPUS_BJAZ_TRV_LOADER_LOG_TABLE [2 col(s)]. stg2_party_employment_bjaz_trv_loader_data_payer: column(s) DESIGNATION could not be traced to RAW on at least one arm -- excluded (first-cut: walk columns from resolved_mt__ views or joined-in stitch columns are not yet inlined into the sampled queries).</w:t>
       </w:r>
     </w:p>
     <w:p>
@@ -8420,7 +8471,7 @@
                 <w:rFonts w:ascii="Consolas" w:hAnsi="Consolas"/>
                 <w:sz w:val="17"/>
               </w:rPr>
-              <w:t xml:space="preserve">select 'OPUS' as project, 'SAT_PARTY_EMPLOYMENT' as satellite, 'OPUS_BJAZ_TRV_LOADER_DATA_MV' as scope,</w:t>
+              <w:t xml:space="preserve">select 'OPUS' as project, 'SAT_PARTY_EMPLOYMENT' as satellite, 'OPUS_BJAZ_TRV_LOADER_DATA' as scope,</w:t>
               <w:br/>
               <w:t xml:space="preserve">       count(*) as rows_checked,</w:t>
               <w:br/>
@@ -8434,11 +8485,11 @@
               <w:br/>
               <w:t xml:space="preserve">  from BAGIC_PREPROD_CURATED_DB.BGIL_DATA_MODEL.SAT_PARTY_EMPLOYMENT</w:t>
               <w:br/>
-              <w:t xml:space="preserve"> where (RECORD_SOURCE = 'OPUS_BJAZ_TRV_LOADER_DATA_MV')</w:t>
+              <w:t xml:space="preserve"> where (RECORD_SOURCE = 'OPUS_BJAZ_TRV_LOADER_DATA')</w:t>
               <w:br/>
               <w:t xml:space="preserve">union all</w:t>
               <w:br/>
-              <w:t xml:space="preserve">select 'OPUS' as project, 'SAT_PARTY_EMPLOYMENT' as satellite, 'OPUS_BJAZ_TRV_LOADER_LOG_TABLE_MV' as scope,</w:t>
+              <w:t xml:space="preserve">select 'OPUS' as project, 'SAT_PARTY_EMPLOYMENT' as satellite, 'OPUS_BJAZ_TRV_LOADER_LOG_TABLE' as scope,</w:t>
               <w:br/>
               <w:t xml:space="preserve">       count(*) as rows_checked,</w:t>
               <w:br/>
@@ -8452,7 +8503,7 @@
               <w:br/>
               <w:t xml:space="preserve">  from BAGIC_PREPROD_CURATED_DB.BGIL_DATA_MODEL.SAT_PARTY_EMPLOYMENT</w:t>
               <w:br/>
-              <w:t xml:space="preserve"> where (RECORD_SOURCE = 'OPUS_BJAZ_TRV_LOADER_LOG_TABLE_MV');</w:t>
+              <w:t xml:space="preserve"> where (RECORD_SOURCE = 'OPUS_BJAZ_TRV_LOADER_LOG_TABLE');</w:t>
             </w:r>
           </w:p>
         </w:tc>
@@ -8513,6 +8564,9 @@
       <w:r>
         <w:t xml:space="preserve">18. OPUS — SAT_PARTY_HEALTH_PROFILE</w:t>
       </w:r>
+      <w:r>
+        <w:t xml:space="preserve">  [M2]</w:t>
+      </w:r>
     </w:p>
     <w:tbl>
       <w:tblPr>
@@ -8703,7 +8757,7 @@
         <w:t xml:space="preserve">Note: </w:t>
       </w:r>
       <w:r>
-        <w:t xml:space="preserve">HASHDIFF column HASHDIFF. Recomputed exactly as automate_dv 0.11.5 / sat_multi_source computes it, from the payload stored on the same row. A match proves every payload change changes the HASHDIFF, which is what drives a new row. standard satellite, sat_multi_source; PK PARTY_HKEY; 2 RECORD_SOURCE group(s): OPUS_BA_TRV_DATA_POLICY_DTLS_MV [1 col(s)], OPUS_BJAZ_TRV_LOADER_DATA_MV [1 col(s)].</w:t>
+        <w:t xml:space="preserve">HASHDIFF column HASHDIFF. Recomputed exactly as automate_dv 0.11.5 / sat_multi_source computes it, from the payload stored on the same row. A match proves every payload change changes the HASHDIFF, which is what drives a new row. standard satellite, sat_multi_source; PK PARTY_HKEY; 2 RECORD_SOURCE group(s): OPUS_BA_TRV_DATA_POLICY_DTLS [1 col(s)], OPUS_BJAZ_TRV_LOADER_DATA [1 col(s)].</w:t>
       </w:r>
     </w:p>
     <w:p>
@@ -8748,7 +8802,7 @@
               <w:br/>
               <w:t xml:space="preserve">  from BAGIC_PREPROD_CURATED_DB.BGIL_DATA_MODEL.SAT_PARTY_HEALTH_PROFILE</w:t>
               <w:br/>
-              <w:t xml:space="preserve"> where (RECORD_SOURCE = 'OPUS_BA_TRV_DATA_POLICY_DTLS_MV') or (RECORD_SOURCE = 'OPUS_BJAZ_TRV_LOADER_DATA_MV');</w:t>
+              <w:t xml:space="preserve"> where (RECORD_SOURCE = 'OPUS_BA_TRV_DATA_POLICY_DTLS') or (RECORD_SOURCE = 'OPUS_BJAZ_TRV_LOADER_DATA');</w:t>
             </w:r>
           </w:p>
         </w:tc>
@@ -8809,6 +8863,9 @@
       <w:r>
         <w:t xml:space="preserve">19. OPUS — SAT_PARTY_IDENTIFICATION</w:t>
       </w:r>
+      <w:r>
+        <w:t xml:space="preserve">  [M2]</w:t>
+      </w:r>
     </w:p>
     <w:tbl>
       <w:tblPr>
@@ -8999,7 +9056,7 @@
         <w:t xml:space="preserve">Note: </w:t>
       </w:r>
       <w:r>
-        <w:t xml:space="preserve">HASHDIFF of OPUS_BA_TRV_DATA_POLICY_DTLS_MV, OPUS_BJAZ_TRV_LOADER_LOG_TABLE_MV (stg2_party_identification_ba_trv_data_policy_dtls_mv_0) also hashes IDENTIFICATION_TYPE_CODE, which this satellite does not store (a shared stage feeding several satellites). A change in only those columns gives a new HASHDIFF and so a NEW ROW WITH AN UNCHANGED PAYLOAD here -- breaks DM-H2; see DM-H2 (a) unchanged_payload_reinserts. The HASHDIFF cannot be recomputed from the satellite row. HASHDIFF of OPUS_BJAZ_TRV_LOADER_DATA_MV (stg2_party_identification_bjaz_trv_loader_data_mv_1, stg2_party_identification_bjaz_trv_loader_data_mv_2, stg2_party_identification_bjaz_trv_loader_data_mv_3, stg2_party_identification_bjaz_trv_loader_data_mv_4) also hashes IDENTIFICATION_TYPE_CODE, which this satellite does not store (a shared stage feeding several satellites). A change in only those columns gives a new HASHDIFF and so a NEW ROW WITH AN UNCHANGED PAYLOAD here -- breaks DM-H2; see DM-H2 (a) unchanged_payload_reinserts. The HASHDIFF cannot be recomputed from the satellite row. standard satellite, ma_sat_multi_source; PK PARTY_HKEY, child key IDENTIFICATION_TYPE_CODE; 3 RECORD_SOURCE group(s): OPUS_BA_TRV_DATA_POLICY_DTLS_MV [1 col(s)], OPUS_BJAZ_TRV_LOADER_DATA_MV [4 col(s)], OPUS_BJAZ_TRV_LOADER_LOG_TABLE_MV [1 col(s)]. Multi-active: compared per (key, child key); latest = max LOAD_DATETIME per member. stg2_party_identification_ba_trv_data_policy_dtls_mv_0: column(s) AADHAAR_NUMBER, EIA_NUMBER, GSTIN could not be traced to RAW on at least one arm -- excluded (first-cut: walk columns from resolved_mt__ views or joined-in stitch columns are not yet inlined into the sampled queries). stg2_party_identification_bjaz_trv_loader_data_mv_1: column(s) EIA_NUMBER, GSTIN, PASSPORT_NUMBER could not be traced to RAW on at least one arm -- excluded (first-cut: walk columns from resolved_mt__ views or joined-in stitch columns are not yet inlined into the sampled queries). stg2_party_identification_bjaz_trv_loader_data_mv_2: column(s) GSTIN, PASSPORT_NUMBER could not be traced to RAW on at least one arm -- excluded (first-cut: walk columns from resolved_mt__ views or joined-in stitch columns are not yet inlined into the sampled queries). stg2_party_identification_bjaz_trv_loader_data_mv_3: column(s) PASSPORT_NUMBER could not be traced to RAW on at least one arm -- excluded (first-cut: walk columns from resolved_mt__ views or joined-in stitch columns are not yet inlined into the sampled queries). stg2_party_identification_bjaz_trv_loader_log_table_mv_5: column(s) AADHAAR_NUMBER, EIA_NUMBER, GSTIN could not be traced to RAW on at least one arm -- excluded (first-cut: walk columns from resolved_mt__ views or joined-in stitch columns are not yet inlined into the sampled queries).</w:t>
+        <w:t xml:space="preserve">HASHDIFF of OPUS_BA_TRV_DATA_POLICY_DTLS, OPUS_BJAZ_TRV_LOADER_LOG_TABLE (stg2_party_identification_ba_trv_data_policy_dtls_0) also hashes IDENTIFICATION_TYPE_CODE, which this satellite does not store (a shared stage feeding several satellites). A change in only those columns gives a new HASHDIFF and so a NEW ROW WITH AN UNCHANGED PAYLOAD here -- breaks DM-H2; see DM-H2 (a) unchanged_payload_reinserts. The HASHDIFF cannot be recomputed from the satellite row. HASHDIFF of OPUS_BJAZ_TRV_LOADER_DATA (stg2_party_identification_bjaz_trv_loader_data_1, stg2_party_identification_bjaz_trv_loader_data_2, stg2_party_identification_bjaz_trv_loader_data_3, stg2_party_identification_bjaz_trv_loader_data_4) also hashes IDENTIFICATION_TYPE_CODE, which this satellite does not store (a shared stage feeding several satellites). A change in only those columns gives a new HASHDIFF and so a NEW ROW WITH AN UNCHANGED PAYLOAD here -- breaks DM-H2; see DM-H2 (a) unchanged_payload_reinserts. The HASHDIFF cannot be recomputed from the satellite row. standard satellite, ma_sat_multi_source; PK PARTY_HKEY, child key IDENTIFICATION_TYPE_CODE; 3 RECORD_SOURCE group(s): OPUS_BA_TRV_DATA_POLICY_DTLS [1 col(s)], OPUS_BJAZ_TRV_LOADER_DATA [4 col(s)], OPUS_BJAZ_TRV_LOADER_LOG_TABLE [1 col(s)]. Multi-active: compared per (key, child key); latest = max LOAD_DATETIME per member. stg2_party_identification_ba_trv_data_policy_dtls_0: column(s) AADHAAR_NUMBER, EIA_NUMBER, GSTIN could not be traced to RAW on at least one arm -- excluded (first-cut: walk columns from resolved_mt__ views or joined-in stitch columns are not yet inlined into the sampled queries). stg2_party_identification_bjaz_trv_loader_data_1: column(s) EIA_NUMBER, GSTIN, PASSPORT_NUMBER could not be traced to RAW on at least one arm -- excluded (first-cut: walk columns from resolved_mt__ views or joined-in stitch columns are not yet inlined into the sampled queries). stg2_party_identification_bjaz_trv_loader_data_2: column(s) GSTIN, PASSPORT_NUMBER could not be traced to RAW on at least one arm -- excluded (first-cut: walk columns from resolved_mt__ views or joined-in stitch columns are not yet inlined into the sampled queries). stg2_party_identification_bjaz_trv_loader_data_3: column(s) PASSPORT_NUMBER could not be traced to RAW on at least one arm -- excluded (first-cut: walk columns from resolved_mt__ views or joined-in stitch columns are not yet inlined into the sampled queries). stg2_party_identification_bjaz_trv_loader_log_table_5: column(s) AADHAAR_NUMBER, EIA_NUMBER, GSTIN could not be traced to RAW on at least one arm -- excluded (first-cut: walk columns from resolved_mt__ views or joined-in stitch columns are not yet inlined into the sampled queries).</w:t>
       </w:r>
     </w:p>
     <w:p>
@@ -9091,6 +9148,9 @@
       <w:r>
         <w:t xml:space="preserve">20. OPUS — SAT_PARTY_IDENTITY</w:t>
       </w:r>
+      <w:r>
+        <w:t xml:space="preserve">  [M2]</w:t>
+      </w:r>
     </w:p>
     <w:tbl>
       <w:tblPr>
@@ -9281,7 +9341,7 @@
         <w:t xml:space="preserve">Note: </w:t>
       </w:r>
       <w:r>
-        <w:t xml:space="preserve">HASHDIFF column HASHDIFF. Recomputed exactly as automate_dv 0.11.5 / sat_multi_source computes it, from the payload stored on the same row. A match proves every payload change changes the HASHDIFF, which is what drives a new row. standard satellite, sat_multi_source; PK PARTY_HKEY; 3 RECORD_SOURCE group(s): OPUS_BA_TRV_DATA_POLICY_DTLS_MV [3 col(s)], OPUS_BJAZ_TRV_LOADER_DATA_MV [6 col(s)], OPUS_BJAZ_TRV_LOADER_LOG_TABLE_MV [8 col(s)]. stg2_party_identity_ba_trv_data_policy_dtls_mv_payer: column(s) FIRST_NAME, GENDER_CODE, LAST_NAME, MIDDLE_NAME, PARTY_FULL_NAME, PARTY_LEGAL_NAME, TITLE_CODE could not be traced to RAW on at least one arm -- excluded (first-cut: walk columns from resolved_mt__ views or joined-in stitch columns are not yet inlined into the sampled queries). stg2_party_identity_ba_trv_data_policy_dtls_mv_agent: column(s) FIRST_NAME, GENDER_CODE, LAST_NAME, MIDDLE_NAME, PARTY_LEGAL_NAME, TITLE_CODE could not be traced to RAW on at least one arm -- excluded (first-cut: walk columns from resolved_mt__ views or joined-in stitch columns are not yet inlined into the sampled queries). stg2_party_identity_bjaz_trv_loader_data_mv_payer: column(s) AGE, PARTY_FULL_NAME, TITLE_CODE could not be traced to RAW on at least one arm -- excluded (first-cut: walk columns from resolved_mt__ views or joined-in stitch columns are not yet inlined into the sampled queries). stg2_party_identity_bjaz_trv_loader_log_table_mv_payer: column(s) PARTY_FULL_NAME could not be traced to RAW on at least one arm -- excluded (first-cut: walk columns from resolved_mt__ views or joined-in stitch columns are not yet inlined into the sampled queries).</w:t>
+        <w:t xml:space="preserve">HASHDIFF column HASHDIFF. Recomputed exactly as automate_dv 0.11.5 / sat_multi_source computes it, from the payload stored on the same row. A match proves every payload change changes the HASHDIFF, which is what drives a new row. standard satellite, sat_multi_source; PK PARTY_HKEY; 3 RECORD_SOURCE group(s): OPUS_BA_TRV_DATA_POLICY_DTLS [3 col(s)], OPUS_BJAZ_TRV_LOADER_DATA [6 col(s)], OPUS_BJAZ_TRV_LOADER_LOG_TABLE [8 col(s)]. stg2_party_identity_ba_trv_data_policy_dtls_payer: column(s) FIRST_NAME, GENDER_CODE, LAST_NAME, MIDDLE_NAME, PARTY_FULL_NAME, PARTY_LEGAL_NAME, TITLE_CODE could not be traced to RAW on at least one arm -- excluded (first-cut: walk columns from resolved_mt__ views or joined-in stitch columns are not yet inlined into the sampled queries). stg2_party_identity_ba_trv_data_policy_dtls_agent: column(s) FIRST_NAME, GENDER_CODE, LAST_NAME, MIDDLE_NAME, PARTY_LEGAL_NAME, TITLE_CODE could not be traced to RAW on at least one arm -- excluded (first-cut: walk columns from resolved_mt__ views or joined-in stitch columns are not yet inlined into the sampled queries). stg2_party_identity_bjaz_trv_loader_data_payer: column(s) AGE, PARTY_FULL_NAME, TITLE_CODE could not be traced to RAW on at least one arm -- excluded (first-cut: walk columns from resolved_mt__ views or joined-in stitch columns are not yet inlined into the sampled queries). stg2_party_identity_bjaz_trv_loader_log_table_payer: column(s) PARTY_FULL_NAME could not be traced to RAW on at least one arm -- excluded (first-cut: walk columns from resolved_mt__ views or joined-in stitch columns are not yet inlined into the sampled queries).</w:t>
       </w:r>
     </w:p>
     <w:p>
@@ -9312,7 +9372,7 @@
                 <w:rFonts w:ascii="Consolas" w:hAnsi="Consolas"/>
                 <w:sz w:val="17"/>
               </w:rPr>
-              <w:t xml:space="preserve">select 'OPUS' as project, 'SAT_PARTY_IDENTITY' as satellite, 'OPUS_BA_TRV_DATA_POLICY_DTLS_MV' as scope,</w:t>
+              <w:t xml:space="preserve">select 'OPUS' as project, 'SAT_PARTY_IDENTITY' as satellite, 'OPUS_BA_TRV_DATA_POLICY_DTLS' as scope,</w:t>
               <w:br/>
               <w:t xml:space="preserve">       count(*) as rows_checked,</w:t>
               <w:br/>
@@ -9326,11 +9386,11 @@
               <w:br/>
               <w:t xml:space="preserve">  from BAGIC_PREPROD_CURATED_DB.BGIL_DATA_MODEL.SAT_PARTY_IDENTITY</w:t>
               <w:br/>
-              <w:t xml:space="preserve"> where (RECORD_SOURCE = 'OPUS_BA_TRV_DATA_POLICY_DTLS_MV')</w:t>
+              <w:t xml:space="preserve"> where (RECORD_SOURCE = 'OPUS_BA_TRV_DATA_POLICY_DTLS')</w:t>
               <w:br/>
               <w:t xml:space="preserve">union all</w:t>
               <w:br/>
-              <w:t xml:space="preserve">select 'OPUS' as project, 'SAT_PARTY_IDENTITY' as satellite, 'OPUS_BJAZ_TRV_LOADER_DATA_MV' as scope,</w:t>
+              <w:t xml:space="preserve">select 'OPUS' as project, 'SAT_PARTY_IDENTITY' as satellite, 'OPUS_BJAZ_TRV_LOADER_DATA' as scope,</w:t>
               <w:br/>
               <w:t xml:space="preserve">       count(*) as rows_checked,</w:t>
               <w:br/>
@@ -9344,11 +9404,11 @@
               <w:br/>
               <w:t xml:space="preserve">  from BAGIC_PREPROD_CURATED_DB.BGIL_DATA_MODEL.SAT_PARTY_IDENTITY</w:t>
               <w:br/>
-              <w:t xml:space="preserve"> where (RECORD_SOURCE = 'OPUS_BJAZ_TRV_LOADER_DATA_MV')</w:t>
+              <w:t xml:space="preserve"> where (RECORD_SOURCE = 'OPUS_BJAZ_TRV_LOADER_DATA')</w:t>
               <w:br/>
               <w:t xml:space="preserve">union all</w:t>
               <w:br/>
-              <w:t xml:space="preserve">select 'OPUS' as project, 'SAT_PARTY_IDENTITY' as satellite, 'OPUS_BJAZ_TRV_LOADER_LOG_TABLE_MV' as scope,</w:t>
+              <w:t xml:space="preserve">select 'OPUS' as project, 'SAT_PARTY_IDENTITY' as satellite, 'OPUS_BJAZ_TRV_LOADER_LOG_TABLE' as scope,</w:t>
               <w:br/>
               <w:t xml:space="preserve">       count(*) as rows_checked,</w:t>
               <w:br/>
@@ -9362,7 +9422,7 @@
               <w:br/>
               <w:t xml:space="preserve">  from BAGIC_PREPROD_CURATED_DB.BGIL_DATA_MODEL.SAT_PARTY_IDENTITY</w:t>
               <w:br/>
-              <w:t xml:space="preserve"> where (RECORD_SOURCE = 'OPUS_BJAZ_TRV_LOADER_LOG_TABLE_MV');</w:t>
+              <w:t xml:space="preserve"> where (RECORD_SOURCE = 'OPUS_BJAZ_TRV_LOADER_LOG_TABLE');</w:t>
             </w:r>
           </w:p>
         </w:tc>
@@ -9423,6 +9483,9 @@
       <w:r>
         <w:t xml:space="preserve">21. OPUS — SAT_PARTY_INDIVIDUAL_DEMOGRAPHICS</w:t>
       </w:r>
+      <w:r>
+        <w:t xml:space="preserve">  [M2]</w:t>
+      </w:r>
     </w:p>
     <w:tbl>
       <w:tblPr>
@@ -9613,7 +9676,7 @@
         <w:t xml:space="preserve">Note: </w:t>
       </w:r>
       <w:r>
-        <w:t xml:space="preserve">HASHDIFF column HASHDIFF. Recomputed exactly as automate_dv 0.11.5 / sat_multi_source computes it, from the payload stored on the same row. A match proves every payload change changes the HASHDIFF, which is what drives a new row. standard satellite, sat_multi_source; PK PARTY_HKEY; 2 RECORD_SOURCE group(s): OPUS_BJAZ_TRV_LOADER_DATA_MV [1 col(s)], OPUS_BJAZ_TRV_LOADER_LOG_TABLE_MV [1 col(s)].</w:t>
+        <w:t xml:space="preserve">HASHDIFF column HASHDIFF. Recomputed exactly as automate_dv 0.11.5 / sat_multi_source computes it, from the payload stored on the same row. A match proves every payload change changes the HASHDIFF, which is what drives a new row. standard satellite, sat_multi_source; PK PARTY_HKEY; 2 RECORD_SOURCE group(s): OPUS_BJAZ_TRV_LOADER_DATA [1 col(s)], OPUS_BJAZ_TRV_LOADER_LOG_TABLE [1 col(s)].</w:t>
       </w:r>
     </w:p>
     <w:p>
@@ -9658,7 +9721,7 @@
               <w:br/>
               <w:t xml:space="preserve">  from BAGIC_PREPROD_CURATED_DB.BGIL_DATA_MODEL.SAT_PARTY_INDIVIDUAL_DEMOGRAPHICS</w:t>
               <w:br/>
-              <w:t xml:space="preserve"> where (RECORD_SOURCE = 'OPUS_BJAZ_TRV_LOADER_DATA_MV') or (RECORD_SOURCE = 'OPUS_BJAZ_TRV_LOADER_LOG_TABLE_MV');</w:t>
+              <w:t xml:space="preserve"> where (RECORD_SOURCE = 'OPUS_BJAZ_TRV_LOADER_DATA') or (RECORD_SOURCE = 'OPUS_BJAZ_TRV_LOADER_LOG_TABLE');</w:t>
             </w:r>
           </w:p>
         </w:tc>
@@ -9719,6 +9782,9 @@
       <w:r>
         <w:t xml:space="preserve">22. OPUS — SAT_POLICY_CLASSIFICATION</w:t>
       </w:r>
+      <w:r>
+        <w:t xml:space="preserve">  [M2]</w:t>
+      </w:r>
     </w:p>
     <w:tbl>
       <w:tblPr>
@@ -9909,7 +9975,7 @@
         <w:t xml:space="preserve">Note: </w:t>
       </w:r>
       <w:r>
-        <w:t xml:space="preserve">HASHDIFF of OPUS_BA_TRV_DATA_POLICY_DTLS_MV, OPUS_BJAZ_TRV_LOADER_DATA_MV, OPUS_BJAZ_TRV_LOADER_LOG_TABLE_MV (stg2_policy_classification_ba_trv_data_policy_dtls_mv_0, stg2_policy_classification_ba_trv_data_policy_dtls_mv_1, stg2_policy_classification_ba_trv_data_policy_dtls_mv_2) also hashes CLASSIFICATION_TYPE, which this satellite does not store (a shared stage feeding several satellites). A change in only those columns gives a new HASHDIFF and so a NEW ROW WITH AN UNCHANGED PAYLOAD here -- breaks DM-H2; see DM-H2 (a) unchanged_payload_reinserts. The HASHDIFF cannot be recomputed from the satellite row. standard satellite, ma_sat_multi_source; PK POLICY_HKEY, child key CLASSIFICATION_TYPE; 3 RECORD_SOURCE group(s): OPUS_BA_TRV_DATA_POLICY_DTLS_MV [1 col(s)], OPUS_BJAZ_TRV_LOADER_DATA_MV [1 col(s)], OPUS_BJAZ_TRV_LOADER_LOG_TABLE_MV [1 col(s)]. Multi-active: compared per (key, child key); latest = max LOAD_DATETIME per member.</w:t>
+        <w:t xml:space="preserve">HASHDIFF of OPUS_BA_TRV_DATA_POLICY_DTLS, OPUS_BJAZ_TRV_LOADER_DATA, OPUS_BJAZ_TRV_LOADER_LOG_TABLE (stg2_policy_classification_ba_trv_data_policy_dtls_0, stg2_policy_classification_ba_trv_data_policy_dtls_1, stg2_policy_classification_ba_trv_data_policy_dtls_2) also hashes CLASSIFICATION_TYPE, which this satellite does not store (a shared stage feeding several satellites). A change in only those columns gives a new HASHDIFF and so a NEW ROW WITH AN UNCHANGED PAYLOAD here -- breaks DM-H2; see DM-H2 (a) unchanged_payload_reinserts. The HASHDIFF cannot be recomputed from the satellite row. standard satellite, ma_sat_multi_source; PK POLICY_HKEY, child key CLASSIFICATION_TYPE; 3 RECORD_SOURCE group(s): OPUS_BA_TRV_DATA_POLICY_DTLS [1 col(s)], OPUS_BJAZ_TRV_LOADER_DATA [1 col(s)], OPUS_BJAZ_TRV_LOADER_LOG_TABLE [1 col(s)]. Multi-active: compared per (key, child key); latest = max LOAD_DATETIME per member.</w:t>
       </w:r>
     </w:p>
     <w:p>
@@ -10001,6 +10067,9 @@
       <w:r>
         <w:t xml:space="preserve">23. OPUS — SAT_POLICY_HEADER</w:t>
       </w:r>
+      <w:r>
+        <w:t xml:space="preserve">  [M2]</w:t>
+      </w:r>
     </w:p>
     <w:tbl>
       <w:tblPr>
@@ -10191,7 +10260,7 @@
         <w:t xml:space="preserve">Note: </w:t>
       </w:r>
       <w:r>
-        <w:t xml:space="preserve">HASHDIFF column HASHDIFF. Recomputed exactly as automate_dv 0.11.5 / sat_multi_source computes it, from the payload stored on the same row. A match proves every payload change changes the HASHDIFF, which is what drives a new row. standard satellite, sat_multi_source; PK POLICY_HKEY; 4 RECORD_SOURCE group(s): OPUS_BA_TRV_DATA_POLICY_DTLS_MV [9 col(s)], OPUS_BJAZ_TRV_LOADER_DATA_MV [2 col(s)], OPUS_BJAZ_TRV_LOADER_LOG_TABLE_MV [8 col(s)], OPUS_BJAZ_TRV_RIDER_DTLS_MV [2 col(s)]. stg2_policy_header_ba_trv_data_policy_dtls_mv: column(s) POLICY_TYPE, SUM_INSURED_TOTAL could not be traced to RAW on at least one arm -- excluded (first-cut: walk columns from resolved_mt__ views or joined-in stitch columns are not yet inlined into the sampled queries). stg2_policy_header_bjaz_trv_loader_data_mv: column(s) COVER_NOTE_DATE, COVER_NOTE_REFERENCE, ISSUE_DATE, MASTER_POLICY_REFERENCE, POLICY_NUMBER, POLICY_TYPE, RISK_EXPIRY_DATE, RISK_INCEPTION_DATE, SUM_INSURED_TOTAL could not be traced to RAW on at least one arm -- excluded (first-cut: walk columns from resolved_mt__ views or joined-in stitch columns are not yet inlined into the sampled queries). stg2_policy_header_bjaz_trv_loader_log_table_mv: column(s) NUMBER_OF_LIVES_COVERED, POLICY_NUMBER, POLICY_TYPE could not be traced to RAW on at least one arm -- excluded (first-cut: walk columns from resolved_mt__ views or joined-in stitch columns are not yet inlined into the sampled queries). stg2_policy_header_bjaz_trv_rider_dtls_mv: column(s) COVER_NOTE_DATE, COVER_NOTE_REFERENCE, ISSUE_DATE, MASTER_POLICY_REFERENCE, POLICY_NUMBER, RISK_EXPIRY_DATE, RISK_INCEPTION_DATE, RURAL_SECTOR_POLICY_INDICATOR, SUM_INSURED_TOTAL could not be traced to RAW on at least one arm -- excluded (first-cut: walk columns from resolved_mt__ views or joined-in stitch columns are not yet inlined into the sampled queries).</w:t>
+        <w:t xml:space="preserve">HASHDIFF column HASHDIFF. Recomputed exactly as automate_dv 0.11.5 / sat_multi_source computes it, from the payload stored on the same row. A match proves every payload change changes the HASHDIFF, which is what drives a new row. standard satellite, sat_multi_source; PK POLICY_HKEY; 4 RECORD_SOURCE group(s): OPUS_BA_TRV_DATA_POLICY_DTLS [9 col(s)], OPUS_BJAZ_TRV_LOADER_DATA [2 col(s)], OPUS_BJAZ_TRV_LOADER_LOG_TABLE [8 col(s)], OPUS_BJAZ_TRV_RIDER_DTLS [2 col(s)]. stg2_policy_header_ba_trv_data_policy_dtls: column(s) POLICY_TYPE, SUM_INSURED_TOTAL could not be traced to RAW on at least one arm -- excluded (first-cut: walk columns from resolved_mt__ views or joined-in stitch columns are not yet inlined into the sampled queries). stg2_policy_header_bjaz_trv_loader_data: column(s) COVER_NOTE_DATE, COVER_NOTE_REFERENCE, ISSUE_DATE, MASTER_POLICY_REFERENCE, POLICY_NUMBER, POLICY_TYPE, RISK_EXPIRY_DATE, RISK_INCEPTION_DATE, SUM_INSURED_TOTAL could not be traced to RAW on at least one arm -- excluded (first-cut: walk columns from resolved_mt__ views or joined-in stitch columns are not yet inlined into the sampled queries). stg2_policy_header_bjaz_trv_loader_log_table: column(s) NUMBER_OF_LIVES_COVERED, POLICY_NUMBER, POLICY_TYPE could not be traced to RAW on at least one arm -- excluded (first-cut: walk columns from resolved_mt__ views or joined-in stitch columns are not yet inlined into the sampled queries). stg2_policy_header_bjaz_trv_rider_dtls: column(s) COVER_NOTE_DATE, COVER_NOTE_REFERENCE, ISSUE_DATE, MASTER_POLICY_REFERENCE, POLICY_NUMBER, RISK_EXPIRY_DATE, RISK_INCEPTION_DATE, RURAL_SECTOR_POLICY_INDICATOR, SUM_INSURED_TOTAL could not be traced to RAW on at least one arm -- excluded (first-cut: walk columns from resolved_mt__ views or joined-in stitch columns are not yet inlined into the sampled queries).</w:t>
       </w:r>
     </w:p>
     <w:p>
@@ -10222,7 +10291,7 @@
                 <w:rFonts w:ascii="Consolas" w:hAnsi="Consolas"/>
                 <w:sz w:val="17"/>
               </w:rPr>
-              <w:t xml:space="preserve">select 'OPUS' as project, 'SAT_POLICY_HEADER' as satellite, 'OPUS_BA_TRV_DATA_POLICY_DTLS_MV' as scope,</w:t>
+              <w:t xml:space="preserve">select 'OPUS' as project, 'SAT_POLICY_HEADER' as satellite, 'OPUS_BA_TRV_DATA_POLICY_DTLS' as scope,</w:t>
               <w:br/>
               <w:t xml:space="preserve">       count(*) as rows_checked,</w:t>
               <w:br/>
@@ -10236,11 +10305,11 @@
               <w:br/>
               <w:t xml:space="preserve">  from BAGIC_PREPROD_CURATED_DB.BGIL_DATA_MODEL.SAT_POLICY_HEADER</w:t>
               <w:br/>
-              <w:t xml:space="preserve"> where (RECORD_SOURCE = 'OPUS_BA_TRV_DATA_POLICY_DTLS_MV')</w:t>
+              <w:t xml:space="preserve"> where (RECORD_SOURCE = 'OPUS_BA_TRV_DATA_POLICY_DTLS')</w:t>
               <w:br/>
               <w:t xml:space="preserve">union all</w:t>
               <w:br/>
-              <w:t xml:space="preserve">select 'OPUS' as project, 'SAT_POLICY_HEADER' as satellite, 'OPUS_BJAZ_TRV_LOADER_DATA_MV' as scope,</w:t>
+              <w:t xml:space="preserve">select 'OPUS' as project, 'SAT_POLICY_HEADER' as satellite, 'OPUS_BJAZ_TRV_LOADER_DATA' as scope,</w:t>
               <w:br/>
               <w:t xml:space="preserve">       count(*) as rows_checked,</w:t>
               <w:br/>
@@ -10254,11 +10323,11 @@
               <w:br/>
               <w:t xml:space="preserve">  from BAGIC_PREPROD_CURATED_DB.BGIL_DATA_MODEL.SAT_POLICY_HEADER</w:t>
               <w:br/>
-              <w:t xml:space="preserve"> where (RECORD_SOURCE = 'OPUS_BJAZ_TRV_LOADER_DATA_MV')</w:t>
+              <w:t xml:space="preserve"> where (RECORD_SOURCE = 'OPUS_BJAZ_TRV_LOADER_DATA')</w:t>
               <w:br/>
               <w:t xml:space="preserve">union all</w:t>
               <w:br/>
-              <w:t xml:space="preserve">select 'OPUS' as project, 'SAT_POLICY_HEADER' as satellite, 'OPUS_BJAZ_TRV_LOADER_LOG_TABLE_MV' as scope,</w:t>
+              <w:t xml:space="preserve">select 'OPUS' as project, 'SAT_POLICY_HEADER' as satellite, 'OPUS_BJAZ_TRV_LOADER_LOG_TABLE' as scope,</w:t>
               <w:br/>
               <w:t xml:space="preserve">       count(*) as rows_checked,</w:t>
               <w:br/>
@@ -10272,11 +10341,11 @@
               <w:br/>
               <w:t xml:space="preserve">  from BAGIC_PREPROD_CURATED_DB.BGIL_DATA_MODEL.SAT_POLICY_HEADER</w:t>
               <w:br/>
-              <w:t xml:space="preserve"> where (RECORD_SOURCE = 'OPUS_BJAZ_TRV_LOADER_LOG_TABLE_MV')</w:t>
+              <w:t xml:space="preserve"> where (RECORD_SOURCE = 'OPUS_BJAZ_TRV_LOADER_LOG_TABLE')</w:t>
               <w:br/>
               <w:t xml:space="preserve">union all</w:t>
               <w:br/>
-              <w:t xml:space="preserve">select 'OPUS' as project, 'SAT_POLICY_HEADER' as satellite, 'OPUS_BJAZ_TRV_RIDER_DTLS_MV' as scope,</w:t>
+              <w:t xml:space="preserve">select 'OPUS' as project, 'SAT_POLICY_HEADER' as satellite, 'OPUS_BJAZ_TRV_RIDER_DTLS' as scope,</w:t>
               <w:br/>
               <w:t xml:space="preserve">       count(*) as rows_checked,</w:t>
               <w:br/>
@@ -10290,7 +10359,7 @@
               <w:br/>
               <w:t xml:space="preserve">  from BAGIC_PREPROD_CURATED_DB.BGIL_DATA_MODEL.SAT_POLICY_HEADER</w:t>
               <w:br/>
-              <w:t xml:space="preserve"> where (RECORD_SOURCE = 'OPUS_BJAZ_TRV_RIDER_DTLS_MV');</w:t>
+              <w:t xml:space="preserve"> where (RECORD_SOURCE = 'OPUS_BJAZ_TRV_RIDER_DTLS');</w:t>
             </w:r>
           </w:p>
         </w:tc>
@@ -10351,6 +10420,9 @@
       <w:r>
         <w:t xml:space="preserve">24. OPUS — SAT_POLICY_TERMS</w:t>
       </w:r>
+      <w:r>
+        <w:t xml:space="preserve">  [M2]</w:t>
+      </w:r>
     </w:p>
     <w:tbl>
       <w:tblPr>
@@ -10541,7 +10613,7 @@
         <w:t xml:space="preserve">Note: </w:t>
       </w:r>
       <w:r>
-        <w:t xml:space="preserve">HASHDIFF column HASHDIFF. Recomputed exactly as automate_dv 0.11.5 / sat_multi_source computes it, from the payload stored on the same row. A match proves every payload change changes the HASHDIFF, which is what drives a new row. standard satellite, sat_multi_source; PK POLICY_HKEY; 2 RECORD_SOURCE group(s): OPUS_BA_TRV_DATA_POLICY_DTLS_MV [1 col(s)], OPUS_BJAZ_TRV_LOADER_LOG_TABLE_MV [1 col(s)].</w:t>
+        <w:t xml:space="preserve">HASHDIFF column HASHDIFF. Recomputed exactly as automate_dv 0.11.5 / sat_multi_source computes it, from the payload stored on the same row. A match proves every payload change changes the HASHDIFF, which is what drives a new row. standard satellite, sat_multi_source; PK POLICY_HKEY; 2 RECORD_SOURCE group(s): OPUS_BA_TRV_DATA_POLICY_DTLS [1 col(s)], OPUS_BJAZ_TRV_LOADER_LOG_TABLE [1 col(s)].</w:t>
       </w:r>
     </w:p>
     <w:p>
@@ -10586,7 +10658,7 @@
               <w:br/>
               <w:t xml:space="preserve">  from BAGIC_PREPROD_CURATED_DB.BGIL_DATA_MODEL.SAT_POLICY_TERMS</w:t>
               <w:br/>
-              <w:t xml:space="preserve"> where (RECORD_SOURCE = 'OPUS_BA_TRV_DATA_POLICY_DTLS_MV') or (RECORD_SOURCE = 'OPUS_BJAZ_TRV_LOADER_LOG_TABLE_MV');</w:t>
+              <w:t xml:space="preserve"> where (RECORD_SOURCE = 'OPUS_BA_TRV_DATA_POLICY_DTLS') or (RECORD_SOURCE = 'OPUS_BJAZ_TRV_LOADER_LOG_TABLE');</w:t>
             </w:r>
           </w:p>
         </w:tc>
@@ -10647,6 +10719,9 @@
       <w:r>
         <w:t xml:space="preserve">25. OPUS — SAT_PRODUCT_DEFINITION</w:t>
       </w:r>
+      <w:r>
+        <w:t xml:space="preserve">  [M2]</w:t>
+      </w:r>
     </w:p>
     <w:tbl>
       <w:tblPr>
@@ -10837,7 +10912,7 @@
         <w:t xml:space="preserve">Note: </w:t>
       </w:r>
       <w:r>
-        <w:t xml:space="preserve">HASHDIFF column HASHDIFF. Recomputed exactly as automate_dv 0.11.5 / sat_multi_source computes it, from the payload stored on the same row. A match proves every payload change changes the HASHDIFF, which is what drives a new row. standard satellite, sat_multi_source; PK PRODUCT_HKEY; 3 RECORD_SOURCE group(s): OPUS_BA_TRV_DATA_POLICY_DTLS_MV [3 col(s)], OPUS_BA_TRV_PLAN_MST_MV [5 col(s)], OPUS_BJAZ_TRV_LOADER_DATA_MV [1 col(s)]. stg2_product_definition_ba_trv_data_policy_dtls_mv: column(s) PRODUCT_DISPLAY_NAME, PRODUCT_STATUS could not be traced to RAW on at least one arm -- excluded (first-cut: walk columns from resolved_mt__ views or joined-in stitch columns are not yet inlined into the sampled queries). stg2_product_definition_bjaz_trv_loader_data_mv: column(s) PRODUCT_CODE, PRODUCT_DISPLAY_NAME, PRODUCT_NAME, PRODUCT_STATUS could not be traced to RAW on at least one arm -- excluded (first-cut: walk columns from resolved_mt__ views or joined-in stitch columns are not yet inlined into the sampled queries).</w:t>
+        <w:t xml:space="preserve">HASHDIFF column HASHDIFF. Recomputed exactly as automate_dv 0.11.5 / sat_multi_source computes it, from the payload stored on the same row. A match proves every payload change changes the HASHDIFF, which is what drives a new row. standard satellite, sat_multi_source; PK PRODUCT_HKEY; 3 RECORD_SOURCE group(s): OPUS_BA_TRV_DATA_POLICY_DTLS [3 col(s)], OPUS_BA_TRV_PLAN_MST [5 col(s)], OPUS_BJAZ_TRV_LOADER_DATA [1 col(s)]. stg2_product_definition_ba_trv_data_policy_dtls: column(s) PRODUCT_DISPLAY_NAME, PRODUCT_STATUS could not be traced to RAW on at least one arm -- excluded (first-cut: walk columns from resolved_mt__ views or joined-in stitch columns are not yet inlined into the sampled queries). stg2_product_definition_bjaz_trv_loader_data: column(s) PRODUCT_CODE, PRODUCT_DISPLAY_NAME, PRODUCT_NAME, PRODUCT_STATUS could not be traced to RAW on at least one arm -- excluded (first-cut: walk columns from resolved_mt__ views or joined-in stitch columns are not yet inlined into the sampled queries).</w:t>
       </w:r>
     </w:p>
     <w:p>
@@ -10868,7 +10943,7 @@
                 <w:rFonts w:ascii="Consolas" w:hAnsi="Consolas"/>
                 <w:sz w:val="17"/>
               </w:rPr>
-              <w:t xml:space="preserve">select 'OPUS' as project, 'SAT_PRODUCT_DEFINITION' as satellite, 'OPUS_BA_TRV_DATA_POLICY_DTLS_MV' as scope,</w:t>
+              <w:t xml:space="preserve">select 'OPUS' as project, 'SAT_PRODUCT_DEFINITION' as satellite, 'OPUS_BA_TRV_DATA_POLICY_DTLS' as scope,</w:t>
               <w:br/>
               <w:t xml:space="preserve">       count(*) as rows_checked,</w:t>
               <w:br/>
@@ -10882,11 +10957,11 @@
               <w:br/>
               <w:t xml:space="preserve">  from BAGIC_PREPROD_CURATED_DB.BGIL_DATA_MODEL.SAT_PRODUCT_DEFINITION</w:t>
               <w:br/>
-              <w:t xml:space="preserve"> where (RECORD_SOURCE = 'OPUS_BA_TRV_DATA_POLICY_DTLS_MV')</w:t>
+              <w:t xml:space="preserve"> where (RECORD_SOURCE = 'OPUS_BA_TRV_DATA_POLICY_DTLS')</w:t>
               <w:br/>
               <w:t xml:space="preserve">union all</w:t>
               <w:br/>
-              <w:t xml:space="preserve">select 'OPUS' as project, 'SAT_PRODUCT_DEFINITION' as satellite, 'OPUS_BA_TRV_PLAN_MST_MV' as scope,</w:t>
+              <w:t xml:space="preserve">select 'OPUS' as project, 'SAT_PRODUCT_DEFINITION' as satellite, 'OPUS_BA_TRV_PLAN_MST' as scope,</w:t>
               <w:br/>
               <w:t xml:space="preserve">       count(*) as rows_checked,</w:t>
               <w:br/>
@@ -10900,11 +10975,11 @@
               <w:br/>
               <w:t xml:space="preserve">  from BAGIC_PREPROD_CURATED_DB.BGIL_DATA_MODEL.SAT_PRODUCT_DEFINITION</w:t>
               <w:br/>
-              <w:t xml:space="preserve"> where (RECORD_SOURCE = 'OPUS_BA_TRV_PLAN_MST_MV')</w:t>
+              <w:t xml:space="preserve"> where (RECORD_SOURCE = 'OPUS_BA_TRV_PLAN_MST')</w:t>
               <w:br/>
               <w:t xml:space="preserve">union all</w:t>
               <w:br/>
-              <w:t xml:space="preserve">select 'OPUS' as project, 'SAT_PRODUCT_DEFINITION' as satellite, 'OPUS_BJAZ_TRV_LOADER_DATA_MV' as scope,</w:t>
+              <w:t xml:space="preserve">select 'OPUS' as project, 'SAT_PRODUCT_DEFINITION' as satellite, 'OPUS_BJAZ_TRV_LOADER_DATA' as scope,</w:t>
               <w:br/>
               <w:t xml:space="preserve">       count(*) as rows_checked,</w:t>
               <w:br/>
@@ -10918,7 +10993,7 @@
               <w:br/>
               <w:t xml:space="preserve">  from BAGIC_PREPROD_CURATED_DB.BGIL_DATA_MODEL.SAT_PRODUCT_DEFINITION</w:t>
               <w:br/>
-              <w:t xml:space="preserve"> where (RECORD_SOURCE = 'OPUS_BJAZ_TRV_LOADER_DATA_MV');</w:t>
+              <w:t xml:space="preserve"> where (RECORD_SOURCE = 'OPUS_BJAZ_TRV_LOADER_DATA');</w:t>
             </w:r>
           </w:p>
         </w:tc>
@@ -10979,6 +11054,9 @@
       <w:r>
         <w:t xml:space="preserve">26. OPUS — SAT_PRODUCT_RATING_FACTOR</w:t>
       </w:r>
+      <w:r>
+        <w:t xml:space="preserve">  [M2]</w:t>
+      </w:r>
     </w:p>
     <w:tbl>
       <w:tblPr>
@@ -11169,7 +11247,7 @@
         <w:t xml:space="preserve">Note: </w:t>
       </w:r>
       <w:r>
-        <w:t xml:space="preserve">HASHDIFF of OPUS_BJAZ_TRV_RATE_MASTER_MV (stg2_product_rating_factor_bjaz_trv_rate_master_mv_0, stg2_product_rating_factor_bjaz_trv_rate_master_mv_1, stg2_product_rating_factor_bjaz_trv_rate_master_mv_2, stg2_product_rating_factor_bjaz_trv_rate_master_mv_3) also hashes ACTIVE_SEQUENCE_NUMBER, which this satellite does not store (a shared stage feeding several satellites). A change in only those columns gives a new HASHDIFF and so a NEW ROW WITH AN UNCHANGED PAYLOAD here -- breaks DM-H2; see DM-H2 (a) unchanged_payload_reinserts. The HASHDIFF cannot be recomputed from the satellite row. standard satellite, ma_sat_multi_source; PK PRODUCT_HKEY, child key ACTIVE_SEQUENCE_NUMBER; 1 RECORD_SOURCE group(s): OPUS_BJAZ_TRV_RATE_MASTER_MV [2 col(s)]. Multi-active: compared per (key, child key); latest = max LOAD_DATETIME per member. stg2_product_rating_factor_bjaz_trv_rate_master_mv_0: column(s) VALUE_RANGE_TO could not be traced to RAW on at least one arm -- excluded (first-cut: walk columns from resolved_mt__ views or joined-in stitch columns are not yet inlined into the sampled queries).</w:t>
+        <w:t xml:space="preserve">HASHDIFF of OPUS_BJAZ_TRV_RATE_MASTER (stg2_product_rating_factor_bjaz_trv_rate_master_0, stg2_product_rating_factor_bjaz_trv_rate_master_1, stg2_product_rating_factor_bjaz_trv_rate_master_2, stg2_product_rating_factor_bjaz_trv_rate_master_3) also hashes ACTIVE_SEQUENCE_NUMBER, which this satellite does not store (a shared stage feeding several satellites). A change in only those columns gives a new HASHDIFF and so a NEW ROW WITH AN UNCHANGED PAYLOAD here -- breaks DM-H2; see DM-H2 (a) unchanged_payload_reinserts. The HASHDIFF cannot be recomputed from the satellite row. standard satellite, ma_sat_multi_source; PK PRODUCT_HKEY, child key ACTIVE_SEQUENCE_NUMBER; 1 RECORD_SOURCE group(s): OPUS_BJAZ_TRV_RATE_MASTER [2 col(s)]. Multi-active: compared per (key, child key); latest = max LOAD_DATETIME per member. stg2_product_rating_factor_bjaz_trv_rate_master_0: column(s) VALUE_RANGE_TO could not be traced to RAW on at least one arm -- excluded (first-cut: walk columns from resolved_mt__ views or joined-in stitch columns are not yet inlined into the sampled queries).</w:t>
       </w:r>
     </w:p>
     <w:p>
@@ -11261,6 +11339,9 @@
       <w:r>
         <w:t xml:space="preserve">27. OPUS — SAT_PRODUCT_RATING_STRUCTURE</w:t>
       </w:r>
+      <w:r>
+        <w:t xml:space="preserve">  [M2]</w:t>
+      </w:r>
     </w:p>
     <w:tbl>
       <w:tblPr>
@@ -11451,7 +11532,7 @@
         <w:t xml:space="preserve">Note: </w:t>
       </w:r>
       <w:r>
-        <w:t xml:space="preserve">HASHDIFF column HASHDIFF. Recomputed exactly as automate_dv 0.11.5 / sat_multi_source computes it, from the payload stored on the same row. A match proves every payload change changes the HASHDIFF, which is what drives a new row. standard satellite, automate_dv.sat; PK PRODUCT_HKEY; 1 RECORD_SOURCE group(s): OPUS_BJAZ_TRV_RATE_MASTER_MV [1 col(s)].</w:t>
+        <w:t xml:space="preserve">HASHDIFF column HASHDIFF. Recomputed exactly as automate_dv 0.11.5 / sat_multi_source computes it, from the payload stored on the same row. A match proves every payload change changes the HASHDIFF, which is what drives a new row. standard satellite, automate_dv.sat; PK PRODUCT_HKEY; 1 RECORD_SOURCE group(s): OPUS_BJAZ_TRV_RATE_MASTER [1 col(s)].</w:t>
       </w:r>
     </w:p>
     <w:p>
@@ -11482,7 +11563,7 @@
                 <w:rFonts w:ascii="Consolas" w:hAnsi="Consolas"/>
                 <w:sz w:val="17"/>
               </w:rPr>
-              <w:t xml:space="preserve">select 'OPUS' as project, 'SAT_PRODUCT_RATING_STRUCTURE' as satellite, 'OPUS_BJAZ_TRV_RATE_MASTER_MV' as scope,</w:t>
+              <w:t xml:space="preserve">select 'OPUS' as project, 'SAT_PRODUCT_RATING_STRUCTURE' as satellite, 'OPUS_BJAZ_TRV_RATE_MASTER' as scope,</w:t>
               <w:br/>
               <w:t xml:space="preserve">       count(*) as rows_checked,</w:t>
               <w:br/>
@@ -11496,7 +11577,7 @@
               <w:br/>
               <w:t xml:space="preserve">  from BAGIC_PREPROD_CURATED_DB.BGIL_DATA_MODEL.SAT_PRODUCT_RATING_STRUCTURE</w:t>
               <w:br/>
-              <w:t xml:space="preserve"> where (RECORD_SOURCE = 'OPUS_BJAZ_TRV_RATE_MASTER_MV');</w:t>
+              <w:t xml:space="preserve"> where (RECORD_SOURCE = 'OPUS_BJAZ_TRV_RATE_MASTER');</w:t>
             </w:r>
           </w:p>
         </w:tc>
@@ -11557,6 +11638,9 @@
       <w:r>
         <w:t xml:space="preserve">28. OPUS — SAT_PRODUCT_TERMS</w:t>
       </w:r>
+      <w:r>
+        <w:t xml:space="preserve">  [M2]</w:t>
+      </w:r>
     </w:p>
     <w:tbl>
       <w:tblPr>
@@ -11747,7 +11831,7 @@
         <w:t xml:space="preserve">Note: </w:t>
       </w:r>
       <w:r>
-        <w:t xml:space="preserve">HASHDIFF column HASHDIFF. Recomputed exactly as automate_dv 0.11.5 / sat_multi_source computes it, from the payload stored on the same row. A match proves every payload change changes the HASHDIFF, which is what drives a new row. standard satellite, sat_multi_source; PK PRODUCT_HKEY; 2 RECORD_SOURCE group(s): OPUS_BA_TRV_PLAN_MST_MV [6 col(s)], OPUS_BJAZ_TRV_PLAN_MV [1 col(s)]. stg2_product_terms_bjaz_trv_plan_mv: column(s) FAMILY_DEFINITION, GEOGRAPHY_RESTRICTION, MAXIMUM_ENTRY_AGE, MINIMUM_ENTRY_AGE, MINIMUM_POLICY_TERM could not be traced to RAW on at least one arm -- excluded (first-cut: walk columns from resolved_mt__ views or joined-in stitch columns are not yet inlined into the sampled queries).</w:t>
+        <w:t xml:space="preserve">HASHDIFF column HASHDIFF. Recomputed exactly as automate_dv 0.11.5 / sat_multi_source computes it, from the payload stored on the same row. A match proves every payload change changes the HASHDIFF, which is what drives a new row. standard satellite, sat_multi_source; PK PRODUCT_HKEY; 2 RECORD_SOURCE group(s): OPUS_BA_TRV_PLAN_MST [6 col(s)], OPUS_BJAZ_TRV_PLAN [1 col(s)]. stg2_product_terms_bjaz_trv_plan: column(s) FAMILY_DEFINITION, GEOGRAPHY_RESTRICTION, MAXIMUM_ENTRY_AGE, MINIMUM_ENTRY_AGE, MINIMUM_POLICY_TERM could not be traced to RAW on at least one arm -- excluded (first-cut: walk columns from resolved_mt__ views or joined-in stitch columns are not yet inlined into the sampled queries).</w:t>
       </w:r>
     </w:p>
     <w:p>
@@ -11778,7 +11862,7 @@
                 <w:rFonts w:ascii="Consolas" w:hAnsi="Consolas"/>
                 <w:sz w:val="17"/>
               </w:rPr>
-              <w:t xml:space="preserve">select 'OPUS' as project, 'SAT_PRODUCT_TERMS' as satellite, 'OPUS_BA_TRV_PLAN_MST_MV' as scope,</w:t>
+              <w:t xml:space="preserve">select 'OPUS' as project, 'SAT_PRODUCT_TERMS' as satellite, 'OPUS_BA_TRV_PLAN_MST' as scope,</w:t>
               <w:br/>
               <w:t xml:space="preserve">       count(*) as rows_checked,</w:t>
               <w:br/>
@@ -11792,11 +11876,11 @@
               <w:br/>
               <w:t xml:space="preserve">  from BAGIC_PREPROD_CURATED_DB.BGIL_DATA_MODEL.SAT_PRODUCT_TERMS</w:t>
               <w:br/>
-              <w:t xml:space="preserve"> where (RECORD_SOURCE = 'OPUS_BA_TRV_PLAN_MST_MV')</w:t>
+              <w:t xml:space="preserve"> where (RECORD_SOURCE = 'OPUS_BA_TRV_PLAN_MST')</w:t>
               <w:br/>
               <w:t xml:space="preserve">union all</w:t>
               <w:br/>
-              <w:t xml:space="preserve">select 'OPUS' as project, 'SAT_PRODUCT_TERMS' as satellite, 'OPUS_BJAZ_TRV_PLAN_MV' as scope,</w:t>
+              <w:t xml:space="preserve">select 'OPUS' as project, 'SAT_PRODUCT_TERMS' as satellite, 'OPUS_BJAZ_TRV_PLAN' as scope,</w:t>
               <w:br/>
               <w:t xml:space="preserve">       count(*) as rows_checked,</w:t>
               <w:br/>
@@ -11810,7 +11894,7 @@
               <w:br/>
               <w:t xml:space="preserve">  from BAGIC_PREPROD_CURATED_DB.BGIL_DATA_MODEL.SAT_PRODUCT_TERMS</w:t>
               <w:br/>
-              <w:t xml:space="preserve"> where (RECORD_SOURCE = 'OPUS_BJAZ_TRV_PLAN_MV');</w:t>
+              <w:t xml:space="preserve"> where (RECORD_SOURCE = 'OPUS_BJAZ_TRV_PLAN');</w:t>
             </w:r>
           </w:p>
         </w:tc>
@@ -11871,6 +11955,9 @@
       <w:r>
         <w:t xml:space="preserve">29. OPUS — SAT_PROPOSAL_UNDERWRITING</w:t>
       </w:r>
+      <w:r>
+        <w:t xml:space="preserve">  [M2]</w:t>
+      </w:r>
     </w:p>
     <w:tbl>
       <w:tblPr>
@@ -12061,7 +12148,7 @@
         <w:t xml:space="preserve">Note: </w:t>
       </w:r>
       <w:r>
-        <w:t xml:space="preserve">HASHDIFF column HASHDIFF. Recomputed exactly as automate_dv 0.11.5 / sat_multi_source computes it, from the payload stored on the same row. A match proves every payload change changes the HASHDIFF, which is what drives a new row. standard satellite, automate_dv.sat; PK PROPOSAL_HKEY; 1 RECORD_SOURCE group(s): OPUS_BA_TRV_DATA_POLICY_DTLS_MV [2 col(s)].</w:t>
+        <w:t xml:space="preserve">HASHDIFF column HASHDIFF. Recomputed exactly as automate_dv 0.11.5 / sat_multi_source computes it, from the payload stored on the same row. A match proves every payload change changes the HASHDIFF, which is what drives a new row. standard satellite, automate_dv.sat; PK PROPOSAL_HKEY; 1 RECORD_SOURCE group(s): OPUS_BA_TRV_DATA_POLICY_DTLS [2 col(s)].</w:t>
       </w:r>
     </w:p>
     <w:p>
@@ -12092,7 +12179,7 @@
                 <w:rFonts w:ascii="Consolas" w:hAnsi="Consolas"/>
                 <w:sz w:val="17"/>
               </w:rPr>
-              <w:t xml:space="preserve">select 'OPUS' as project, 'SAT_PROPOSAL_UNDERWRITING' as satellite, 'OPUS_BA_TRV_DATA_POLICY_DTLS_MV' as scope,</w:t>
+              <w:t xml:space="preserve">select 'OPUS' as project, 'SAT_PROPOSAL_UNDERWRITING' as satellite, 'OPUS_BA_TRV_DATA_POLICY_DTLS' as scope,</w:t>
               <w:br/>
               <w:t xml:space="preserve">       count(*) as rows_checked,</w:t>
               <w:br/>
@@ -12106,7 +12193,7 @@
               <w:br/>
               <w:t xml:space="preserve">  from BAGIC_PREPROD_CURATED_DB.BGIL_DATA_MODEL.SAT_PROPOSAL_UNDERWRITING</w:t>
               <w:br/>
-              <w:t xml:space="preserve"> where (RECORD_SOURCE = 'OPUS_BA_TRV_DATA_POLICY_DTLS_MV');</w:t>
+              <w:t xml:space="preserve"> where (RECORD_SOURCE = 'OPUS_BA_TRV_DATA_POLICY_DTLS');</w:t>
             </w:r>
           </w:p>
         </w:tc>
@@ -12167,6 +12254,9 @@
       <w:r>
         <w:t xml:space="preserve">30. OPUS — SAT_QUOTE_HEADER</w:t>
       </w:r>
+      <w:r>
+        <w:t xml:space="preserve">  [M2]</w:t>
+      </w:r>
     </w:p>
     <w:tbl>
       <w:tblPr>
@@ -12357,7 +12447,7 @@
         <w:t xml:space="preserve">Note: </w:t>
       </w:r>
       <w:r>
-        <w:t xml:space="preserve">HASHDIFF column HASHDIFF. Recomputed exactly as automate_dv 0.11.5 / sat_multi_source computes it, from the payload stored on the same row. A match proves every payload change changes the HASHDIFF, which is what drives a new row. standard satellite, automate_dv.sat; PK QUOTE_HKEY; 1 RECORD_SOURCE group(s): OPUS_BA_TRV_DATA_POLICY_DTLS_MV [1 col(s)].</w:t>
+        <w:t xml:space="preserve">HASHDIFF column HASHDIFF. Recomputed exactly as automate_dv 0.11.5 / sat_multi_source computes it, from the payload stored on the same row. A match proves every payload change changes the HASHDIFF, which is what drives a new row. standard satellite, automate_dv.sat; PK QUOTE_HKEY; 1 RECORD_SOURCE group(s): OPUS_BA_TRV_DATA_POLICY_DTLS [1 col(s)].</w:t>
       </w:r>
     </w:p>
     <w:p>
@@ -12388,7 +12478,7 @@
                 <w:rFonts w:ascii="Consolas" w:hAnsi="Consolas"/>
                 <w:sz w:val="17"/>
               </w:rPr>
-              <w:t xml:space="preserve">select 'OPUS' as project, 'SAT_QUOTE_HEADER' as satellite, 'OPUS_BA_TRV_DATA_POLICY_DTLS_MV' as scope,</w:t>
+              <w:t xml:space="preserve">select 'OPUS' as project, 'SAT_QUOTE_HEADER' as satellite, 'OPUS_BA_TRV_DATA_POLICY_DTLS' as scope,</w:t>
               <w:br/>
               <w:t xml:space="preserve">       count(*) as rows_checked,</w:t>
               <w:br/>
@@ -12402,7 +12492,7 @@
               <w:br/>
               <w:t xml:space="preserve">  from BAGIC_PREPROD_CURATED_DB.BGIL_DATA_MODEL.SAT_QUOTE_HEADER</w:t>
               <w:br/>
-              <w:t xml:space="preserve"> where (RECORD_SOURCE = 'OPUS_BA_TRV_DATA_POLICY_DTLS_MV');</w:t>
+              <w:t xml:space="preserve"> where (RECORD_SOURCE = 'OPUS_BA_TRV_DATA_POLICY_DTLS');</w:t>
             </w:r>
           </w:p>
         </w:tc>
@@ -12463,6 +12553,9 @@
       <w:r>
         <w:t xml:space="preserve">31. OPUS — SAT_RISK_MOTOR_DRIVER</w:t>
       </w:r>
+      <w:r>
+        <w:t xml:space="preserve">  [M2]</w:t>
+      </w:r>
     </w:p>
     <w:tbl>
       <w:tblPr>
@@ -12653,7 +12746,7 @@
         <w:t xml:space="preserve">Note: </w:t>
       </w:r>
       <w:r>
-        <w:t xml:space="preserve">HASHDIFF column HASHDIFF. Recomputed exactly as automate_dv 0.11.5 / sat_multi_source computes it, from the payload stored on the same row. A match proves every payload change changes the HASHDIFF, which is what drives a new row. standard satellite, automate_dv.sat; PK RISK_OBJECT_HKEY; 1 RECORD_SOURCE group(s): OPUS_BJAZ_TRV_LOADER_LOG_TABLE_MV [1 col(s)].</w:t>
+        <w:t xml:space="preserve">HASHDIFF column HASHDIFF. Recomputed exactly as automate_dv 0.11.5 / sat_multi_source computes it, from the payload stored on the same row. A match proves every payload change changes the HASHDIFF, which is what drives a new row. standard satellite, automate_dv.sat; PK RISK_OBJECT_HKEY; 1 RECORD_SOURCE group(s): OPUS_BJAZ_TRV_LOADER_LOG_TABLE [1 col(s)].</w:t>
       </w:r>
     </w:p>
     <w:p>
@@ -12684,7 +12777,7 @@
                 <w:rFonts w:ascii="Consolas" w:hAnsi="Consolas"/>
                 <w:sz w:val="17"/>
               </w:rPr>
-              <w:t xml:space="preserve">select 'OPUS' as project, 'SAT_RISK_MOTOR_DRIVER' as satellite, 'OPUS_BJAZ_TRV_LOADER_LOG_TABLE_MV' as scope,</w:t>
+              <w:t xml:space="preserve">select 'OPUS' as project, 'SAT_RISK_MOTOR_DRIVER' as satellite, 'OPUS_BJAZ_TRV_LOADER_LOG_TABLE' as scope,</w:t>
               <w:br/>
               <w:t xml:space="preserve">       count(*) as rows_checked,</w:t>
               <w:br/>
@@ -12698,7 +12791,7 @@
               <w:br/>
               <w:t xml:space="preserve">  from BAGIC_PREPROD_CURATED_DB.BGIL_DATA_MODEL.SAT_RISK_MOTOR_DRIVER</w:t>
               <w:br/>
-              <w:t xml:space="preserve"> where (RECORD_SOURCE = 'OPUS_BJAZ_TRV_LOADER_LOG_TABLE_MV');</w:t>
+              <w:t xml:space="preserve"> where (RECORD_SOURCE = 'OPUS_BJAZ_TRV_LOADER_LOG_TABLE');</w:t>
             </w:r>
           </w:p>
         </w:tc>
@@ -12759,6 +12852,9 @@
       <w:r>
         <w:t xml:space="preserve">32. OPUS — SAT_RISK_MOTOR_VEHICLE</w:t>
       </w:r>
+      <w:r>
+        <w:t xml:space="preserve">  [M2]</w:t>
+      </w:r>
     </w:p>
     <w:tbl>
       <w:tblPr>
@@ -12949,7 +13045,7 @@
         <w:t xml:space="preserve">Note: </w:t>
       </w:r>
       <w:r>
-        <w:t xml:space="preserve">HASHDIFF column HASHDIFF. Recomputed exactly as automate_dv 0.11.5 / sat_multi_source computes it, from the payload stored on the same row. A match proves every payload change changes the HASHDIFF, which is what drives a new row. standard satellite, automate_dv.sat; PK RISK_OBJECT_HKEY; 1 RECORD_SOURCE group(s): OPUS_BJAZ_TRV_LOADER_LOG_TABLE_MV [9 col(s)].</w:t>
+        <w:t xml:space="preserve">HASHDIFF column HASHDIFF. Recomputed exactly as automate_dv 0.11.5 / sat_multi_source computes it, from the payload stored on the same row. A match proves every payload change changes the HASHDIFF, which is what drives a new row. standard satellite, automate_dv.sat; PK RISK_OBJECT_HKEY; 1 RECORD_SOURCE group(s): OPUS_BJAZ_TRV_LOADER_LOG_TABLE [9 col(s)].</w:t>
       </w:r>
     </w:p>
     <w:p>
@@ -12980,7 +13076,7 @@
                 <w:rFonts w:ascii="Consolas" w:hAnsi="Consolas"/>
                 <w:sz w:val="17"/>
               </w:rPr>
-              <w:t xml:space="preserve">select 'OPUS' as project, 'SAT_RISK_MOTOR_VEHICLE' as satellite, 'OPUS_BJAZ_TRV_LOADER_LOG_TABLE_MV' as scope,</w:t>
+              <w:t xml:space="preserve">select 'OPUS' as project, 'SAT_RISK_MOTOR_VEHICLE' as satellite, 'OPUS_BJAZ_TRV_LOADER_LOG_TABLE' as scope,</w:t>
               <w:br/>
               <w:t xml:space="preserve">       count(*) as rows_checked,</w:t>
               <w:br/>
@@ -12994,7 +13090,7 @@
               <w:br/>
               <w:t xml:space="preserve">  from BAGIC_PREPROD_CURATED_DB.BGIL_DATA_MODEL.SAT_RISK_MOTOR_VEHICLE</w:t>
               <w:br/>
-              <w:t xml:space="preserve"> where (RECORD_SOURCE = 'OPUS_BJAZ_TRV_LOADER_LOG_TABLE_MV');</w:t>
+              <w:t xml:space="preserve"> where (RECORD_SOURCE = 'OPUS_BJAZ_TRV_LOADER_LOG_TABLE');</w:t>
             </w:r>
           </w:p>
         </w:tc>
@@ -13055,6 +13151,9 @@
       <w:r>
         <w:t xml:space="preserve">33. OPUS — SAT_RISK_OBJECT_CORE</w:t>
       </w:r>
+      <w:r>
+        <w:t xml:space="preserve">  [M3]</w:t>
+      </w:r>
     </w:p>
     <w:tbl>
       <w:tblPr>
@@ -13245,7 +13344,7 @@
         <w:t xml:space="preserve">Note: </w:t>
       </w:r>
       <w:r>
-        <w:t xml:space="preserve">HASHDIFF column HASHDIFF. Recomputed exactly as automate_dv 0.11.5 / sat_multi_source computes it, from the payload stored on the same row. A match proves every payload change changes the HASHDIFF, which is what drives a new row. standard satellite, automate_dv.sat; PK RISK_OBJECT_HKEY; 1 RECORD_SOURCE group(s): OPUS_BJAZ_TRV_LOADER_LOG_TABLE_MV [1 col(s)].</w:t>
+        <w:t xml:space="preserve">HASHDIFF column HASHDIFF. Recomputed exactly as automate_dv 0.11.5 / sat_multi_source computes it, from the payload stored on the same row. A match proves every payload change changes the HASHDIFF, which is what drives a new row. standard satellite, automate_dv.sat; PK RISK_OBJECT_HKEY; 1 RECORD_SOURCE group(s): OPUS_BJAZ_TRV_LOADER_LOG_TABLE [1 col(s)].</w:t>
       </w:r>
     </w:p>
     <w:p>
@@ -13276,7 +13375,7 @@
                 <w:rFonts w:ascii="Consolas" w:hAnsi="Consolas"/>
                 <w:sz w:val="17"/>
               </w:rPr>
-              <w:t xml:space="preserve">select 'OPUS' as project, 'SAT_RISK_OBJECT_CORE' as satellite, 'OPUS_BJAZ_TRV_LOADER_LOG_TABLE_MV' as scope,</w:t>
+              <w:t xml:space="preserve">select 'OPUS' as project, 'SAT_RISK_OBJECT_CORE' as satellite, 'OPUS_BJAZ_TRV_LOADER_LOG_TABLE' as scope,</w:t>
               <w:br/>
               <w:t xml:space="preserve">       count(*) as rows_checked,</w:t>
               <w:br/>
@@ -13290,7 +13389,7 @@
               <w:br/>
               <w:t xml:space="preserve">  from BAGIC_PREPROD_CURATED_DB.BGIL_DATA_MODEL.SAT_RISK_OBJECT_CORE</w:t>
               <w:br/>
-              <w:t xml:space="preserve"> where (RECORD_SOURCE = 'OPUS_BJAZ_TRV_LOADER_LOG_TABLE_MV');</w:t>
+              <w:t xml:space="preserve"> where (RECORD_SOURCE = 'OPUS_BJAZ_TRV_LOADER_LOG_TABLE');</w:t>
             </w:r>
           </w:p>
         </w:tc>
@@ -13351,6 +13450,9 @@
       <w:r>
         <w:t xml:space="preserve">34. OPUS — SAT_RISK_PERSON_INSURED</w:t>
       </w:r>
+      <w:r>
+        <w:t xml:space="preserve">  [M3]</w:t>
+      </w:r>
     </w:p>
     <w:tbl>
       <w:tblPr>
@@ -13541,7 +13643,7 @@
         <w:t xml:space="preserve">Note: </w:t>
       </w:r>
       <w:r>
-        <w:t xml:space="preserve">HASHDIFF column HASHDIFF. Recomputed exactly as automate_dv 0.11.5 / sat_multi_source computes it, from the payload stored on the same row. A match proves every payload change changes the HASHDIFF, which is what drives a new row. standard satellite, sat_multi_source; PK RISK_OBJECT_HKEY; 1 RECORD_SOURCE group(s): OPUS_BJAZ_TRV_LOADER_DATA_MV [4 col(s)].</w:t>
+        <w:t xml:space="preserve">HASHDIFF column HASHDIFF. Recomputed exactly as automate_dv 0.11.5 / sat_multi_source computes it, from the payload stored on the same row. A match proves every payload change changes the HASHDIFF, which is what drives a new row. standard satellite, sat_multi_source; PK RISK_OBJECT_HKEY; 1 RECORD_SOURCE group(s): OPUS_BJAZ_TRV_LOADER_DATA [4 col(s)].</w:t>
       </w:r>
     </w:p>
     <w:p>
@@ -13572,7 +13674,7 @@
                 <w:rFonts w:ascii="Consolas" w:hAnsi="Consolas"/>
                 <w:sz w:val="17"/>
               </w:rPr>
-              <w:t xml:space="preserve">select 'OPUS' as project, 'SAT_RISK_PERSON_INSURED' as satellite, 'OPUS_BJAZ_TRV_LOADER_DATA_MV' as scope,</w:t>
+              <w:t xml:space="preserve">select 'OPUS' as project, 'SAT_RISK_PERSON_INSURED' as satellite, 'OPUS_BJAZ_TRV_LOADER_DATA' as scope,</w:t>
               <w:br/>
               <w:t xml:space="preserve">       count(*) as rows_checked,</w:t>
               <w:br/>
@@ -13586,7 +13688,7 @@
               <w:br/>
               <w:t xml:space="preserve">  from BAGIC_PREPROD_CURATED_DB.BGIL_DATA_MODEL.SAT_RISK_PERSON_INSURED</w:t>
               <w:br/>
-              <w:t xml:space="preserve"> where (RECORD_SOURCE = 'OPUS_BJAZ_TRV_LOADER_DATA_MV');</w:t>
+              <w:t xml:space="preserve"> where (RECORD_SOURCE = 'OPUS_BJAZ_TRV_LOADER_DATA');</w:t>
             </w:r>
           </w:p>
         </w:tc>
@@ -13647,6 +13749,9 @@
       <w:r>
         <w:t xml:space="preserve">35. OPUS — SAT_RISK_PERSON_TRAVEL</w:t>
       </w:r>
+      <w:r>
+        <w:t xml:space="preserve">  [M3]</w:t>
+      </w:r>
     </w:p>
     <w:tbl>
       <w:tblPr>
@@ -13837,7 +13942,7 @@
         <w:t xml:space="preserve">Note: </w:t>
       </w:r>
       <w:r>
-        <w:t xml:space="preserve">HASHDIFF column HASHDIFF. Recomputed exactly as automate_dv 0.11.5 / sat_multi_source computes it, from the payload stored on the same row. A match proves every payload change changes the HASHDIFF, which is what drives a new row. standard satellite, sat_multi_source; PK RISK_OBJECT_HKEY; 2 RECORD_SOURCE group(s): OPUS_BJAZ_TRV_LOADER_DATA_MV [8 col(s)], OPUS_BJAZ_TRV_LOADER_LOG_TABLE_MV [2 col(s)]. stg2_risk_person_travel_bjaz_trv_loader_log_table_mv: column(s) PASSPORT_NUMBER, TRIP_DURATION, TRIP_END_DATE, TRIP_START_DATE, TRIP_TYPE, VISA_TYPE could not be traced to RAW on at least one arm -- excluded (first-cut: walk columns from resolved_mt__ views or joined-in stitch columns are not yet inlined into the sampled queries).</w:t>
+        <w:t xml:space="preserve">HASHDIFF column HASHDIFF. Recomputed exactly as automate_dv 0.11.5 / sat_multi_source computes it, from the payload stored on the same row. A match proves every payload change changes the HASHDIFF, which is what drives a new row. standard satellite, sat_multi_source; PK RISK_OBJECT_HKEY; 2 RECORD_SOURCE group(s): OPUS_BJAZ_TRV_LOADER_DATA [8 col(s)], OPUS_BJAZ_TRV_LOADER_LOG_TABLE [2 col(s)]. stg2_risk_person_travel_bjaz_trv_loader_log_table: column(s) PASSPORT_NUMBER, TRIP_DURATION, TRIP_END_DATE, TRIP_START_DATE, TRIP_TYPE, VISA_TYPE could not be traced to RAW on at least one arm -- excluded (first-cut: walk columns from resolved_mt__ views or joined-in stitch columns are not yet inlined into the sampled queries).</w:t>
       </w:r>
     </w:p>
     <w:p>
@@ -13868,7 +13973,7 @@
                 <w:rFonts w:ascii="Consolas" w:hAnsi="Consolas"/>
                 <w:sz w:val="17"/>
               </w:rPr>
-              <w:t xml:space="preserve">select 'OPUS' as project, 'SAT_RISK_PERSON_TRAVEL' as satellite, 'OPUS_BJAZ_TRV_LOADER_DATA_MV' as scope,</w:t>
+              <w:t xml:space="preserve">select 'OPUS' as project, 'SAT_RISK_PERSON_TRAVEL' as satellite, 'OPUS_BJAZ_TRV_LOADER_DATA' as scope,</w:t>
               <w:br/>
               <w:t xml:space="preserve">       count(*) as rows_checked,</w:t>
               <w:br/>
@@ -13882,11 +13987,11 @@
               <w:br/>
               <w:t xml:space="preserve">  from BAGIC_PREPROD_CURATED_DB.BGIL_DATA_MODEL.SAT_RISK_PERSON_TRAVEL</w:t>
               <w:br/>
-              <w:t xml:space="preserve"> where (RECORD_SOURCE = 'OPUS_BJAZ_TRV_LOADER_DATA_MV')</w:t>
+              <w:t xml:space="preserve"> where (RECORD_SOURCE = 'OPUS_BJAZ_TRV_LOADER_DATA')</w:t>
               <w:br/>
               <w:t xml:space="preserve">union all</w:t>
               <w:br/>
-              <w:t xml:space="preserve">select 'OPUS' as project, 'SAT_RISK_PERSON_TRAVEL' as satellite, 'OPUS_BJAZ_TRV_LOADER_LOG_TABLE_MV' as scope,</w:t>
+              <w:t xml:space="preserve">select 'OPUS' as project, 'SAT_RISK_PERSON_TRAVEL' as satellite, 'OPUS_BJAZ_TRV_LOADER_LOG_TABLE' as scope,</w:t>
               <w:br/>
               <w:t xml:space="preserve">       count(*) as rows_checked,</w:t>
               <w:br/>
@@ -13900,7 +14005,7 @@
               <w:br/>
               <w:t xml:space="preserve">  from BAGIC_PREPROD_CURATED_DB.BGIL_DATA_MODEL.SAT_RISK_PERSON_TRAVEL</w:t>
               <w:br/>
-              <w:t xml:space="preserve"> where (RECORD_SOURCE = 'OPUS_BJAZ_TRV_LOADER_LOG_TABLE_MV');</w:t>
+              <w:t xml:space="preserve"> where (RECORD_SOURCE = 'OPUS_BJAZ_TRV_LOADER_LOG_TABLE');</w:t>
             </w:r>
           </w:p>
         </w:tc>
@@ -13961,6 +14066,9 @@
       <w:r>
         <w:t xml:space="preserve">36. OPUS — SAT_AUG_COMMON_COMMUNICATION_PREFERENCE</w:t>
       </w:r>
+      <w:r>
+        <w:t xml:space="preserve">  [M3]</w:t>
+      </w:r>
     </w:p>
     <w:tbl>
       <w:tblPr>
@@ -14151,7 +14259,7 @@
         <w:t xml:space="preserve">Note: </w:t>
       </w:r>
       <w:r>
-        <w:t xml:space="preserve">HASHDIFF column HASHDIFF. Recomputed exactly as automate_dv 0.11.5 / sat_multi_source computes it, from the payload stored on the same row. A match proves every payload change changes the HASHDIFF, which is what drives a new row. augmented satellite, automate_dv.sat; PK PARTY_HKEY; 1 RECORD_SOURCE group(s): OPUS_BJAZ_TRV_LOADER_DATA_MV [1 col(s)].</w:t>
+        <w:t xml:space="preserve">HASHDIFF column HASHDIFF. Recomputed exactly as automate_dv 0.11.5 / sat_multi_source computes it, from the payload stored on the same row. A match proves every payload change changes the HASHDIFF, which is what drives a new row. augmented satellite, automate_dv.sat; PK PARTY_HKEY; 1 RECORD_SOURCE group(s): OPUS_BJAZ_TRV_LOADER_DATA [1 col(s)].</w:t>
       </w:r>
     </w:p>
     <w:p>
@@ -14182,7 +14290,7 @@
                 <w:rFonts w:ascii="Consolas" w:hAnsi="Consolas"/>
                 <w:sz w:val="17"/>
               </w:rPr>
-              <w:t xml:space="preserve">select 'OPUS' as project, 'SAT_AUG_COMMON_COMMUNICATION_PREFERENCE' as satellite, 'OPUS_BJAZ_TRV_LOADER_DATA_MV' as scope,</w:t>
+              <w:t xml:space="preserve">select 'OPUS' as project, 'SAT_AUG_COMMON_COMMUNICATION_PREFERENCE' as satellite, 'OPUS_BJAZ_TRV_LOADER_DATA' as scope,</w:t>
               <w:br/>
               <w:t xml:space="preserve">       count(*) as rows_checked,</w:t>
               <w:br/>
@@ -14196,7 +14304,7 @@
               <w:br/>
               <w:t xml:space="preserve">  from BAGIC_PREPROD_CURATED_DB.BGIL_DATA_MODEL.SAT_AUG_COMMON_COMMUNICATION_PREFERENCE</w:t>
               <w:br/>
-              <w:t xml:space="preserve"> where (RECORD_SOURCE = 'OPUS_BJAZ_TRV_LOADER_DATA_MV');</w:t>
+              <w:t xml:space="preserve"> where (RECORD_SOURCE = 'OPUS_BJAZ_TRV_LOADER_DATA');</w:t>
             </w:r>
           </w:p>
         </w:tc>
@@ -14257,6 +14365,9 @@
       <w:r>
         <w:t xml:space="preserve">37. OPUS — SAT_AUG_COVERAGE_DEFINITION</w:t>
       </w:r>
+      <w:r>
+        <w:t xml:space="preserve">  [M3]</w:t>
+      </w:r>
     </w:p>
     <w:tbl>
       <w:tblPr>
@@ -14447,7 +14558,7 @@
         <w:t xml:space="preserve">Note: </w:t>
       </w:r>
       <w:r>
-        <w:t xml:space="preserve">HASHDIFF column HASHDIFF. Recomputed exactly as automate_dv 0.11.5 / sat_multi_source computes it, from the payload stored on the same row. A match proves every payload change changes the HASHDIFF, which is what drives a new row. augmented satellite, sat_multi_source; PK COVERAGE_HKEY; 1 RECORD_SOURCE group(s): OPUS_BJAZ_TRV_PLAN_MV [2 col(s)]. stg2_aug_coverage_definition_bjaz_trv_plan_mv_eff_date: column(s) COVERAGE_SEQUENCE could not be traced to RAW on at least one arm -- excluded (first-cut: walk columns from resolved_mt__ views or joined-in stitch columns are not yet inlined into the sampled queries).</w:t>
+        <w:t xml:space="preserve">HASHDIFF column HASHDIFF. Recomputed exactly as automate_dv 0.11.5 / sat_multi_source computes it, from the payload stored on the same row. A match proves every payload change changes the HASHDIFF, which is what drives a new row. augmented satellite, sat_multi_source; PK COVERAGE_HKEY; 1 RECORD_SOURCE group(s): OPUS_BJAZ_TRV_PLAN [2 col(s)]. stg2_aug_coverage_definition_bjaz_trv_plan_eff_date: column(s) COVERAGE_SEQUENCE could not be traced to RAW on at least one arm -- excluded (first-cut: walk columns from resolved_mt__ views or joined-in stitch columns are not yet inlined into the sampled queries).</w:t>
       </w:r>
     </w:p>
     <w:p>
@@ -14478,7 +14589,7 @@
                 <w:rFonts w:ascii="Consolas" w:hAnsi="Consolas"/>
                 <w:sz w:val="17"/>
               </w:rPr>
-              <w:t xml:space="preserve">select 'OPUS' as project, 'SAT_AUG_COVERAGE_DEFINITION' as satellite, 'OPUS_BJAZ_TRV_PLAN_MV' as scope,</w:t>
+              <w:t xml:space="preserve">select 'OPUS' as project, 'SAT_AUG_COVERAGE_DEFINITION' as satellite, 'OPUS_BJAZ_TRV_PLAN' as scope,</w:t>
               <w:br/>
               <w:t xml:space="preserve">       count(*) as rows_checked,</w:t>
               <w:br/>
@@ -14492,7 +14603,7 @@
               <w:br/>
               <w:t xml:space="preserve">  from BAGIC_PREPROD_CURATED_DB.BGIL_DATA_MODEL.SAT_AUG_COVERAGE_DEFINITION</w:t>
               <w:br/>
-              <w:t xml:space="preserve"> where (RECORD_SOURCE = 'OPUS_BJAZ_TRV_PLAN_MV');</w:t>
+              <w:t xml:space="preserve"> where (RECORD_SOURCE = 'OPUS_BJAZ_TRV_PLAN');</w:t>
             </w:r>
           </w:p>
         </w:tc>
@@ -14553,6 +14664,9 @@
       <w:r>
         <w:t xml:space="preserve">38. OPUS — SAT_AUG_COVERAGE_LIMITS</w:t>
       </w:r>
+      <w:r>
+        <w:t xml:space="preserve">  [M3]</w:t>
+      </w:r>
     </w:p>
     <w:tbl>
       <w:tblPr>
@@ -14743,7 +14857,7 @@
         <w:t xml:space="preserve">Note: </w:t>
       </w:r>
       <w:r>
-        <w:t xml:space="preserve">HASHDIFF column HASHDIFF. Recomputed exactly as automate_dv 0.11.5 / sat_multi_source computes it, from the payload stored on the same row. A match proves every payload change changes the HASHDIFF, which is what drives a new row. augmented satellite, sat_multi_source; PK COVERAGE_HKEY; 1 RECORD_SOURCE group(s): OPUS_BJAZ_TRV_PLAN_MV [3 col(s)]. stg2_aug_coverage_limits_bjaz_trv_plan_mv_currency: column(s) DEDUCTIBLE_DESCRIPTION, LIMIT_DESCRIPTION could not be traced to RAW on at least one arm -- excluded (first-cut: walk columns from resolved_mt__ views or joined-in stitch columns are not yet inlined into the sampled queries). stg2_aug_coverage_limits_bjaz_trv_plan_mv_deductible_desc: column(s) LIMIT_DESCRIPTION could not be traced to RAW on at least one arm -- excluded (first-cut: walk columns from resolved_mt__ views or joined-in stitch columns are not yet inlined into the sampled queries).</w:t>
+        <w:t xml:space="preserve">HASHDIFF column HASHDIFF. Recomputed exactly as automate_dv 0.11.5 / sat_multi_source computes it, from the payload stored on the same row. A match proves every payload change changes the HASHDIFF, which is what drives a new row. augmented satellite, sat_multi_source; PK COVERAGE_HKEY; 1 RECORD_SOURCE group(s): OPUS_BJAZ_TRV_PLAN [3 col(s)]. stg2_aug_coverage_limits_bjaz_trv_plan_currency: column(s) DEDUCTIBLE_DESCRIPTION, LIMIT_DESCRIPTION could not be traced to RAW on at least one arm -- excluded (first-cut: walk columns from resolved_mt__ views or joined-in stitch columns are not yet inlined into the sampled queries). stg2_aug_coverage_limits_bjaz_trv_plan_deductible_desc: column(s) LIMIT_DESCRIPTION could not be traced to RAW on at least one arm -- excluded (first-cut: walk columns from resolved_mt__ views or joined-in stitch columns are not yet inlined into the sampled queries).</w:t>
       </w:r>
     </w:p>
     <w:p>
@@ -14774,7 +14888,7 @@
                 <w:rFonts w:ascii="Consolas" w:hAnsi="Consolas"/>
                 <w:sz w:val="17"/>
               </w:rPr>
-              <w:t xml:space="preserve">select 'OPUS' as project, 'SAT_AUG_COVERAGE_LIMITS' as satellite, 'OPUS_BJAZ_TRV_PLAN_MV' as scope,</w:t>
+              <w:t xml:space="preserve">select 'OPUS' as project, 'SAT_AUG_COVERAGE_LIMITS' as satellite, 'OPUS_BJAZ_TRV_PLAN' as scope,</w:t>
               <w:br/>
               <w:t xml:space="preserve">       count(*) as rows_checked,</w:t>
               <w:br/>
@@ -14788,7 +14902,7 @@
               <w:br/>
               <w:t xml:space="preserve">  from BAGIC_PREPROD_CURATED_DB.BGIL_DATA_MODEL.SAT_AUG_COVERAGE_LIMITS</w:t>
               <w:br/>
-              <w:t xml:space="preserve"> where (RECORD_SOURCE = 'OPUS_BJAZ_TRV_PLAN_MV');</w:t>
+              <w:t xml:space="preserve"> where (RECORD_SOURCE = 'OPUS_BJAZ_TRV_PLAN');</w:t>
             </w:r>
           </w:p>
         </w:tc>
@@ -14849,6 +14963,9 @@
       <w:r>
         <w:t xml:space="preserve">39. OPUS — SAT_AUG_COVERAGE_RATING</w:t>
       </w:r>
+      <w:r>
+        <w:t xml:space="preserve">  [M3]</w:t>
+      </w:r>
     </w:p>
     <w:tbl>
       <w:tblPr>
@@ -15039,7 +15156,7 @@
         <w:t xml:space="preserve">Note: </w:t>
       </w:r>
       <w:r>
-        <w:t xml:space="preserve">HASHDIFF column HASHDIFF. Recomputed exactly as automate_dv 0.11.5 / sat_multi_source computes it, from the payload stored on the same row. A match proves every payload change changes the HASHDIFF, which is what drives a new row. augmented satellite, sat_multi_source; PK COVERAGE_HKEY; 2 RECORD_SOURCE group(s): OPUS_BJAZ_TRV_RIDER_RATE_MAST_MV [4 col(s)], OPUS_BJAZ_TRV_RIDER_DTLS_MV [1 col(s)]. stg2_aug_coverage_rating_bjaz_trv_rider_rate_mast_mv_nb_prm_excluding_st: column(s) EXTENSION_PREMIUM_EXCLUDING_ST, MINIMUM_EXTENSION_PREMIUM, MINIMUM_NEW_BUSINESS_PREMIUM, RIDER_PREMIUM could not be traced to RAW on at least one arm -- excluded (first-cut: walk columns from resolved_mt__ views or joined-in stitch columns are not yet inlined into the sampled queries). stg2_aug_coverage_rating_bjaz_trv_rider_rate_mast_mv_extn_prm_excluding_st: column(s) MINIMUM_EXTENSION_PREMIUM, MINIMUM_NEW_BUSINESS_PREMIUM, RIDER_PREMIUM could not be traced to RAW on at least one arm -- excluded (first-cut: walk columns from resolved_mt__ views or joined-in stitch columns are not yet inlined into the sampled queries). stg2_aug_coverage_rating_bjaz_trv_rider_rate_mast_mv_min_extn_prm: column(s) MINIMUM_NEW_BUSINESS_PREMIUM, RIDER_PREMIUM could not be traced to RAW on at least one arm -- excluded (first-cut: walk columns from resolved_mt__ views or joined-in stitch columns are not yet inlined into the sampled queries). stg2_aug_coverage_rating_bjaz_trv_rider_rate_mast_mv_min_nb_prm: column(s) RIDER_PREMIUM could not be traced to RAW on at least one arm -- excluded (first-cut: walk columns from resolved_mt__ views or joined-in stitch columns are not yet inlined into the sampled queries). stg2_aug_coverage_rating_bjaz_trv_rider_dtls_mv_rider_premium: column(s) EXTENSION_PREMIUM_EXCLUDING_ST, MINIMUM_EXTENSION_PREMIUM, MINIMUM_NEW_BUSINESS_PREMIUM, NEW_BUSINESS_PREMIUM_EXCLUDING_ST could not be traced to RAW on at least one arm -- excluded (first-cut: walk columns from resolved_mt__ views or joined-in stitch columns are not yet inlined into the sampled queries).</w:t>
+        <w:t xml:space="preserve">HASHDIFF column HASHDIFF. Recomputed exactly as automate_dv 0.11.5 / sat_multi_source computes it, from the payload stored on the same row. A match proves every payload change changes the HASHDIFF, which is what drives a new row. augmented satellite, sat_multi_source; PK COVERAGE_HKEY; 2 RECORD_SOURCE group(s): OPUS_BJAZ_TRV_RIDER_RATE_MAST [4 col(s)], OPUS_BJAZ_TRV_RIDER_DTLS [1 col(s)]. stg2_aug_coverage_rating_bjaz_trv_rider_rate_mast_nb_prm_excluding_st: column(s) EXTENSION_PREMIUM_EXCLUDING_ST, MINIMUM_EXTENSION_PREMIUM, MINIMUM_NEW_BUSINESS_PREMIUM, RIDER_PREMIUM could not be traced to RAW on at least one arm -- excluded (first-cut: walk columns from resolved_mt__ views or joined-in stitch columns are not yet inlined into the sampled queries). stg2_aug_coverage_rating_bjaz_trv_rider_rate_mast_extn_prm_excluding_st: column(s) MINIMUM_EXTENSION_PREMIUM, MINIMUM_NEW_BUSINESS_PREMIUM, RIDER_PREMIUM could not be traced to RAW on at least one arm -- excluded (first-cut: walk columns from resolved_mt__ views or joined-in stitch columns are not yet inlined into the sampled queries). stg2_aug_coverage_rating_bjaz_trv_rider_rate_mast_min_extn_prm: column(s) MINIMUM_NEW_BUSINESS_PREMIUM, RIDER_PREMIUM could not be traced to RAW on at least one arm -- excluded (first-cut: walk columns from resolved_mt__ views or joined-in stitch columns are not yet inlined into the sampled queries). stg2_aug_coverage_rating_bjaz_trv_rider_rate_mast_min_nb_prm: column(s) RIDER_PREMIUM could not be traced to RAW on at least one arm -- excluded (first-cut: walk columns from resolved_mt__ views or joined-in stitch columns are not yet inlined into the sampled queries). stg2_aug_coverage_rating_bjaz_trv_rider_dtls_rider_premium: column(s) EXTENSION_PREMIUM_EXCLUDING_ST, MINIMUM_EXTENSION_PREMIUM, MINIMUM_NEW_BUSINESS_PREMIUM, NEW_BUSINESS_PREMIUM_EXCLUDING_ST could not be traced to RAW on at least one arm -- excluded (first-cut: walk columns from resolved_mt__ views or joined-in stitch columns are not yet inlined into the sampled queries).</w:t>
       </w:r>
     </w:p>
     <w:p>
@@ -15070,7 +15187,7 @@
                 <w:rFonts w:ascii="Consolas" w:hAnsi="Consolas"/>
                 <w:sz w:val="17"/>
               </w:rPr>
-              <w:t xml:space="preserve">select 'OPUS' as project, 'SAT_AUG_COVERAGE_RATING' as satellite, 'OPUS_BJAZ_TRV_RIDER_RATE_MAST_MV' as scope,</w:t>
+              <w:t xml:space="preserve">select 'OPUS' as project, 'SAT_AUG_COVERAGE_RATING' as satellite, 'OPUS_BJAZ_TRV_RIDER_RATE_MAST' as scope,</w:t>
               <w:br/>
               <w:t xml:space="preserve">       count(*) as rows_checked,</w:t>
               <w:br/>
@@ -15084,11 +15201,11 @@
               <w:br/>
               <w:t xml:space="preserve">  from BAGIC_PREPROD_CURATED_DB.BGIL_DATA_MODEL.SAT_AUG_COVERAGE_RATING</w:t>
               <w:br/>
-              <w:t xml:space="preserve"> where (RECORD_SOURCE = 'OPUS_BJAZ_TRV_RIDER_RATE_MAST_MV')</w:t>
+              <w:t xml:space="preserve"> where (RECORD_SOURCE = 'OPUS_BJAZ_TRV_RIDER_RATE_MAST')</w:t>
               <w:br/>
               <w:t xml:space="preserve">union all</w:t>
               <w:br/>
-              <w:t xml:space="preserve">select 'OPUS' as project, 'SAT_AUG_COVERAGE_RATING' as satellite, 'OPUS_BJAZ_TRV_RIDER_DTLS_MV' as scope,</w:t>
+              <w:t xml:space="preserve">select 'OPUS' as project, 'SAT_AUG_COVERAGE_RATING' as satellite, 'OPUS_BJAZ_TRV_RIDER_DTLS' as scope,</w:t>
               <w:br/>
               <w:t xml:space="preserve">       count(*) as rows_checked,</w:t>
               <w:br/>
@@ -15102,7 +15219,7 @@
               <w:br/>
               <w:t xml:space="preserve">  from BAGIC_PREPROD_CURATED_DB.BGIL_DATA_MODEL.SAT_AUG_COVERAGE_RATING</w:t>
               <w:br/>
-              <w:t xml:space="preserve"> where (RECORD_SOURCE = 'OPUS_BJAZ_TRV_RIDER_DTLS_MV');</w:t>
+              <w:t xml:space="preserve"> where (RECORD_SOURCE = 'OPUS_BJAZ_TRV_RIDER_DTLS');</w:t>
             </w:r>
           </w:p>
         </w:tc>
@@ -15163,6 +15280,9 @@
       <w:r>
         <w:t xml:space="preserve">40. OPUS — SAT_AUG_FINTXN_PREMIUM</w:t>
       </w:r>
+      <w:r>
+        <w:t xml:space="preserve">  [M3]</w:t>
+      </w:r>
     </w:p>
     <w:tbl>
       <w:tblPr>
@@ -15353,7 +15473,7 @@
         <w:t xml:space="preserve">Note: </w:t>
       </w:r>
       <w:r>
-        <w:t xml:space="preserve">HASHDIFF column HASHDIFF. Recomputed exactly as automate_dv 0.11.5 / sat_multi_source computes it, from the payload stored on the same row. A match proves every payload change changes the HASHDIFF, which is what drives a new row. augmented satellite, sat_multi_source; PK FINANCIAL_TRANSACTION_HKEY; 3 RECORD_SOURCE group(s): OPUS_BA_TRV_DATA_POLICY_DTLS_MV [2 col(s)], OPUS_BJAZ_TRV_LOADER_DATA_MV [1 col(s)], OPUS_BJAZ_TRV_LOADER_LOG_TABLE_MV [1 col(s)]. stg2_aug_fintxn_premium_ba_trv_data_policy_dtls_mv_sp_discount_per: column(s) SPECIAL_DISCOUNT_AMOUNT could not be traced to RAW on at least one arm -- excluded (first-cut: walk columns from resolved_mt__ views or joined-in stitch columns are not yet inlined into the sampled queries). stg2_aug_fintxn_premium_bjaz_trv_loader_data_mv_spdiscount: column(s) SPECIAL_DISCOUNT_PERCENTAGE could not be traced to RAW on at least one arm -- excluded (first-cut: walk columns from resolved_mt__ views or joined-in stitch columns are not yet inlined into the sampled queries). stg2_aug_fintxn_premium_bjaz_trv_loader_log_table_mv_spdiscount: column(s) SPECIAL_DISCOUNT_PERCENTAGE could not be traced to RAW on at least one arm -- excluded (first-cut: walk columns from resolved_mt__ views or joined-in stitch columns are not yet inlined into the sampled queries).</w:t>
+        <w:t xml:space="preserve">HASHDIFF column HASHDIFF. Recomputed exactly as automate_dv 0.11.5 / sat_multi_source computes it, from the payload stored on the same row. A match proves every payload change changes the HASHDIFF, which is what drives a new row. augmented satellite, sat_multi_source; PK FINANCIAL_TRANSACTION_HKEY; 3 RECORD_SOURCE group(s): OPUS_BA_TRV_DATA_POLICY_DTLS [2 col(s)], OPUS_BJAZ_TRV_LOADER_DATA [1 col(s)], OPUS_BJAZ_TRV_LOADER_LOG_TABLE [1 col(s)]. stg2_aug_fintxn_premium_ba_trv_data_policy_dtls_sp_discount_per: column(s) SPECIAL_DISCOUNT_AMOUNT could not be traced to RAW on at least one arm -- excluded (first-cut: walk columns from resolved_mt__ views or joined-in stitch columns are not yet inlined into the sampled queries). stg2_aug_fintxn_premium_bjaz_trv_loader_data_spdiscount: column(s) SPECIAL_DISCOUNT_PERCENTAGE could not be traced to RAW on at least one arm -- excluded (first-cut: walk columns from resolved_mt__ views or joined-in stitch columns are not yet inlined into the sampled queries). stg2_aug_fintxn_premium_bjaz_trv_loader_log_table_spdiscount: column(s) SPECIAL_DISCOUNT_PERCENTAGE could not be traced to RAW on at least one arm -- excluded (first-cut: walk columns from resolved_mt__ views or joined-in stitch columns are not yet inlined into the sampled queries).</w:t>
       </w:r>
     </w:p>
     <w:p>
@@ -15384,7 +15504,7 @@
                 <w:rFonts w:ascii="Consolas" w:hAnsi="Consolas"/>
                 <w:sz w:val="17"/>
               </w:rPr>
-              <w:t xml:space="preserve">select 'OPUS' as project, 'SAT_AUG_FINTXN_PREMIUM' as satellite, 'OPUS_BA_TRV_DATA_POLICY_DTLS_MV' as scope,</w:t>
+              <w:t xml:space="preserve">select 'OPUS' as project, 'SAT_AUG_FINTXN_PREMIUM' as satellite, 'OPUS_BA_TRV_DATA_POLICY_DTLS' as scope,</w:t>
               <w:br/>
               <w:t xml:space="preserve">       count(*) as rows_checked,</w:t>
               <w:br/>
@@ -15398,7 +15518,7 @@
               <w:br/>
               <w:t xml:space="preserve">  from BAGIC_PREPROD_CURATED_DB.BGIL_DATA_MODEL.SAT_AUG_FINTXN_PREMIUM</w:t>
               <w:br/>
-              <w:t xml:space="preserve"> where (RECORD_SOURCE = 'OPUS_BA_TRV_DATA_POLICY_DTLS_MV')</w:t>
+              <w:t xml:space="preserve"> where (RECORD_SOURCE = 'OPUS_BA_TRV_DATA_POLICY_DTLS')</w:t>
               <w:br/>
               <w:t xml:space="preserve">union all</w:t>
               <w:br/>
@@ -15416,7 +15536,7 @@
               <w:br/>
               <w:t xml:space="preserve">  from BAGIC_PREPROD_CURATED_DB.BGIL_DATA_MODEL.SAT_AUG_FINTXN_PREMIUM</w:t>
               <w:br/>
-              <w:t xml:space="preserve"> where (RECORD_SOURCE = 'OPUS_BJAZ_TRV_LOADER_DATA_MV') or (RECORD_SOURCE = 'OPUS_BJAZ_TRV_LOADER_LOG_TABLE_MV');</w:t>
+              <w:t xml:space="preserve"> where (RECORD_SOURCE = 'OPUS_BJAZ_TRV_LOADER_DATA') or (RECORD_SOURCE = 'OPUS_BJAZ_TRV_LOADER_LOG_TABLE');</w:t>
             </w:r>
           </w:p>
         </w:tc>
@@ -15477,6 +15597,9 @@
       <w:r>
         <w:t xml:space="preserve">41. OPUS — SAT_AUG_LNK_PARTY_ROLE_CORE</w:t>
       </w:r>
+      <w:r>
+        <w:t xml:space="preserve">  [M3]</w:t>
+      </w:r>
     </w:p>
     <w:tbl>
       <w:tblPr>
@@ -15667,7 +15790,7 @@
         <w:t xml:space="preserve">Note: </w:t>
       </w:r>
       <w:r>
-        <w:t xml:space="preserve">HASHDIFF column HASHDIFF. Recomputed exactly as automate_dv 0.11.5 / sat_multi_source computes it, from the payload stored on the same row. A match proves every payload change changes the HASHDIFF, which is what drives a new row. augmented satellite, automate_dv.sat; PK PARTY_HKEY; 1 RECORD_SOURCE group(s): OPUS_BJAZ_TRV_LOADER_LOG_TABLE_MV [1 col(s)].</w:t>
+        <w:t xml:space="preserve">HASHDIFF column HASHDIFF. Recomputed exactly as automate_dv 0.11.5 / sat_multi_source computes it, from the payload stored on the same row. A match proves every payload change changes the HASHDIFF, which is what drives a new row. augmented satellite, automate_dv.sat; PK PARTY_HKEY; 1 RECORD_SOURCE group(s): OPUS_BJAZ_TRV_LOADER_LOG_TABLE [1 col(s)].</w:t>
       </w:r>
     </w:p>
     <w:p>
@@ -15698,7 +15821,7 @@
                 <w:rFonts w:ascii="Consolas" w:hAnsi="Consolas"/>
                 <w:sz w:val="17"/>
               </w:rPr>
-              <w:t xml:space="preserve">select 'OPUS' as project, 'SAT_AUG_LNK_PARTY_ROLE_CORE' as satellite, 'OPUS_BJAZ_TRV_LOADER_LOG_TABLE_MV' as scope,</w:t>
+              <w:t xml:space="preserve">select 'OPUS' as project, 'SAT_AUG_LNK_PARTY_ROLE_CORE' as satellite, 'OPUS_BJAZ_TRV_LOADER_LOG_TABLE' as scope,</w:t>
               <w:br/>
               <w:t xml:space="preserve">       count(*) as rows_checked,</w:t>
               <w:br/>
@@ -15712,7 +15835,7 @@
               <w:br/>
               <w:t xml:space="preserve">  from BAGIC_PREPROD_CURATED_DB.BGIL_DATA_MODEL.SAT_AUG_LNK_PARTY_ROLE_CORE</w:t>
               <w:br/>
-              <w:t xml:space="preserve"> where (RECORD_SOURCE = 'OPUS_BJAZ_TRV_LOADER_LOG_TABLE_MV');</w:t>
+              <w:t xml:space="preserve"> where (RECORD_SOURCE = 'OPUS_BJAZ_TRV_LOADER_LOG_TABLE');</w:t>
             </w:r>
           </w:p>
         </w:tc>
@@ -15773,6 +15896,9 @@
       <w:r>
         <w:t xml:space="preserve">42. OPUS — SAT_AUG_LNK_ROLE_CUSTOMER</w:t>
       </w:r>
+      <w:r>
+        <w:t xml:space="preserve">  [M3]</w:t>
+      </w:r>
     </w:p>
     <w:tbl>
       <w:tblPr>
@@ -15963,7 +16089,7 @@
         <w:t xml:space="preserve">Note: </w:t>
       </w:r>
       <w:r>
-        <w:t xml:space="preserve">HASHDIFF column HASHDIFF. Recomputed exactly as automate_dv 0.11.5 / sat_multi_source computes it, from the payload stored on the same row. A match proves every payload change changes the HASHDIFF, which is what drives a new row. augmented satellite, sat_multi_source; PK PARTY_HKEY; 2 RECORD_SOURCE group(s): OPUS_BA_TRV_DATA_POLICY_DTLS_MV [1 col(s)], OPUS_BJAZ_TRV_LOADER_DATA_MV [1 col(s)].</w:t>
+        <w:t xml:space="preserve">HASHDIFF column HASHDIFF. Recomputed exactly as automate_dv 0.11.5 / sat_multi_source computes it, from the payload stored on the same row. A match proves every payload change changes the HASHDIFF, which is what drives a new row. augmented satellite, sat_multi_source; PK PARTY_HKEY; 2 RECORD_SOURCE group(s): OPUS_BA_TRV_DATA_POLICY_DTLS [1 col(s)], OPUS_BJAZ_TRV_LOADER_DATA [1 col(s)].</w:t>
       </w:r>
     </w:p>
     <w:p>
@@ -16008,7 +16134,7 @@
               <w:br/>
               <w:t xml:space="preserve">  from BAGIC_PREPROD_CURATED_DB.BGIL_DATA_MODEL.SAT_AUG_LNK_ROLE_CUSTOMER</w:t>
               <w:br/>
-              <w:t xml:space="preserve"> where (RECORD_SOURCE = 'OPUS_BA_TRV_DATA_POLICY_DTLS_MV') or (RECORD_SOURCE = 'OPUS_BJAZ_TRV_LOADER_DATA_MV');</w:t>
+              <w:t xml:space="preserve"> where (RECORD_SOURCE = 'OPUS_BA_TRV_DATA_POLICY_DTLS') or (RECORD_SOURCE = 'OPUS_BJAZ_TRV_LOADER_DATA');</w:t>
             </w:r>
           </w:p>
         </w:tc>
@@ -16069,6 +16195,9 @@
       <w:r>
         <w:t xml:space="preserve">43. OPUS — SAT_AUG_PARTY_BANKING</w:t>
       </w:r>
+      <w:r>
+        <w:t xml:space="preserve">  [M3]</w:t>
+      </w:r>
     </w:p>
     <w:tbl>
       <w:tblPr>
@@ -16259,7 +16388,7 @@
         <w:t xml:space="preserve">Note: </w:t>
       </w:r>
       <w:r>
-        <w:t xml:space="preserve">HASHDIFF column HASHDIFF. Recomputed exactly as automate_dv 0.11.5 / sat_multi_source computes it, from the payload stored on the same row. A match proves every payload change changes the HASHDIFF, which is what drives a new row. augmented satellite, automate_dv.sat; PK PARTY_HKEY; 1 RECORD_SOURCE group(s): OPUS_BJAZ_TRV_LOADER_DATA_MV [1 col(s)].</w:t>
+        <w:t xml:space="preserve">HASHDIFF column HASHDIFF. Recomputed exactly as automate_dv 0.11.5 / sat_multi_source computes it, from the payload stored on the same row. A match proves every payload change changes the HASHDIFF, which is what drives a new row. augmented satellite, automate_dv.sat; PK PARTY_HKEY; 1 RECORD_SOURCE group(s): OPUS_BJAZ_TRV_LOADER_DATA [1 col(s)].</w:t>
       </w:r>
     </w:p>
     <w:p>
@@ -16290,7 +16419,7 @@
                 <w:rFonts w:ascii="Consolas" w:hAnsi="Consolas"/>
                 <w:sz w:val="17"/>
               </w:rPr>
-              <w:t xml:space="preserve">select 'OPUS' as project, 'SAT_AUG_PARTY_BANKING' as satellite, 'OPUS_BJAZ_TRV_LOADER_DATA_MV' as scope,</w:t>
+              <w:t xml:space="preserve">select 'OPUS' as project, 'SAT_AUG_PARTY_BANKING' as satellite, 'OPUS_BJAZ_TRV_LOADER_DATA' as scope,</w:t>
               <w:br/>
               <w:t xml:space="preserve">       count(*) as rows_checked,</w:t>
               <w:br/>
@@ -16304,7 +16433,7 @@
               <w:br/>
               <w:t xml:space="preserve">  from BAGIC_PREPROD_CURATED_DB.BGIL_DATA_MODEL.SAT_AUG_PARTY_BANKING</w:t>
               <w:br/>
-              <w:t xml:space="preserve"> where (RECORD_SOURCE = 'OPUS_BJAZ_TRV_LOADER_DATA_MV');</w:t>
+              <w:t xml:space="preserve"> where (RECORD_SOURCE = 'OPUS_BJAZ_TRV_LOADER_DATA');</w:t>
             </w:r>
           </w:p>
         </w:tc>
@@ -16365,6 +16494,9 @@
       <w:r>
         <w:t xml:space="preserve">44. OPUS — SAT_AUG_PARTY_EMPLOYMENT</w:t>
       </w:r>
+      <w:r>
+        <w:t xml:space="preserve">  [M3]</w:t>
+      </w:r>
     </w:p>
     <w:tbl>
       <w:tblPr>
@@ -16555,7 +16687,7 @@
         <w:t xml:space="preserve">Note: </w:t>
       </w:r>
       <w:r>
-        <w:t xml:space="preserve">HASHDIFF column HASHDIFF. Recomputed exactly as automate_dv 0.11.5 / sat_multi_source computes it, from the payload stored on the same row. A match proves every payload change changes the HASHDIFF, which is what drives a new row. augmented satellite, sat_multi_source; PK PARTY_HKEY; 2 RECORD_SOURCE group(s): OPUS_BA_TRV_DATA_POLICY_DTLS_MV [1 col(s)], OPUS_BJAZ_TRV_LOADER_LOG_TABLE_MV [1 col(s)].</w:t>
+        <w:t xml:space="preserve">HASHDIFF column HASHDIFF. Recomputed exactly as automate_dv 0.11.5 / sat_multi_source computes it, from the payload stored on the same row. A match proves every payload change changes the HASHDIFF, which is what drives a new row. augmented satellite, sat_multi_source; PK PARTY_HKEY; 2 RECORD_SOURCE group(s): OPUS_BA_TRV_DATA_POLICY_DTLS [1 col(s)], OPUS_BJAZ_TRV_LOADER_LOG_TABLE [1 col(s)].</w:t>
       </w:r>
     </w:p>
     <w:p>
@@ -16600,7 +16732,7 @@
               <w:br/>
               <w:t xml:space="preserve">  from BAGIC_PREPROD_CURATED_DB.BGIL_DATA_MODEL.SAT_AUG_PARTY_EMPLOYMENT</w:t>
               <w:br/>
-              <w:t xml:space="preserve"> where (RECORD_SOURCE = 'OPUS_BA_TRV_DATA_POLICY_DTLS_MV') or (RECORD_SOURCE = 'OPUS_BJAZ_TRV_LOADER_LOG_TABLE_MV');</w:t>
+              <w:t xml:space="preserve"> where (RECORD_SOURCE = 'OPUS_BA_TRV_DATA_POLICY_DTLS') or (RECORD_SOURCE = 'OPUS_BJAZ_TRV_LOADER_LOG_TABLE');</w:t>
             </w:r>
           </w:p>
         </w:tc>
@@ -16661,6 +16793,9 @@
       <w:r>
         <w:t xml:space="preserve">45. OPUS — SAT_AUG_PRODUCT_TERMS</w:t>
       </w:r>
+      <w:r>
+        <w:t xml:space="preserve">  [M3]</w:t>
+      </w:r>
     </w:p>
     <w:tbl>
       <w:tblPr>
@@ -16851,7 +16986,7 @@
         <w:t xml:space="preserve">Note: </w:t>
       </w:r>
       <w:r>
-        <w:t xml:space="preserve">HASHDIFF column HASHDIFF. Recomputed exactly as automate_dv 0.11.5 / sat_multi_source computes it, from the payload stored on the same row. A match proves every payload change changes the HASHDIFF, which is what drives a new row. augmented satellite, sat_multi_source; PK PRODUCT_HKEY; 3 RECORD_SOURCE group(s): OPUS_BA_TRV_PLAN_MST_MV [3 col(s)], OPUS_BJAZ_TRV_RATE_MASTER_MV [2 col(s)], OPUS_BJAZ_TRV_PLAN_MV [1 col(s)]. stg2_aug_product_terms_ba_trv_plan_mst_mv_multi_year_yn: column(s) AGE_ELIGIBILITY_BYPASS_INDICATOR, CFT_ELIGIBLE_INDICATOR, PLAN_GEOGRAPHICAL_ZONE could not be traced to RAW on at least one arm -- excluded (first-cut: walk columns from resolved_mt__ views or joined-in stitch columns are not yet inlined into the sampled queries). stg2_aug_product_terms_ba_trv_plan_mst_mv_age_bypass_yn: column(s) CFT_ELIGIBLE_INDICATOR, PLAN_GEOGRAPHICAL_ZONE could not be traced to RAW on at least one arm -- excluded (first-cut: walk columns from resolved_mt__ views or joined-in stitch columns are not yet inlined into the sampled queries). stg2_aug_product_terms_ba_trv_plan_mst_mv_cft_yn: column(s) PLAN_GEOGRAPHICAL_ZONE could not be traced to RAW on at least one arm -- excluded (first-cut: walk columns from resolved_mt__ views or joined-in stitch columns are not yet inlined into the sampled queries). stg2_aug_product_terms_bjaz_trv_rate_master_mv_cft_yn: column(s) AGE_ELIGIBILITY_BYPASS_INDICATOR, MULTI_YEAR_INDICATOR, PLAN_GEOGRAPHICAL_ZONE could not be traced to RAW on at least one arm -- excluded (first-cut: walk columns from resolved_mt__ views or joined-in stitch columns are not yet inlined into the sampled queries). stg2_aug_product_terms_bjaz_trv_plan_mv_area: column(s) AGE_ELIGIBILITY_BYPASS_INDICATOR, CFT_ELIGIBLE_INDICATOR, MULTI_YEAR_INDICATOR could not be traced to RAW on at least one arm -- excluded (first-cut: walk columns from resolved_mt__ views or joined-in stitch columns are not yet inlined into the sampled queries). stg2_aug_product_terms_bjaz_trv_rate_master_mv_area: column(s) AGE_ELIGIBILITY_BYPASS_INDICATOR, MULTI_YEAR_INDICATOR could not be traced to RAW on at least one arm -- excluded (first-cut: walk columns from resolved_mt__ views or joined-in stitch columns are not yet inlined into the sampled queries).</w:t>
+        <w:t xml:space="preserve">HASHDIFF column HASHDIFF. Recomputed exactly as automate_dv 0.11.5 / sat_multi_source computes it, from the payload stored on the same row. A match proves every payload change changes the HASHDIFF, which is what drives a new row. augmented satellite, sat_multi_source; PK PRODUCT_HKEY; 3 RECORD_SOURCE group(s): OPUS_BA_TRV_PLAN_MST [3 col(s)], OPUS_BJAZ_TRV_RATE_MASTER [2 col(s)], OPUS_BJAZ_TRV_PLAN [1 col(s)]. stg2_aug_product_terms_ba_trv_plan_mst_multi_year_yn: column(s) AGE_ELIGIBILITY_BYPASS_INDICATOR, CFT_ELIGIBLE_INDICATOR, PLAN_GEOGRAPHICAL_ZONE could not be traced to RAW on at least one arm -- excluded (first-cut: walk columns from resolved_mt__ views or joined-in stitch columns are not yet inlined into the sampled queries). stg2_aug_product_terms_ba_trv_plan_mst_age_bypass_yn: column(s) CFT_ELIGIBLE_INDICATOR, PLAN_GEOGRAPHICAL_ZONE could not be traced to RAW on at least one arm -- excluded (first-cut: walk columns from resolved_mt__ views or joined-in stitch columns are not yet inlined into the sampled queries). stg2_aug_product_terms_ba_trv_plan_mst_cft_yn: column(s) PLAN_GEOGRAPHICAL_ZONE could not be traced to RAW on at least one arm -- excluded (first-cut: walk columns from resolved_mt__ views or joined-in stitch columns are not yet inlined into the sampled queries). stg2_aug_product_terms_bjaz_trv_rate_master_cft_yn: column(s) AGE_ELIGIBILITY_BYPASS_INDICATOR, MULTI_YEAR_INDICATOR, PLAN_GEOGRAPHICAL_ZONE could not be traced to RAW on at least one arm -- excluded (first-cut: walk columns from resolved_mt__ views or joined-in stitch columns are not yet inlined into the sampled queries). stg2_aug_product_terms_bjaz_trv_plan_area: column(s) AGE_ELIGIBILITY_BYPASS_INDICATOR, CFT_ELIGIBLE_INDICATOR, MULTI_YEAR_INDICATOR could not be traced to RAW on at least one arm -- excluded (first-cut: walk columns from resolved_mt__ views or joined-in stitch columns are not yet inlined into the sampled queries). stg2_aug_product_terms_bjaz_trv_rate_master_area: column(s) AGE_ELIGIBILITY_BYPASS_INDICATOR, MULTI_YEAR_INDICATOR could not be traced to RAW on at least one arm -- excluded (first-cut: walk columns from resolved_mt__ views or joined-in stitch columns are not yet inlined into the sampled queries).</w:t>
       </w:r>
     </w:p>
     <w:p>
@@ -16882,7 +17017,7 @@
                 <w:rFonts w:ascii="Consolas" w:hAnsi="Consolas"/>
                 <w:sz w:val="17"/>
               </w:rPr>
-              <w:t xml:space="preserve">select 'OPUS' as project, 'SAT_AUG_PRODUCT_TERMS' as satellite, 'OPUS_BA_TRV_PLAN_MST_MV' as scope,</w:t>
+              <w:t xml:space="preserve">select 'OPUS' as project, 'SAT_AUG_PRODUCT_TERMS' as satellite, 'OPUS_BA_TRV_PLAN_MST' as scope,</w:t>
               <w:br/>
               <w:t xml:space="preserve">       count(*) as rows_checked,</w:t>
               <w:br/>
@@ -16896,11 +17031,11 @@
               <w:br/>
               <w:t xml:space="preserve">  from BAGIC_PREPROD_CURATED_DB.BGIL_DATA_MODEL.SAT_AUG_PRODUCT_TERMS</w:t>
               <w:br/>
-              <w:t xml:space="preserve"> where (RECORD_SOURCE = 'OPUS_BA_TRV_PLAN_MST_MV')</w:t>
+              <w:t xml:space="preserve"> where (RECORD_SOURCE = 'OPUS_BA_TRV_PLAN_MST')</w:t>
               <w:br/>
               <w:t xml:space="preserve">union all</w:t>
               <w:br/>
-              <w:t xml:space="preserve">select 'OPUS' as project, 'SAT_AUG_PRODUCT_TERMS' as satellite, 'OPUS_BJAZ_TRV_RATE_MASTER_MV' as scope,</w:t>
+              <w:t xml:space="preserve">select 'OPUS' as project, 'SAT_AUG_PRODUCT_TERMS' as satellite, 'OPUS_BJAZ_TRV_RATE_MASTER' as scope,</w:t>
               <w:br/>
               <w:t xml:space="preserve">       count(*) as rows_checked,</w:t>
               <w:br/>
@@ -16914,11 +17049,11 @@
               <w:br/>
               <w:t xml:space="preserve">  from BAGIC_PREPROD_CURATED_DB.BGIL_DATA_MODEL.SAT_AUG_PRODUCT_TERMS</w:t>
               <w:br/>
-              <w:t xml:space="preserve"> where (RECORD_SOURCE = 'OPUS_BJAZ_TRV_RATE_MASTER_MV')</w:t>
+              <w:t xml:space="preserve"> where (RECORD_SOURCE = 'OPUS_BJAZ_TRV_RATE_MASTER')</w:t>
               <w:br/>
               <w:t xml:space="preserve">union all</w:t>
               <w:br/>
-              <w:t xml:space="preserve">select 'OPUS' as project, 'SAT_AUG_PRODUCT_TERMS' as satellite, 'OPUS_BJAZ_TRV_PLAN_MV' as scope,</w:t>
+              <w:t xml:space="preserve">select 'OPUS' as project, 'SAT_AUG_PRODUCT_TERMS' as satellite, 'OPUS_BJAZ_TRV_PLAN' as scope,</w:t>
               <w:br/>
               <w:t xml:space="preserve">       count(*) as rows_checked,</w:t>
               <w:br/>
@@ -16932,7 +17067,7 @@
               <w:br/>
               <w:t xml:space="preserve">  from BAGIC_PREPROD_CURATED_DB.BGIL_DATA_MODEL.SAT_AUG_PRODUCT_TERMS</w:t>
               <w:br/>
-              <w:t xml:space="preserve"> where (RECORD_SOURCE = 'OPUS_BJAZ_TRV_PLAN_MV');</w:t>
+              <w:t xml:space="preserve"> where (RECORD_SOURCE = 'OPUS_BJAZ_TRV_PLAN');</w:t>
             </w:r>
           </w:p>
         </w:tc>
@@ -16993,6 +17128,9 @@
       <w:r>
         <w:t xml:space="preserve">46. OPUS — SAT_AUG_RISK_PERSON_INSURED</w:t>
       </w:r>
+      <w:r>
+        <w:t xml:space="preserve">  [M3]</w:t>
+      </w:r>
     </w:p>
     <w:tbl>
       <w:tblPr>
@@ -17183,7 +17321,7 @@
         <w:t xml:space="preserve">Note: </w:t>
       </w:r>
       <w:r>
-        <w:t xml:space="preserve">HASHDIFF column HASHDIFF. Recomputed exactly as automate_dv 0.11.5 / sat_multi_source computes it, from the payload stored on the same row. A match proves every payload change changes the HASHDIFF, which is what drives a new row. augmented satellite, sat_multi_source; PK RISK_OBJECT_HKEY; 1 RECORD_SOURCE group(s): OPUS_BJAZ_TRV_LOADER_DATA_MV [1 col(s)].</w:t>
+        <w:t xml:space="preserve">HASHDIFF column HASHDIFF. Recomputed exactly as automate_dv 0.11.5 / sat_multi_source computes it, from the payload stored on the same row. A match proves every payload change changes the HASHDIFF, which is what drives a new row. augmented satellite, sat_multi_source; PK RISK_OBJECT_HKEY; 1 RECORD_SOURCE group(s): OPUS_BJAZ_TRV_LOADER_DATA [1 col(s)].</w:t>
       </w:r>
     </w:p>
     <w:p>
@@ -17214,7 +17352,7 @@
                 <w:rFonts w:ascii="Consolas" w:hAnsi="Consolas"/>
                 <w:sz w:val="17"/>
               </w:rPr>
-              <w:t xml:space="preserve">select 'OPUS' as project, 'SAT_AUG_RISK_PERSON_INSURED' as satellite, 'OPUS_BJAZ_TRV_LOADER_DATA_MV' as scope,</w:t>
+              <w:t xml:space="preserve">select 'OPUS' as project, 'SAT_AUG_RISK_PERSON_INSURED' as satellite, 'OPUS_BJAZ_TRV_LOADER_DATA' as scope,</w:t>
               <w:br/>
               <w:t xml:space="preserve">       count(*) as rows_checked,</w:t>
               <w:br/>
@@ -17228,7 +17366,7 @@
               <w:br/>
               <w:t xml:space="preserve">  from BAGIC_PREPROD_CURATED_DB.BGIL_DATA_MODEL.SAT_AUG_RISK_PERSON_INSURED</w:t>
               <w:br/>
-              <w:t xml:space="preserve"> where (RECORD_SOURCE = 'OPUS_BJAZ_TRV_LOADER_DATA_MV');</w:t>
+              <w:t xml:space="preserve"> where (RECORD_SOURCE = 'OPUS_BJAZ_TRV_LOADER_DATA');</w:t>
             </w:r>
           </w:p>
         </w:tc>
@@ -17289,6 +17427,9 @@
       <w:r>
         <w:t xml:space="preserve">47. OPUS — SAT_AUG_RISK_PERSON_TRAVEL</w:t>
       </w:r>
+      <w:r>
+        <w:t xml:space="preserve">  [M3]</w:t>
+      </w:r>
     </w:p>
     <w:tbl>
       <w:tblPr>
@@ -17479,7 +17620,7 @@
         <w:t xml:space="preserve">Note: </w:t>
       </w:r>
       <w:r>
-        <w:t xml:space="preserve">HASHDIFF column HASHDIFF. Recomputed exactly as automate_dv 0.11.5 / sat_multi_source computes it, from the payload stored on the same row. A match proves every payload change changes the HASHDIFF, which is what drives a new row. augmented satellite, sat_multi_source; PK RISK_OBJECT_HKEY; 1 RECORD_SOURCE group(s): OPUS_BJAZ_TRV_LOADER_DATA_MV [2 col(s)].</w:t>
+        <w:t xml:space="preserve">HASHDIFF column HASHDIFF. Recomputed exactly as automate_dv 0.11.5 / sat_multi_source computes it, from the payload stored on the same row. A match proves every payload change changes the HASHDIFF, which is what drives a new row. augmented satellite, sat_multi_source; PK RISK_OBJECT_HKEY; 1 RECORD_SOURCE group(s): OPUS_BJAZ_TRV_LOADER_DATA [2 col(s)].</w:t>
       </w:r>
     </w:p>
     <w:p>
@@ -17510,7 +17651,7 @@
                 <w:rFonts w:ascii="Consolas" w:hAnsi="Consolas"/>
                 <w:sz w:val="17"/>
               </w:rPr>
-              <w:t xml:space="preserve">select 'OPUS' as project, 'SAT_AUG_RISK_PERSON_TRAVEL' as satellite, 'OPUS_BJAZ_TRV_LOADER_DATA_MV' as scope,</w:t>
+              <w:t xml:space="preserve">select 'OPUS' as project, 'SAT_AUG_RISK_PERSON_TRAVEL' as satellite, 'OPUS_BJAZ_TRV_LOADER_DATA' as scope,</w:t>
               <w:br/>
               <w:t xml:space="preserve">       count(*) as rows_checked,</w:t>
               <w:br/>
@@ -17524,7 +17665,7 @@
               <w:br/>
               <w:t xml:space="preserve">  from BAGIC_PREPROD_CURATED_DB.BGIL_DATA_MODEL.SAT_AUG_RISK_PERSON_TRAVEL</w:t>
               <w:br/>
-              <w:t xml:space="preserve"> where (RECORD_SOURCE = 'OPUS_BJAZ_TRV_LOADER_DATA_MV');</w:t>
+              <w:t xml:space="preserve"> where (RECORD_SOURCE = 'OPUS_BJAZ_TRV_LOADER_DATA');</w:t>
             </w:r>
           </w:p>
         </w:tc>
@@ -17584,6 +17725,9 @@
       </w:pPr>
       <w:r>
         <w:t xml:space="preserve">48. OPUS — CDC result (all satellites)</w:t>
+      </w:r>
+      <w:r>
+        <w:t xml:space="preserve">  [M3]</w:t>
       </w:r>
     </w:p>
     <w:tbl>

--- a/BGIL_DBT/validation/travel/DM-H/DM-H1_OPUS.docx
+++ b/BGIL_DBT/validation/travel/DM-H/DM-H1_OPUS.docx
@@ -3319,9 +3319,6 @@
       <w:r>
         <w:t xml:space="preserve">1. SETUP — CDC test set-up (run once)</w:t>
       </w:r>
-      <w:r>
-        <w:t xml:space="preserve">  [M1]</w:t>
-      </w:r>
     </w:p>
     <w:tbl>
       <w:tblPr>
@@ -3626,9 +3623,6 @@
       <w:r>
         <w:t xml:space="preserve">2. OPUS — CDC before / after test procedure</w:t>
       </w:r>
-      <w:r>
-        <w:t xml:space="preserve">  [M1]</w:t>
-      </w:r>
     </w:p>
     <w:tbl>
       <w:tblPr>
@@ -3945,9 +3939,6 @@
       <w:r>
         <w:t xml:space="preserve">3. OPUS — SAT_COMMON_ADDRESS</w:t>
       </w:r>
-      <w:r>
-        <w:t xml:space="preserve">  [M1]</w:t>
-      </w:r>
     </w:p>
     <w:tbl>
       <w:tblPr>
@@ -4262,9 +4253,6 @@
       <w:r>
         <w:t xml:space="preserve">4. OPUS — SAT_COMMON_CLASSIFICATION</w:t>
       </w:r>
-      <w:r>
-        <w:t xml:space="preserve">  [M1]</w:t>
-      </w:r>
     </w:p>
     <w:tbl>
       <w:tblPr>
@@ -4561,9 +4549,6 @@
       <w:r>
         <w:t xml:space="preserve">5. OPUS — SAT_COMMON_CONTACT</w:t>
       </w:r>
-      <w:r>
-        <w:t xml:space="preserve">  [M1]</w:t>
-      </w:r>
     </w:p>
     <w:tbl>
       <w:tblPr>
@@ -4846,9 +4831,6 @@
       <w:r>
         <w:t xml:space="preserve">6. OPUS — SAT_COVERAGE_CONDITIONS</w:t>
       </w:r>
-      <w:r>
-        <w:t xml:space="preserve">  [M1]</w:t>
-      </w:r>
     </w:p>
     <w:tbl>
       <w:tblPr>
@@ -5145,9 +5127,6 @@
       <w:r>
         <w:t xml:space="preserve">7. OPUS — SAT_COVERAGE_DEFINITION</w:t>
       </w:r>
-      <w:r>
-        <w:t xml:space="preserve">  [M1]</w:t>
-      </w:r>
     </w:p>
     <w:tbl>
       <w:tblPr>
@@ -5480,9 +5459,6 @@
       <w:r>
         <w:t xml:space="preserve">8. OPUS — SAT_COVERAGE_LIMITS</w:t>
       </w:r>
-      <w:r>
-        <w:t xml:space="preserve">  [M1]</w:t>
-      </w:r>
     </w:p>
     <w:tbl>
       <w:tblPr>
@@ -5797,9 +5773,6 @@
       <w:r>
         <w:t xml:space="preserve">9. OPUS — SAT_FINTXN_COMMISSION</w:t>
       </w:r>
-      <w:r>
-        <w:t xml:space="preserve">  [M1]</w:t>
-      </w:r>
     </w:p>
     <w:tbl>
       <w:tblPr>
@@ -6114,9 +6087,6 @@
       <w:r>
         <w:t xml:space="preserve">10. OPUS — SAT_FINTXN_HEADER</w:t>
       </w:r>
-      <w:r>
-        <w:t xml:space="preserve">  [M1]</w:t>
-      </w:r>
     </w:p>
     <w:tbl>
       <w:tblPr>
@@ -6413,9 +6383,6 @@
       <w:r>
         <w:t xml:space="preserve">11. OPUS — SAT_FINTXN_PREMIUM</w:t>
       </w:r>
-      <w:r>
-        <w:t xml:space="preserve">  [M1]</w:t>
-      </w:r>
     </w:p>
     <w:tbl>
       <w:tblPr>
@@ -6748,9 +6715,6 @@
       <w:r>
         <w:t xml:space="preserve">12. OPUS — SAT_FINTXN_TAX</w:t>
       </w:r>
-      <w:r>
-        <w:t xml:space="preserve">  [M1]</w:t>
-      </w:r>
     </w:p>
     <w:tbl>
       <w:tblPr>
@@ -7033,9 +6997,6 @@
       <w:r>
         <w:t xml:space="preserve">13. OPUS — SAT_FIN_CHARGE_RATE</w:t>
       </w:r>
-      <w:r>
-        <w:t xml:space="preserve">  [M1]</w:t>
-      </w:r>
     </w:p>
     <w:tbl>
       <w:tblPr>
@@ -7332,9 +7293,6 @@
       <w:r>
         <w:t xml:space="preserve">14. OPUS — SAT_FIN_RECEIPT</w:t>
       </w:r>
-      <w:r>
-        <w:t xml:space="preserve">  [M1]</w:t>
-      </w:r>
     </w:p>
     <w:tbl>
       <w:tblPr>
@@ -7649,9 +7607,6 @@
       <w:r>
         <w:t xml:space="preserve">15. OPUS — SAT_LNK_ROLE_NOMINEE_BENEFICIARY</w:t>
       </w:r>
-      <w:r>
-        <w:t xml:space="preserve">  [M1]</w:t>
-      </w:r>
     </w:p>
     <w:tbl>
       <w:tblPr>
@@ -7948,9 +7903,6 @@
       <w:r>
         <w:t xml:space="preserve">16. OPUS — SAT_ORG_UNIT_DEFINITION</w:t>
       </w:r>
-      <w:r>
-        <w:t xml:space="preserve">  [M1]</w:t>
-      </w:r>
     </w:p>
     <w:tbl>
       <w:tblPr>
@@ -8247,9 +8199,6 @@
       <w:r>
         <w:t xml:space="preserve">17. OPUS — SAT_PARTY_EMPLOYMENT</w:t>
       </w:r>
-      <w:r>
-        <w:t xml:space="preserve">  [M2]</w:t>
-      </w:r>
     </w:p>
     <w:tbl>
       <w:tblPr>
@@ -8564,9 +8513,6 @@
       <w:r>
         <w:t xml:space="preserve">18. OPUS — SAT_PARTY_HEALTH_PROFILE</w:t>
       </w:r>
-      <w:r>
-        <w:t xml:space="preserve">  [M2]</w:t>
-      </w:r>
     </w:p>
     <w:tbl>
       <w:tblPr>
@@ -8863,9 +8809,6 @@
       <w:r>
         <w:t xml:space="preserve">19. OPUS — SAT_PARTY_IDENTIFICATION</w:t>
       </w:r>
-      <w:r>
-        <w:t xml:space="preserve">  [M2]</w:t>
-      </w:r>
     </w:p>
     <w:tbl>
       <w:tblPr>
@@ -9148,9 +9091,6 @@
       <w:r>
         <w:t xml:space="preserve">20. OPUS — SAT_PARTY_IDENTITY</w:t>
       </w:r>
-      <w:r>
-        <w:t xml:space="preserve">  [M2]</w:t>
-      </w:r>
     </w:p>
     <w:tbl>
       <w:tblPr>
@@ -9483,9 +9423,6 @@
       <w:r>
         <w:t xml:space="preserve">21. OPUS — SAT_PARTY_INDIVIDUAL_DEMOGRAPHICS</w:t>
       </w:r>
-      <w:r>
-        <w:t xml:space="preserve">  [M2]</w:t>
-      </w:r>
     </w:p>
     <w:tbl>
       <w:tblPr>
@@ -9782,9 +9719,6 @@
       <w:r>
         <w:t xml:space="preserve">22. OPUS — SAT_POLICY_CLASSIFICATION</w:t>
       </w:r>
-      <w:r>
-        <w:t xml:space="preserve">  [M2]</w:t>
-      </w:r>
     </w:p>
     <w:tbl>
       <w:tblPr>
@@ -10067,9 +10001,6 @@
       <w:r>
         <w:t xml:space="preserve">23. OPUS — SAT_POLICY_HEADER</w:t>
       </w:r>
-      <w:r>
-        <w:t xml:space="preserve">  [M2]</w:t>
-      </w:r>
     </w:p>
     <w:tbl>
       <w:tblPr>
@@ -10420,9 +10351,6 @@
       <w:r>
         <w:t xml:space="preserve">24. OPUS — SAT_POLICY_TERMS</w:t>
       </w:r>
-      <w:r>
-        <w:t xml:space="preserve">  [M2]</w:t>
-      </w:r>
     </w:p>
     <w:tbl>
       <w:tblPr>
@@ -10719,9 +10647,6 @@
       <w:r>
         <w:t xml:space="preserve">25. OPUS — SAT_PRODUCT_DEFINITION</w:t>
       </w:r>
-      <w:r>
-        <w:t xml:space="preserve">  [M2]</w:t>
-      </w:r>
     </w:p>
     <w:tbl>
       <w:tblPr>
@@ -11054,9 +10979,6 @@
       <w:r>
         <w:t xml:space="preserve">26. OPUS — SAT_PRODUCT_RATING_FACTOR</w:t>
       </w:r>
-      <w:r>
-        <w:t xml:space="preserve">  [M2]</w:t>
-      </w:r>
     </w:p>
     <w:tbl>
       <w:tblPr>
@@ -11339,9 +11261,6 @@
       <w:r>
         <w:t xml:space="preserve">27. OPUS — SAT_PRODUCT_RATING_STRUCTURE</w:t>
       </w:r>
-      <w:r>
-        <w:t xml:space="preserve">  [M2]</w:t>
-      </w:r>
     </w:p>
     <w:tbl>
       <w:tblPr>
@@ -11638,9 +11557,6 @@
       <w:r>
         <w:t xml:space="preserve">28. OPUS — SAT_PRODUCT_TERMS</w:t>
       </w:r>
-      <w:r>
-        <w:t xml:space="preserve">  [M2]</w:t>
-      </w:r>
     </w:p>
     <w:tbl>
       <w:tblPr>
@@ -11955,9 +11871,6 @@
       <w:r>
         <w:t xml:space="preserve">29. OPUS — SAT_PROPOSAL_UNDERWRITING</w:t>
       </w:r>
-      <w:r>
-        <w:t xml:space="preserve">  [M2]</w:t>
-      </w:r>
     </w:p>
     <w:tbl>
       <w:tblPr>
@@ -12254,9 +12167,6 @@
       <w:r>
         <w:t xml:space="preserve">30. OPUS — SAT_QUOTE_HEADER</w:t>
       </w:r>
-      <w:r>
-        <w:t xml:space="preserve">  [M2]</w:t>
-      </w:r>
     </w:p>
     <w:tbl>
       <w:tblPr>
@@ -12553,9 +12463,6 @@
       <w:r>
         <w:t xml:space="preserve">31. OPUS — SAT_RISK_MOTOR_DRIVER</w:t>
       </w:r>
-      <w:r>
-        <w:t xml:space="preserve">  [M2]</w:t>
-      </w:r>
     </w:p>
     <w:tbl>
       <w:tblPr>
@@ -12852,9 +12759,6 @@
       <w:r>
         <w:t xml:space="preserve">32. OPUS — SAT_RISK_MOTOR_VEHICLE</w:t>
       </w:r>
-      <w:r>
-        <w:t xml:space="preserve">  [M2]</w:t>
-      </w:r>
     </w:p>
     <w:tbl>
       <w:tblPr>
@@ -13151,9 +13055,6 @@
       <w:r>
         <w:t xml:space="preserve">33. OPUS — SAT_RISK_OBJECT_CORE</w:t>
       </w:r>
-      <w:r>
-        <w:t xml:space="preserve">  [M3]</w:t>
-      </w:r>
     </w:p>
     <w:tbl>
       <w:tblPr>
@@ -13450,9 +13351,6 @@
       <w:r>
         <w:t xml:space="preserve">34. OPUS — SAT_RISK_PERSON_INSURED</w:t>
       </w:r>
-      <w:r>
-        <w:t xml:space="preserve">  [M3]</w:t>
-      </w:r>
     </w:p>
     <w:tbl>
       <w:tblPr>
@@ -13749,9 +13647,6 @@
       <w:r>
         <w:t xml:space="preserve">35. OPUS — SAT_RISK_PERSON_TRAVEL</w:t>
       </w:r>
-      <w:r>
-        <w:t xml:space="preserve">  [M3]</w:t>
-      </w:r>
     </w:p>
     <w:tbl>
       <w:tblPr>
@@ -14066,9 +13961,6 @@
       <w:r>
         <w:t xml:space="preserve">36. OPUS — SAT_AUG_COMMON_COMMUNICATION_PREFERENCE</w:t>
       </w:r>
-      <w:r>
-        <w:t xml:space="preserve">  [M3]</w:t>
-      </w:r>
     </w:p>
     <w:tbl>
       <w:tblPr>
@@ -14365,9 +14257,6 @@
       <w:r>
         <w:t xml:space="preserve">37. OPUS — SAT_AUG_COVERAGE_DEFINITION</w:t>
       </w:r>
-      <w:r>
-        <w:t xml:space="preserve">  [M3]</w:t>
-      </w:r>
     </w:p>
     <w:tbl>
       <w:tblPr>
@@ -14664,9 +14553,6 @@
       <w:r>
         <w:t xml:space="preserve">38. OPUS — SAT_AUG_COVERAGE_LIMITS</w:t>
       </w:r>
-      <w:r>
-        <w:t xml:space="preserve">  [M3]</w:t>
-      </w:r>
     </w:p>
     <w:tbl>
       <w:tblPr>
@@ -14963,9 +14849,6 @@
       <w:r>
         <w:t xml:space="preserve">39. OPUS — SAT_AUG_COVERAGE_RATING</w:t>
       </w:r>
-      <w:r>
-        <w:t xml:space="preserve">  [M3]</w:t>
-      </w:r>
     </w:p>
     <w:tbl>
       <w:tblPr>
@@ -15280,9 +15163,6 @@
       <w:r>
         <w:t xml:space="preserve">40. OPUS — SAT_AUG_FINTXN_PREMIUM</w:t>
       </w:r>
-      <w:r>
-        <w:t xml:space="preserve">  [M3]</w:t>
-      </w:r>
     </w:p>
     <w:tbl>
       <w:tblPr>
@@ -15597,9 +15477,6 @@
       <w:r>
         <w:t xml:space="preserve">41. OPUS — SAT_AUG_LNK_PARTY_ROLE_CORE</w:t>
       </w:r>
-      <w:r>
-        <w:t xml:space="preserve">  [M3]</w:t>
-      </w:r>
     </w:p>
     <w:tbl>
       <w:tblPr>
@@ -15896,9 +15773,6 @@
       <w:r>
         <w:t xml:space="preserve">42. OPUS — SAT_AUG_LNK_ROLE_CUSTOMER</w:t>
       </w:r>
-      <w:r>
-        <w:t xml:space="preserve">  [M3]</w:t>
-      </w:r>
     </w:p>
     <w:tbl>
       <w:tblPr>
@@ -16195,9 +16069,6 @@
       <w:r>
         <w:t xml:space="preserve">43. OPUS — SAT_AUG_PARTY_BANKING</w:t>
       </w:r>
-      <w:r>
-        <w:t xml:space="preserve">  [M3]</w:t>
-      </w:r>
     </w:p>
     <w:tbl>
       <w:tblPr>
@@ -16494,9 +16365,6 @@
       <w:r>
         <w:t xml:space="preserve">44. OPUS — SAT_AUG_PARTY_EMPLOYMENT</w:t>
       </w:r>
-      <w:r>
-        <w:t xml:space="preserve">  [M3]</w:t>
-      </w:r>
     </w:p>
     <w:tbl>
       <w:tblPr>
@@ -16793,9 +16661,6 @@
       <w:r>
         <w:t xml:space="preserve">45. OPUS — SAT_AUG_PRODUCT_TERMS</w:t>
       </w:r>
-      <w:r>
-        <w:t xml:space="preserve">  [M3]</w:t>
-      </w:r>
     </w:p>
     <w:tbl>
       <w:tblPr>
@@ -17128,9 +16993,6 @@
       <w:r>
         <w:t xml:space="preserve">46. OPUS — SAT_AUG_RISK_PERSON_INSURED</w:t>
       </w:r>
-      <w:r>
-        <w:t xml:space="preserve">  [M3]</w:t>
-      </w:r>
     </w:p>
     <w:tbl>
       <w:tblPr>
@@ -17427,9 +17289,6 @@
       <w:r>
         <w:t xml:space="preserve">47. OPUS — SAT_AUG_RISK_PERSON_TRAVEL</w:t>
       </w:r>
-      <w:r>
-        <w:t xml:space="preserve">  [M3]</w:t>
-      </w:r>
     </w:p>
     <w:tbl>
       <w:tblPr>
@@ -17725,9 +17584,6 @@
       </w:pPr>
       <w:r>
         <w:t xml:space="preserve">48. OPUS — CDC result (all satellites)</w:t>
-      </w:r>
-      <w:r>
-        <w:t xml:space="preserve">  [M3]</w:t>
       </w:r>
     </w:p>
     <w:tbl>

--- a/BGIL_DBT/validation/travel/DM-H/DM-H1_OPUS.docx
+++ b/BGIL_DBT/validation/travel/DM-H/DM-H1_OPUS.docx
@@ -545,7 +545,7 @@
           </w:tcPr>
           <w:p>
             <w:r>
-              <w:t xml:space="preserve">CDC test set-up (run once)</w:t>
+              <w:t xml:space="preserve">CDC test set-up (run once)  [M1]</w:t>
             </w:r>
           </w:p>
         </w:tc>
@@ -603,7 +603,7 @@
           </w:tcPr>
           <w:p>
             <w:r>
-              <w:t xml:space="preserve">CDC before / after test procedure</w:t>
+              <w:t xml:space="preserve">CDC before / after test procedure  [M1]</w:t>
             </w:r>
           </w:p>
         </w:tc>
@@ -661,7 +661,7 @@
           </w:tcPr>
           <w:p>
             <w:r>
-              <w:t xml:space="preserve">SAT_COMMON_ADDRESS</w:t>
+              <w:t xml:space="preserve">SAT_COMMON_ADDRESS  [M1]</w:t>
             </w:r>
           </w:p>
         </w:tc>
@@ -719,7 +719,7 @@
           </w:tcPr>
           <w:p>
             <w:r>
-              <w:t xml:space="preserve">SAT_COMMON_CLASSIFICATION</w:t>
+              <w:t xml:space="preserve">SAT_COMMON_CLASSIFICATION  [M1]</w:t>
             </w:r>
           </w:p>
         </w:tc>
@@ -777,7 +777,7 @@
           </w:tcPr>
           <w:p>
             <w:r>
-              <w:t xml:space="preserve">SAT_COMMON_CONTACT</w:t>
+              <w:t xml:space="preserve">SAT_COMMON_CONTACT  [M1]</w:t>
             </w:r>
           </w:p>
         </w:tc>
@@ -835,7 +835,7 @@
           </w:tcPr>
           <w:p>
             <w:r>
-              <w:t xml:space="preserve">SAT_COVERAGE_CONDITIONS</w:t>
+              <w:t xml:space="preserve">SAT_COVERAGE_CONDITIONS  [M1]</w:t>
             </w:r>
           </w:p>
         </w:tc>
@@ -893,7 +893,7 @@
           </w:tcPr>
           <w:p>
             <w:r>
-              <w:t xml:space="preserve">SAT_COVERAGE_DEFINITION</w:t>
+              <w:t xml:space="preserve">SAT_COVERAGE_DEFINITION  [M1]</w:t>
             </w:r>
           </w:p>
         </w:tc>
@@ -951,7 +951,7 @@
           </w:tcPr>
           <w:p>
             <w:r>
-              <w:t xml:space="preserve">SAT_COVERAGE_LIMITS</w:t>
+              <w:t xml:space="preserve">SAT_COVERAGE_LIMITS  [M1]</w:t>
             </w:r>
           </w:p>
         </w:tc>
@@ -1009,7 +1009,7 @@
           </w:tcPr>
           <w:p>
             <w:r>
-              <w:t xml:space="preserve">SAT_FINTXN_COMMISSION</w:t>
+              <w:t xml:space="preserve">SAT_FINTXN_COMMISSION  [M1]</w:t>
             </w:r>
           </w:p>
         </w:tc>
@@ -1067,7 +1067,7 @@
           </w:tcPr>
           <w:p>
             <w:r>
-              <w:t xml:space="preserve">SAT_FINTXN_HEADER</w:t>
+              <w:t xml:space="preserve">SAT_FINTXN_HEADER  [M1]</w:t>
             </w:r>
           </w:p>
         </w:tc>
@@ -1125,7 +1125,7 @@
           </w:tcPr>
           <w:p>
             <w:r>
-              <w:t xml:space="preserve">SAT_FINTXN_PREMIUM</w:t>
+              <w:t xml:space="preserve">SAT_FINTXN_PREMIUM  [M1]</w:t>
             </w:r>
           </w:p>
         </w:tc>
@@ -1183,7 +1183,7 @@
           </w:tcPr>
           <w:p>
             <w:r>
-              <w:t xml:space="preserve">SAT_FINTXN_TAX</w:t>
+              <w:t xml:space="preserve">SAT_FINTXN_TAX  [M1]</w:t>
             </w:r>
           </w:p>
         </w:tc>
@@ -1241,7 +1241,7 @@
           </w:tcPr>
           <w:p>
             <w:r>
-              <w:t xml:space="preserve">SAT_FIN_CHARGE_RATE</w:t>
+              <w:t xml:space="preserve">SAT_FIN_CHARGE_RATE  [M1]</w:t>
             </w:r>
           </w:p>
         </w:tc>
@@ -1299,7 +1299,7 @@
           </w:tcPr>
           <w:p>
             <w:r>
-              <w:t xml:space="preserve">SAT_FIN_RECEIPT</w:t>
+              <w:t xml:space="preserve">SAT_FIN_RECEIPT  [M1]</w:t>
             </w:r>
           </w:p>
         </w:tc>
@@ -1357,7 +1357,7 @@
           </w:tcPr>
           <w:p>
             <w:r>
-              <w:t xml:space="preserve">SAT_LNK_ROLE_NOMINEE_BENEFICIARY</w:t>
+              <w:t xml:space="preserve">SAT_LNK_ROLE_NOMINEE_BENEFICIARY  [M1]</w:t>
             </w:r>
           </w:p>
         </w:tc>
@@ -1415,7 +1415,7 @@
           </w:tcPr>
           <w:p>
             <w:r>
-              <w:t xml:space="preserve">SAT_ORG_UNIT_DEFINITION</w:t>
+              <w:t xml:space="preserve">SAT_ORG_UNIT_DEFINITION  [M1]</w:t>
             </w:r>
           </w:p>
         </w:tc>
@@ -1473,7 +1473,7 @@
           </w:tcPr>
           <w:p>
             <w:r>
-              <w:t xml:space="preserve">SAT_PARTY_EMPLOYMENT</w:t>
+              <w:t xml:space="preserve">SAT_PARTY_EMPLOYMENT  [M2]</w:t>
             </w:r>
           </w:p>
         </w:tc>
@@ -1531,7 +1531,7 @@
           </w:tcPr>
           <w:p>
             <w:r>
-              <w:t xml:space="preserve">SAT_PARTY_HEALTH_PROFILE</w:t>
+              <w:t xml:space="preserve">SAT_PARTY_HEALTH_PROFILE  [M2]</w:t>
             </w:r>
           </w:p>
         </w:tc>
@@ -1589,7 +1589,7 @@
           </w:tcPr>
           <w:p>
             <w:r>
-              <w:t xml:space="preserve">SAT_PARTY_IDENTIFICATION</w:t>
+              <w:t xml:space="preserve">SAT_PARTY_IDENTIFICATION  [M2]</w:t>
             </w:r>
           </w:p>
         </w:tc>
@@ -1647,7 +1647,7 @@
           </w:tcPr>
           <w:p>
             <w:r>
-              <w:t xml:space="preserve">SAT_PARTY_IDENTITY</w:t>
+              <w:t xml:space="preserve">SAT_PARTY_IDENTITY  [M2]</w:t>
             </w:r>
           </w:p>
         </w:tc>
@@ -1705,7 +1705,7 @@
           </w:tcPr>
           <w:p>
             <w:r>
-              <w:t xml:space="preserve">SAT_PARTY_INDIVIDUAL_DEMOGRAPHICS</w:t>
+              <w:t xml:space="preserve">SAT_PARTY_INDIVIDUAL_DEMOGRAPHICS  [M2]</w:t>
             </w:r>
           </w:p>
         </w:tc>
@@ -1763,7 +1763,7 @@
           </w:tcPr>
           <w:p>
             <w:r>
-              <w:t xml:space="preserve">SAT_POLICY_CLASSIFICATION</w:t>
+              <w:t xml:space="preserve">SAT_POLICY_CLASSIFICATION  [M2]</w:t>
             </w:r>
           </w:p>
         </w:tc>
@@ -1821,7 +1821,7 @@
           </w:tcPr>
           <w:p>
             <w:r>
-              <w:t xml:space="preserve">SAT_POLICY_HEADER</w:t>
+              <w:t xml:space="preserve">SAT_POLICY_HEADER  [M2]</w:t>
             </w:r>
           </w:p>
         </w:tc>
@@ -1879,7 +1879,7 @@
           </w:tcPr>
           <w:p>
             <w:r>
-              <w:t xml:space="preserve">SAT_POLICY_TERMS</w:t>
+              <w:t xml:space="preserve">SAT_POLICY_TERMS  [M2]</w:t>
             </w:r>
           </w:p>
         </w:tc>
@@ -1937,7 +1937,7 @@
           </w:tcPr>
           <w:p>
             <w:r>
-              <w:t xml:space="preserve">SAT_PRODUCT_DEFINITION</w:t>
+              <w:t xml:space="preserve">SAT_PRODUCT_DEFINITION  [M2]</w:t>
             </w:r>
           </w:p>
         </w:tc>
@@ -1995,7 +1995,7 @@
           </w:tcPr>
           <w:p>
             <w:r>
-              <w:t xml:space="preserve">SAT_PRODUCT_RATING_FACTOR</w:t>
+              <w:t xml:space="preserve">SAT_PRODUCT_RATING_FACTOR  [M2]</w:t>
             </w:r>
           </w:p>
         </w:tc>
@@ -2053,7 +2053,7 @@
           </w:tcPr>
           <w:p>
             <w:r>
-              <w:t xml:space="preserve">SAT_PRODUCT_RATING_STRUCTURE</w:t>
+              <w:t xml:space="preserve">SAT_PRODUCT_RATING_STRUCTURE  [M2]</w:t>
             </w:r>
           </w:p>
         </w:tc>
@@ -2111,7 +2111,7 @@
           </w:tcPr>
           <w:p>
             <w:r>
-              <w:t xml:space="preserve">SAT_PRODUCT_TERMS</w:t>
+              <w:t xml:space="preserve">SAT_PRODUCT_TERMS  [M2]</w:t>
             </w:r>
           </w:p>
         </w:tc>
@@ -2169,7 +2169,7 @@
           </w:tcPr>
           <w:p>
             <w:r>
-              <w:t xml:space="preserve">SAT_PROPOSAL_UNDERWRITING</w:t>
+              <w:t xml:space="preserve">SAT_PROPOSAL_UNDERWRITING  [M2]</w:t>
             </w:r>
           </w:p>
         </w:tc>
@@ -2227,7 +2227,7 @@
           </w:tcPr>
           <w:p>
             <w:r>
-              <w:t xml:space="preserve">SAT_QUOTE_HEADER</w:t>
+              <w:t xml:space="preserve">SAT_QUOTE_HEADER  [M2]</w:t>
             </w:r>
           </w:p>
         </w:tc>
@@ -2285,7 +2285,7 @@
           </w:tcPr>
           <w:p>
             <w:r>
-              <w:t xml:space="preserve">SAT_RISK_MOTOR_DRIVER</w:t>
+              <w:t xml:space="preserve">SAT_RISK_MOTOR_DRIVER  [M2]</w:t>
             </w:r>
           </w:p>
         </w:tc>
@@ -2343,7 +2343,7 @@
           </w:tcPr>
           <w:p>
             <w:r>
-              <w:t xml:space="preserve">SAT_RISK_MOTOR_VEHICLE</w:t>
+              <w:t xml:space="preserve">SAT_RISK_MOTOR_VEHICLE  [M2]</w:t>
             </w:r>
           </w:p>
         </w:tc>
@@ -2401,7 +2401,7 @@
           </w:tcPr>
           <w:p>
             <w:r>
-              <w:t xml:space="preserve">SAT_RISK_OBJECT_CORE</w:t>
+              <w:t xml:space="preserve">SAT_RISK_OBJECT_CORE  [M3]</w:t>
             </w:r>
           </w:p>
         </w:tc>
@@ -2459,7 +2459,7 @@
           </w:tcPr>
           <w:p>
             <w:r>
-              <w:t xml:space="preserve">SAT_RISK_PERSON_INSURED</w:t>
+              <w:t xml:space="preserve">SAT_RISK_PERSON_INSURED  [M3]</w:t>
             </w:r>
           </w:p>
         </w:tc>
@@ -2517,7 +2517,7 @@
           </w:tcPr>
           <w:p>
             <w:r>
-              <w:t xml:space="preserve">SAT_RISK_PERSON_TRAVEL</w:t>
+              <w:t xml:space="preserve">SAT_RISK_PERSON_TRAVEL  [M3]</w:t>
             </w:r>
           </w:p>
         </w:tc>
@@ -2575,7 +2575,7 @@
           </w:tcPr>
           <w:p>
             <w:r>
-              <w:t xml:space="preserve">SAT_AUG_COMMON_COMMUNICATION_PREFERENCE</w:t>
+              <w:t xml:space="preserve">SAT_AUG_COMMON_COMMUNICATION_PREFERENCE  [M3]</w:t>
             </w:r>
           </w:p>
         </w:tc>
@@ -2633,7 +2633,7 @@
           </w:tcPr>
           <w:p>
             <w:r>
-              <w:t xml:space="preserve">SAT_AUG_COVERAGE_DEFINITION</w:t>
+              <w:t xml:space="preserve">SAT_AUG_COVERAGE_DEFINITION  [M3]</w:t>
             </w:r>
           </w:p>
         </w:tc>
@@ -2691,7 +2691,7 @@
           </w:tcPr>
           <w:p>
             <w:r>
-              <w:t xml:space="preserve">SAT_AUG_COVERAGE_LIMITS</w:t>
+              <w:t xml:space="preserve">SAT_AUG_COVERAGE_LIMITS  [M3]</w:t>
             </w:r>
           </w:p>
         </w:tc>
@@ -2749,7 +2749,7 @@
           </w:tcPr>
           <w:p>
             <w:r>
-              <w:t xml:space="preserve">SAT_AUG_COVERAGE_RATING</w:t>
+              <w:t xml:space="preserve">SAT_AUG_COVERAGE_RATING  [M3]</w:t>
             </w:r>
           </w:p>
         </w:tc>
@@ -2807,7 +2807,7 @@
           </w:tcPr>
           <w:p>
             <w:r>
-              <w:t xml:space="preserve">SAT_AUG_FINTXN_PREMIUM</w:t>
+              <w:t xml:space="preserve">SAT_AUG_FINTXN_PREMIUM  [M3]</w:t>
             </w:r>
           </w:p>
         </w:tc>
@@ -2865,7 +2865,7 @@
           </w:tcPr>
           <w:p>
             <w:r>
-              <w:t xml:space="preserve">SAT_AUG_LNK_PARTY_ROLE_CORE</w:t>
+              <w:t xml:space="preserve">SAT_AUG_LNK_PARTY_ROLE_CORE  [M3]</w:t>
             </w:r>
           </w:p>
         </w:tc>
@@ -2923,7 +2923,7 @@
           </w:tcPr>
           <w:p>
             <w:r>
-              <w:t xml:space="preserve">SAT_AUG_LNK_ROLE_CUSTOMER</w:t>
+              <w:t xml:space="preserve">SAT_AUG_LNK_ROLE_CUSTOMER  [M3]</w:t>
             </w:r>
           </w:p>
         </w:tc>
@@ -2981,7 +2981,7 @@
           </w:tcPr>
           <w:p>
             <w:r>
-              <w:t xml:space="preserve">SAT_AUG_PARTY_BANKING</w:t>
+              <w:t xml:space="preserve">SAT_AUG_PARTY_BANKING  [M3]</w:t>
             </w:r>
           </w:p>
         </w:tc>
@@ -3039,7 +3039,7 @@
           </w:tcPr>
           <w:p>
             <w:r>
-              <w:t xml:space="preserve">SAT_AUG_PARTY_EMPLOYMENT</w:t>
+              <w:t xml:space="preserve">SAT_AUG_PARTY_EMPLOYMENT  [M3]</w:t>
             </w:r>
           </w:p>
         </w:tc>
@@ -3097,7 +3097,7 @@
           </w:tcPr>
           <w:p>
             <w:r>
-              <w:t xml:space="preserve">SAT_AUG_PRODUCT_TERMS</w:t>
+              <w:t xml:space="preserve">SAT_AUG_PRODUCT_TERMS  [M3]</w:t>
             </w:r>
           </w:p>
         </w:tc>
@@ -3155,7 +3155,7 @@
           </w:tcPr>
           <w:p>
             <w:r>
-              <w:t xml:space="preserve">SAT_AUG_RISK_PERSON_INSURED</w:t>
+              <w:t xml:space="preserve">SAT_AUG_RISK_PERSON_INSURED  [M3]</w:t>
             </w:r>
           </w:p>
         </w:tc>
@@ -3213,7 +3213,7 @@
           </w:tcPr>
           <w:p>
             <w:r>
-              <w:t xml:space="preserve">SAT_AUG_RISK_PERSON_TRAVEL</w:t>
+              <w:t xml:space="preserve">SAT_AUG_RISK_PERSON_TRAVEL  [M3]</w:t>
             </w:r>
           </w:p>
         </w:tc>
@@ -3271,7 +3271,7 @@
           </w:tcPr>
           <w:p>
             <w:r>
-              <w:t xml:space="preserve">CDC result (all satellites)</w:t>
+              <w:t xml:space="preserve">CDC result (all satellites)  [M3]</w:t>
             </w:r>
           </w:p>
         </w:tc>
@@ -3318,6 +3318,12 @@
       </w:pPr>
       <w:r>
         <w:t xml:space="preserve">1. SETUP — CDC test set-up (run once)</w:t>
+      </w:r>
+      <w:r>
+        <w:t xml:space="preserve">  [M1]</w:t>
+      </w:r>
+      <w:r>
+        <w:t xml:space="preserve">  [M1]</w:t>
       </w:r>
     </w:p>
     <w:tbl>
@@ -3623,6 +3629,12 @@
       <w:r>
         <w:t xml:space="preserve">2. OPUS — CDC before / after test procedure</w:t>
       </w:r>
+      <w:r>
+        <w:t xml:space="preserve">  [M1]</w:t>
+      </w:r>
+      <w:r>
+        <w:t xml:space="preserve">  [M1]</w:t>
+      </w:r>
     </w:p>
     <w:tbl>
       <w:tblPr>
@@ -3939,6 +3951,12 @@
       <w:r>
         <w:t xml:space="preserve">3. OPUS — SAT_COMMON_ADDRESS</w:t>
       </w:r>
+      <w:r>
+        <w:t xml:space="preserve">  [M1]</w:t>
+      </w:r>
+      <w:r>
+        <w:t xml:space="preserve">  [M1]</w:t>
+      </w:r>
     </w:p>
     <w:tbl>
       <w:tblPr>
@@ -4253,6 +4271,12 @@
       <w:r>
         <w:t xml:space="preserve">4. OPUS — SAT_COMMON_CLASSIFICATION</w:t>
       </w:r>
+      <w:r>
+        <w:t xml:space="preserve">  [M1]</w:t>
+      </w:r>
+      <w:r>
+        <w:t xml:space="preserve">  [M1]</w:t>
+      </w:r>
     </w:p>
     <w:tbl>
       <w:tblPr>
@@ -4549,6 +4573,12 @@
       <w:r>
         <w:t xml:space="preserve">5. OPUS — SAT_COMMON_CONTACT</w:t>
       </w:r>
+      <w:r>
+        <w:t xml:space="preserve">  [M1]</w:t>
+      </w:r>
+      <w:r>
+        <w:t xml:space="preserve">  [M1]</w:t>
+      </w:r>
     </w:p>
     <w:tbl>
       <w:tblPr>
@@ -4831,6 +4861,12 @@
       <w:r>
         <w:t xml:space="preserve">6. OPUS — SAT_COVERAGE_CONDITIONS</w:t>
       </w:r>
+      <w:r>
+        <w:t xml:space="preserve">  [M1]</w:t>
+      </w:r>
+      <w:r>
+        <w:t xml:space="preserve">  [M1]</w:t>
+      </w:r>
     </w:p>
     <w:tbl>
       <w:tblPr>
@@ -5127,6 +5163,12 @@
       <w:r>
         <w:t xml:space="preserve">7. OPUS — SAT_COVERAGE_DEFINITION</w:t>
       </w:r>
+      <w:r>
+        <w:t xml:space="preserve">  [M1]</w:t>
+      </w:r>
+      <w:r>
+        <w:t xml:space="preserve">  [M1]</w:t>
+      </w:r>
     </w:p>
     <w:tbl>
       <w:tblPr>
@@ -5459,6 +5501,12 @@
       <w:r>
         <w:t xml:space="preserve">8. OPUS — SAT_COVERAGE_LIMITS</w:t>
       </w:r>
+      <w:r>
+        <w:t xml:space="preserve">  [M1]</w:t>
+      </w:r>
+      <w:r>
+        <w:t xml:space="preserve">  [M1]</w:t>
+      </w:r>
     </w:p>
     <w:tbl>
       <w:tblPr>
@@ -5773,6 +5821,12 @@
       <w:r>
         <w:t xml:space="preserve">9. OPUS — SAT_FINTXN_COMMISSION</w:t>
       </w:r>
+      <w:r>
+        <w:t xml:space="preserve">  [M1]</w:t>
+      </w:r>
+      <w:r>
+        <w:t xml:space="preserve">  [M1]</w:t>
+      </w:r>
     </w:p>
     <w:tbl>
       <w:tblPr>
@@ -6087,6 +6141,12 @@
       <w:r>
         <w:t xml:space="preserve">10. OPUS — SAT_FINTXN_HEADER</w:t>
       </w:r>
+      <w:r>
+        <w:t xml:space="preserve">  [M1]</w:t>
+      </w:r>
+      <w:r>
+        <w:t xml:space="preserve">  [M1]</w:t>
+      </w:r>
     </w:p>
     <w:tbl>
       <w:tblPr>
@@ -6383,6 +6443,12 @@
       <w:r>
         <w:t xml:space="preserve">11. OPUS — SAT_FINTXN_PREMIUM</w:t>
       </w:r>
+      <w:r>
+        <w:t xml:space="preserve">  [M1]</w:t>
+      </w:r>
+      <w:r>
+        <w:t xml:space="preserve">  [M1]</w:t>
+      </w:r>
     </w:p>
     <w:tbl>
       <w:tblPr>
@@ -6715,6 +6781,12 @@
       <w:r>
         <w:t xml:space="preserve">12. OPUS — SAT_FINTXN_TAX</w:t>
       </w:r>
+      <w:r>
+        <w:t xml:space="preserve">  [M1]</w:t>
+      </w:r>
+      <w:r>
+        <w:t xml:space="preserve">  [M1]</w:t>
+      </w:r>
     </w:p>
     <w:tbl>
       <w:tblPr>
@@ -6997,6 +7069,12 @@
       <w:r>
         <w:t xml:space="preserve">13. OPUS — SAT_FIN_CHARGE_RATE</w:t>
       </w:r>
+      <w:r>
+        <w:t xml:space="preserve">  [M1]</w:t>
+      </w:r>
+      <w:r>
+        <w:t xml:space="preserve">  [M1]</w:t>
+      </w:r>
     </w:p>
     <w:tbl>
       <w:tblPr>
@@ -7293,6 +7371,12 @@
       <w:r>
         <w:t xml:space="preserve">14. OPUS — SAT_FIN_RECEIPT</w:t>
       </w:r>
+      <w:r>
+        <w:t xml:space="preserve">  [M1]</w:t>
+      </w:r>
+      <w:r>
+        <w:t xml:space="preserve">  [M1]</w:t>
+      </w:r>
     </w:p>
     <w:tbl>
       <w:tblPr>
@@ -7607,6 +7691,12 @@
       <w:r>
         <w:t xml:space="preserve">15. OPUS — SAT_LNK_ROLE_NOMINEE_BENEFICIARY</w:t>
       </w:r>
+      <w:r>
+        <w:t xml:space="preserve">  [M1]</w:t>
+      </w:r>
+      <w:r>
+        <w:t xml:space="preserve">  [M1]</w:t>
+      </w:r>
     </w:p>
     <w:tbl>
       <w:tblPr>
@@ -7903,6 +7993,12 @@
       <w:r>
         <w:t xml:space="preserve">16. OPUS — SAT_ORG_UNIT_DEFINITION</w:t>
       </w:r>
+      <w:r>
+        <w:t xml:space="preserve">  [M1]</w:t>
+      </w:r>
+      <w:r>
+        <w:t xml:space="preserve">  [M1]</w:t>
+      </w:r>
     </w:p>
     <w:tbl>
       <w:tblPr>
@@ -8199,6 +8295,12 @@
       <w:r>
         <w:t xml:space="preserve">17. OPUS — SAT_PARTY_EMPLOYMENT</w:t>
       </w:r>
+      <w:r>
+        <w:t xml:space="preserve">  [M2]</w:t>
+      </w:r>
+      <w:r>
+        <w:t xml:space="preserve">  [M2]</w:t>
+      </w:r>
     </w:p>
     <w:tbl>
       <w:tblPr>
@@ -8513,6 +8615,12 @@
       <w:r>
         <w:t xml:space="preserve">18. OPUS — SAT_PARTY_HEALTH_PROFILE</w:t>
       </w:r>
+      <w:r>
+        <w:t xml:space="preserve">  [M2]</w:t>
+      </w:r>
+      <w:r>
+        <w:t xml:space="preserve">  [M2]</w:t>
+      </w:r>
     </w:p>
     <w:tbl>
       <w:tblPr>
@@ -8809,6 +8917,12 @@
       <w:r>
         <w:t xml:space="preserve">19. OPUS — SAT_PARTY_IDENTIFICATION</w:t>
       </w:r>
+      <w:r>
+        <w:t xml:space="preserve">  [M2]</w:t>
+      </w:r>
+      <w:r>
+        <w:t xml:space="preserve">  [M2]</w:t>
+      </w:r>
     </w:p>
     <w:tbl>
       <w:tblPr>
@@ -9091,6 +9205,12 @@
       <w:r>
         <w:t xml:space="preserve">20. OPUS — SAT_PARTY_IDENTITY</w:t>
       </w:r>
+      <w:r>
+        <w:t xml:space="preserve">  [M2]</w:t>
+      </w:r>
+      <w:r>
+        <w:t xml:space="preserve">  [M2]</w:t>
+      </w:r>
     </w:p>
     <w:tbl>
       <w:tblPr>
@@ -9423,6 +9543,12 @@
       <w:r>
         <w:t xml:space="preserve">21. OPUS — SAT_PARTY_INDIVIDUAL_DEMOGRAPHICS</w:t>
       </w:r>
+      <w:r>
+        <w:t xml:space="preserve">  [M2]</w:t>
+      </w:r>
+      <w:r>
+        <w:t xml:space="preserve">  [M2]</w:t>
+      </w:r>
     </w:p>
     <w:tbl>
       <w:tblPr>
@@ -9719,6 +9845,12 @@
       <w:r>
         <w:t xml:space="preserve">22. OPUS — SAT_POLICY_CLASSIFICATION</w:t>
       </w:r>
+      <w:r>
+        <w:t xml:space="preserve">  [M2]</w:t>
+      </w:r>
+      <w:r>
+        <w:t xml:space="preserve">  [M2]</w:t>
+      </w:r>
     </w:p>
     <w:tbl>
       <w:tblPr>
@@ -10001,6 +10133,12 @@
       <w:r>
         <w:t xml:space="preserve">23. OPUS — SAT_POLICY_HEADER</w:t>
       </w:r>
+      <w:r>
+        <w:t xml:space="preserve">  [M2]</w:t>
+      </w:r>
+      <w:r>
+        <w:t xml:space="preserve">  [M2]</w:t>
+      </w:r>
     </w:p>
     <w:tbl>
       <w:tblPr>
@@ -10351,6 +10489,12 @@
       <w:r>
         <w:t xml:space="preserve">24. OPUS — SAT_POLICY_TERMS</w:t>
       </w:r>
+      <w:r>
+        <w:t xml:space="preserve">  [M2]</w:t>
+      </w:r>
+      <w:r>
+        <w:t xml:space="preserve">  [M2]</w:t>
+      </w:r>
     </w:p>
     <w:tbl>
       <w:tblPr>
@@ -10647,6 +10791,12 @@
       <w:r>
         <w:t xml:space="preserve">25. OPUS — SAT_PRODUCT_DEFINITION</w:t>
       </w:r>
+      <w:r>
+        <w:t xml:space="preserve">  [M2]</w:t>
+      </w:r>
+      <w:r>
+        <w:t xml:space="preserve">  [M2]</w:t>
+      </w:r>
     </w:p>
     <w:tbl>
       <w:tblPr>
@@ -10979,6 +11129,12 @@
       <w:r>
         <w:t xml:space="preserve">26. OPUS — SAT_PRODUCT_RATING_FACTOR</w:t>
       </w:r>
+      <w:r>
+        <w:t xml:space="preserve">  [M2]</w:t>
+      </w:r>
+      <w:r>
+        <w:t xml:space="preserve">  [M2]</w:t>
+      </w:r>
     </w:p>
     <w:tbl>
       <w:tblPr>
@@ -11261,6 +11417,12 @@
       <w:r>
         <w:t xml:space="preserve">27. OPUS — SAT_PRODUCT_RATING_STRUCTURE</w:t>
       </w:r>
+      <w:r>
+        <w:t xml:space="preserve">  [M2]</w:t>
+      </w:r>
+      <w:r>
+        <w:t xml:space="preserve">  [M2]</w:t>
+      </w:r>
     </w:p>
     <w:tbl>
       <w:tblPr>
@@ -11557,6 +11719,12 @@
       <w:r>
         <w:t xml:space="preserve">28. OPUS — SAT_PRODUCT_TERMS</w:t>
       </w:r>
+      <w:r>
+        <w:t xml:space="preserve">  [M2]</w:t>
+      </w:r>
+      <w:r>
+        <w:t xml:space="preserve">  [M2]</w:t>
+      </w:r>
     </w:p>
     <w:tbl>
       <w:tblPr>
@@ -11871,6 +12039,12 @@
       <w:r>
         <w:t xml:space="preserve">29. OPUS — SAT_PROPOSAL_UNDERWRITING</w:t>
       </w:r>
+      <w:r>
+        <w:t xml:space="preserve">  [M2]</w:t>
+      </w:r>
+      <w:r>
+        <w:t xml:space="preserve">  [M2]</w:t>
+      </w:r>
     </w:p>
     <w:tbl>
       <w:tblPr>
@@ -12167,6 +12341,12 @@
       <w:r>
         <w:t xml:space="preserve">30. OPUS — SAT_QUOTE_HEADER</w:t>
       </w:r>
+      <w:r>
+        <w:t xml:space="preserve">  [M2]</w:t>
+      </w:r>
+      <w:r>
+        <w:t xml:space="preserve">  [M2]</w:t>
+      </w:r>
     </w:p>
     <w:tbl>
       <w:tblPr>
@@ -12463,6 +12643,12 @@
       <w:r>
         <w:t xml:space="preserve">31. OPUS — SAT_RISK_MOTOR_DRIVER</w:t>
       </w:r>
+      <w:r>
+        <w:t xml:space="preserve">  [M2]</w:t>
+      </w:r>
+      <w:r>
+        <w:t xml:space="preserve">  [M2]</w:t>
+      </w:r>
     </w:p>
     <w:tbl>
       <w:tblPr>
@@ -12759,6 +12945,12 @@
       <w:r>
         <w:t xml:space="preserve">32. OPUS — SAT_RISK_MOTOR_VEHICLE</w:t>
       </w:r>
+      <w:r>
+        <w:t xml:space="preserve">  [M2]</w:t>
+      </w:r>
+      <w:r>
+        <w:t xml:space="preserve">  [M2]</w:t>
+      </w:r>
     </w:p>
     <w:tbl>
       <w:tblPr>
@@ -13055,6 +13247,12 @@
       <w:r>
         <w:t xml:space="preserve">33. OPUS — SAT_RISK_OBJECT_CORE</w:t>
       </w:r>
+      <w:r>
+        <w:t xml:space="preserve">  [M3]</w:t>
+      </w:r>
+      <w:r>
+        <w:t xml:space="preserve">  [M3]</w:t>
+      </w:r>
     </w:p>
     <w:tbl>
       <w:tblPr>
@@ -13351,6 +13549,12 @@
       <w:r>
         <w:t xml:space="preserve">34. OPUS — SAT_RISK_PERSON_INSURED</w:t>
       </w:r>
+      <w:r>
+        <w:t xml:space="preserve">  [M3]</w:t>
+      </w:r>
+      <w:r>
+        <w:t xml:space="preserve">  [M3]</w:t>
+      </w:r>
     </w:p>
     <w:tbl>
       <w:tblPr>
@@ -13647,6 +13851,12 @@
       <w:r>
         <w:t xml:space="preserve">35. OPUS — SAT_RISK_PERSON_TRAVEL</w:t>
       </w:r>
+      <w:r>
+        <w:t xml:space="preserve">  [M3]</w:t>
+      </w:r>
+      <w:r>
+        <w:t xml:space="preserve">  [M3]</w:t>
+      </w:r>
     </w:p>
     <w:tbl>
       <w:tblPr>
@@ -13961,6 +14171,12 @@
       <w:r>
         <w:t xml:space="preserve">36. OPUS — SAT_AUG_COMMON_COMMUNICATION_PREFERENCE</w:t>
       </w:r>
+      <w:r>
+        <w:t xml:space="preserve">  [M3]</w:t>
+      </w:r>
+      <w:r>
+        <w:t xml:space="preserve">  [M3]</w:t>
+      </w:r>
     </w:p>
     <w:tbl>
       <w:tblPr>
@@ -14257,6 +14473,12 @@
       <w:r>
         <w:t xml:space="preserve">37. OPUS — SAT_AUG_COVERAGE_DEFINITION</w:t>
       </w:r>
+      <w:r>
+        <w:t xml:space="preserve">  [M3]</w:t>
+      </w:r>
+      <w:r>
+        <w:t xml:space="preserve">  [M3]</w:t>
+      </w:r>
     </w:p>
     <w:tbl>
       <w:tblPr>
@@ -14553,6 +14775,12 @@
       <w:r>
         <w:t xml:space="preserve">38. OPUS — SAT_AUG_COVERAGE_LIMITS</w:t>
       </w:r>
+      <w:r>
+        <w:t xml:space="preserve">  [M3]</w:t>
+      </w:r>
+      <w:r>
+        <w:t xml:space="preserve">  [M3]</w:t>
+      </w:r>
     </w:p>
     <w:tbl>
       <w:tblPr>
@@ -14849,6 +15077,12 @@
       <w:r>
         <w:t xml:space="preserve">39. OPUS — SAT_AUG_COVERAGE_RATING</w:t>
       </w:r>
+      <w:r>
+        <w:t xml:space="preserve">  [M3]</w:t>
+      </w:r>
+      <w:r>
+        <w:t xml:space="preserve">  [M3]</w:t>
+      </w:r>
     </w:p>
     <w:tbl>
       <w:tblPr>
@@ -15163,6 +15397,12 @@
       <w:r>
         <w:t xml:space="preserve">40. OPUS — SAT_AUG_FINTXN_PREMIUM</w:t>
       </w:r>
+      <w:r>
+        <w:t xml:space="preserve">  [M3]</w:t>
+      </w:r>
+      <w:r>
+        <w:t xml:space="preserve">  [M3]</w:t>
+      </w:r>
     </w:p>
     <w:tbl>
       <w:tblPr>
@@ -15477,6 +15717,12 @@
       <w:r>
         <w:t xml:space="preserve">41. OPUS — SAT_AUG_LNK_PARTY_ROLE_CORE</w:t>
       </w:r>
+      <w:r>
+        <w:t xml:space="preserve">  [M3]</w:t>
+      </w:r>
+      <w:r>
+        <w:t xml:space="preserve">  [M3]</w:t>
+      </w:r>
     </w:p>
     <w:tbl>
       <w:tblPr>
@@ -15773,6 +16019,12 @@
       <w:r>
         <w:t xml:space="preserve">42. OPUS — SAT_AUG_LNK_ROLE_CUSTOMER</w:t>
       </w:r>
+      <w:r>
+        <w:t xml:space="preserve">  [M3]</w:t>
+      </w:r>
+      <w:r>
+        <w:t xml:space="preserve">  [M3]</w:t>
+      </w:r>
     </w:p>
     <w:tbl>
       <w:tblPr>
@@ -16069,6 +16321,12 @@
       <w:r>
         <w:t xml:space="preserve">43. OPUS — SAT_AUG_PARTY_BANKING</w:t>
       </w:r>
+      <w:r>
+        <w:t xml:space="preserve">  [M3]</w:t>
+      </w:r>
+      <w:r>
+        <w:t xml:space="preserve">  [M3]</w:t>
+      </w:r>
     </w:p>
     <w:tbl>
       <w:tblPr>
@@ -16365,6 +16623,12 @@
       <w:r>
         <w:t xml:space="preserve">44. OPUS — SAT_AUG_PARTY_EMPLOYMENT</w:t>
       </w:r>
+      <w:r>
+        <w:t xml:space="preserve">  [M3]</w:t>
+      </w:r>
+      <w:r>
+        <w:t xml:space="preserve">  [M3]</w:t>
+      </w:r>
     </w:p>
     <w:tbl>
       <w:tblPr>
@@ -16661,6 +16925,12 @@
       <w:r>
         <w:t xml:space="preserve">45. OPUS — SAT_AUG_PRODUCT_TERMS</w:t>
       </w:r>
+      <w:r>
+        <w:t xml:space="preserve">  [M3]</w:t>
+      </w:r>
+      <w:r>
+        <w:t xml:space="preserve">  [M3]</w:t>
+      </w:r>
     </w:p>
     <w:tbl>
       <w:tblPr>
@@ -16993,6 +17263,12 @@
       <w:r>
         <w:t xml:space="preserve">46. OPUS — SAT_AUG_RISK_PERSON_INSURED</w:t>
       </w:r>
+      <w:r>
+        <w:t xml:space="preserve">  [M3]</w:t>
+      </w:r>
+      <w:r>
+        <w:t xml:space="preserve">  [M3]</w:t>
+      </w:r>
     </w:p>
     <w:tbl>
       <w:tblPr>
@@ -17289,6 +17565,12 @@
       <w:r>
         <w:t xml:space="preserve">47. OPUS — SAT_AUG_RISK_PERSON_TRAVEL</w:t>
       </w:r>
+      <w:r>
+        <w:t xml:space="preserve">  [M3]</w:t>
+      </w:r>
+      <w:r>
+        <w:t xml:space="preserve">  [M3]</w:t>
+      </w:r>
     </w:p>
     <w:tbl>
       <w:tblPr>
@@ -17584,6 +17866,12 @@
       </w:pPr>
       <w:r>
         <w:t xml:space="preserve">48. OPUS — CDC result (all satellites)</w:t>
+      </w:r>
+      <w:r>
+        <w:t xml:space="preserve">  [M3]</w:t>
+      </w:r>
+      <w:r>
+        <w:t xml:space="preserve">  [M3]</w:t>
       </w:r>
     </w:p>
     <w:tbl>
